--- a/BGIL_DBT/validation/travel/DM-R/DM-R1_OPUS.docx
+++ b/BGIL_DBT/validation/travel/DM-R/DM-R1_OPUS.docx
@@ -3178,6 +3178,9 @@
       <w:r>
         <w:t xml:space="preserve">1. OPUS — Summary: all OPUS satellites in one query</w:t>
       </w:r>
+      <w:r>
+        <w:t xml:space="preserve">  [M1]</w:t>
+      </w:r>
     </w:p>
     <w:tbl>
       <w:tblPr>
@@ -4006,6 +4009,9 @@
       <w:r>
         <w:t xml:space="preserve">2. OPUS — SAT_COMMON_ADDRESS</w:t>
       </w:r>
+      <w:r>
+        <w:t xml:space="preserve">  [M1]</w:t>
+      </w:r>
     </w:p>
     <w:tbl>
       <w:tblPr>
@@ -4320,6 +4326,9 @@
       <w:r>
         <w:t xml:space="preserve">3. OPUS — SAT_COMMON_CLASSIFICATION</w:t>
       </w:r>
+      <w:r>
+        <w:t xml:space="preserve">  [M1]</w:t>
+      </w:r>
     </w:p>
     <w:tbl>
       <w:tblPr>
@@ -4634,6 +4643,9 @@
       <w:r>
         <w:t xml:space="preserve">4. OPUS — SAT_COMMON_CONTACT</w:t>
       </w:r>
+      <w:r>
+        <w:t xml:space="preserve">  [M1]</w:t>
+      </w:r>
     </w:p>
     <w:tbl>
       <w:tblPr>
@@ -4948,6 +4960,9 @@
       <w:r>
         <w:t xml:space="preserve">5. OPUS — SAT_COVERAGE_CONDITIONS</w:t>
       </w:r>
+      <w:r>
+        <w:t xml:space="preserve">  [M1]</w:t>
+      </w:r>
     </w:p>
     <w:tbl>
       <w:tblPr>
@@ -5262,6 +5277,9 @@
       <w:r>
         <w:t xml:space="preserve">6. OPUS — SAT_COVERAGE_DEFINITION</w:t>
       </w:r>
+      <w:r>
+        <w:t xml:space="preserve">  [M1]</w:t>
+      </w:r>
     </w:p>
     <w:tbl>
       <w:tblPr>
@@ -5576,6 +5594,9 @@
       <w:r>
         <w:t xml:space="preserve">7. OPUS — SAT_COVERAGE_LIMITS</w:t>
       </w:r>
+      <w:r>
+        <w:t xml:space="preserve">  [M1]</w:t>
+      </w:r>
     </w:p>
     <w:tbl>
       <w:tblPr>
@@ -5890,6 +5911,9 @@
       <w:r>
         <w:t xml:space="preserve">8. OPUS — SAT_FINTXN_COMMISSION</w:t>
       </w:r>
+      <w:r>
+        <w:t xml:space="preserve">  [M1]</w:t>
+      </w:r>
     </w:p>
     <w:tbl>
       <w:tblPr>
@@ -6204,6 +6228,9 @@
       <w:r>
         <w:t xml:space="preserve">9. OPUS — SAT_FINTXN_HEADER</w:t>
       </w:r>
+      <w:r>
+        <w:t xml:space="preserve">  [M1]</w:t>
+      </w:r>
     </w:p>
     <w:tbl>
       <w:tblPr>
@@ -6518,6 +6545,9 @@
       <w:r>
         <w:t xml:space="preserve">10. OPUS — SAT_FINTXN_PREMIUM</w:t>
       </w:r>
+      <w:r>
+        <w:t xml:space="preserve">  [M1]</w:t>
+      </w:r>
     </w:p>
     <w:tbl>
       <w:tblPr>
@@ -6832,6 +6862,9 @@
       <w:r>
         <w:t xml:space="preserve">11. OPUS — SAT_FINTXN_TAX</w:t>
       </w:r>
+      <w:r>
+        <w:t xml:space="preserve">  [M1]</w:t>
+      </w:r>
     </w:p>
     <w:tbl>
       <w:tblPr>
@@ -7146,6 +7179,9 @@
       <w:r>
         <w:t xml:space="preserve">12. OPUS — SAT_FIN_CHARGE_RATE</w:t>
       </w:r>
+      <w:r>
+        <w:t xml:space="preserve">  [M1]</w:t>
+      </w:r>
     </w:p>
     <w:tbl>
       <w:tblPr>
@@ -7460,6 +7496,9 @@
       <w:r>
         <w:t xml:space="preserve">13. OPUS — SAT_FIN_RECEIPT</w:t>
       </w:r>
+      <w:r>
+        <w:t xml:space="preserve">  [M1]</w:t>
+      </w:r>
     </w:p>
     <w:tbl>
       <w:tblPr>
@@ -7774,6 +7813,9 @@
       <w:r>
         <w:t xml:space="preserve">14. OPUS — SAT_LNK_ROLE_NOMINEE_BENEFICIARY</w:t>
       </w:r>
+      <w:r>
+        <w:t xml:space="preserve">  [M1]</w:t>
+      </w:r>
     </w:p>
     <w:tbl>
       <w:tblPr>
@@ -8088,6 +8130,9 @@
       <w:r>
         <w:t xml:space="preserve">15. OPUS — SAT_ORG_UNIT_DEFINITION</w:t>
       </w:r>
+      <w:r>
+        <w:t xml:space="preserve">  [M1]</w:t>
+      </w:r>
     </w:p>
     <w:tbl>
       <w:tblPr>
@@ -8402,6 +8447,9 @@
       <w:r>
         <w:t xml:space="preserve">16. OPUS — SAT_PARTY_EMPLOYMENT</w:t>
       </w:r>
+      <w:r>
+        <w:t xml:space="preserve">  [M1]</w:t>
+      </w:r>
     </w:p>
     <w:tbl>
       <w:tblPr>
@@ -8716,6 +8764,9 @@
       <w:r>
         <w:t xml:space="preserve">17. OPUS — SAT_PARTY_HEALTH_PROFILE</w:t>
       </w:r>
+      <w:r>
+        <w:t xml:space="preserve">  [M2]</w:t>
+      </w:r>
     </w:p>
     <w:tbl>
       <w:tblPr>
@@ -9030,6 +9081,9 @@
       <w:r>
         <w:t xml:space="preserve">18. OPUS — SAT_PARTY_IDENTIFICATION</w:t>
       </w:r>
+      <w:r>
+        <w:t xml:space="preserve">  [M2]</w:t>
+      </w:r>
     </w:p>
     <w:tbl>
       <w:tblPr>
@@ -9344,6 +9398,9 @@
       <w:r>
         <w:t xml:space="preserve">19. OPUS — SAT_PARTY_IDENTITY</w:t>
       </w:r>
+      <w:r>
+        <w:t xml:space="preserve">  [M2]</w:t>
+      </w:r>
     </w:p>
     <w:tbl>
       <w:tblPr>
@@ -9658,6 +9715,9 @@
       <w:r>
         <w:t xml:space="preserve">20. OPUS — SAT_PARTY_INDIVIDUAL_DEMOGRAPHICS</w:t>
       </w:r>
+      <w:r>
+        <w:t xml:space="preserve">  [M2]</w:t>
+      </w:r>
     </w:p>
     <w:tbl>
       <w:tblPr>
@@ -9972,6 +10032,9 @@
       <w:r>
         <w:t xml:space="preserve">21. OPUS — SAT_POLICY_CLASSIFICATION</w:t>
       </w:r>
+      <w:r>
+        <w:t xml:space="preserve">  [M2]</w:t>
+      </w:r>
     </w:p>
     <w:tbl>
       <w:tblPr>
@@ -10286,6 +10349,9 @@
       <w:r>
         <w:t xml:space="preserve">22. OPUS — SAT_POLICY_HEADER</w:t>
       </w:r>
+      <w:r>
+        <w:t xml:space="preserve">  [M2]</w:t>
+      </w:r>
     </w:p>
     <w:tbl>
       <w:tblPr>
@@ -10600,6 +10666,9 @@
       <w:r>
         <w:t xml:space="preserve">23. OPUS — SAT_POLICY_TERMS</w:t>
       </w:r>
+      <w:r>
+        <w:t xml:space="preserve">  [M2]</w:t>
+      </w:r>
     </w:p>
     <w:tbl>
       <w:tblPr>
@@ -10914,6 +10983,9 @@
       <w:r>
         <w:t xml:space="preserve">24. OPUS — SAT_PRODUCT_DEFINITION</w:t>
       </w:r>
+      <w:r>
+        <w:t xml:space="preserve">  [M2]</w:t>
+      </w:r>
     </w:p>
     <w:tbl>
       <w:tblPr>
@@ -11228,6 +11300,9 @@
       <w:r>
         <w:t xml:space="preserve">25. OPUS — SAT_PRODUCT_RATING_FACTOR</w:t>
       </w:r>
+      <w:r>
+        <w:t xml:space="preserve">  [M2]</w:t>
+      </w:r>
     </w:p>
     <w:tbl>
       <w:tblPr>
@@ -11542,6 +11617,9 @@
       <w:r>
         <w:t xml:space="preserve">26. OPUS — SAT_PRODUCT_RATING_STRUCTURE</w:t>
       </w:r>
+      <w:r>
+        <w:t xml:space="preserve">  [M2]</w:t>
+      </w:r>
     </w:p>
     <w:tbl>
       <w:tblPr>
@@ -11856,6 +11934,9 @@
       <w:r>
         <w:t xml:space="preserve">27. OPUS — SAT_PRODUCT_TERMS</w:t>
       </w:r>
+      <w:r>
+        <w:t xml:space="preserve">  [M2]</w:t>
+      </w:r>
     </w:p>
     <w:tbl>
       <w:tblPr>
@@ -12170,6 +12251,9 @@
       <w:r>
         <w:t xml:space="preserve">28. OPUS — SAT_PROPOSAL_UNDERWRITING</w:t>
       </w:r>
+      <w:r>
+        <w:t xml:space="preserve">  [M2]</w:t>
+      </w:r>
     </w:p>
     <w:tbl>
       <w:tblPr>
@@ -12484,6 +12568,9 @@
       <w:r>
         <w:t xml:space="preserve">29. OPUS — SAT_QUOTE_HEADER</w:t>
       </w:r>
+      <w:r>
+        <w:t xml:space="preserve">  [M2]</w:t>
+      </w:r>
     </w:p>
     <w:tbl>
       <w:tblPr>
@@ -12798,6 +12885,9 @@
       <w:r>
         <w:t xml:space="preserve">30. OPUS — SAT_RISK_MOTOR_DRIVER</w:t>
       </w:r>
+      <w:r>
+        <w:t xml:space="preserve">  [M2]</w:t>
+      </w:r>
     </w:p>
     <w:tbl>
       <w:tblPr>
@@ -13112,6 +13202,9 @@
       <w:r>
         <w:t xml:space="preserve">31. OPUS — SAT_RISK_MOTOR_VEHICLE</w:t>
       </w:r>
+      <w:r>
+        <w:t xml:space="preserve">  [M2]</w:t>
+      </w:r>
     </w:p>
     <w:tbl>
       <w:tblPr>
@@ -13426,6 +13519,9 @@
       <w:r>
         <w:t xml:space="preserve">32. OPUS — SAT_RISK_OBJECT_CORE</w:t>
       </w:r>
+      <w:r>
+        <w:t xml:space="preserve">  [M3]</w:t>
+      </w:r>
     </w:p>
     <w:tbl>
       <w:tblPr>
@@ -13740,6 +13836,9 @@
       <w:r>
         <w:t xml:space="preserve">33. OPUS — SAT_RISK_PERSON_INSURED</w:t>
       </w:r>
+      <w:r>
+        <w:t xml:space="preserve">  [M3]</w:t>
+      </w:r>
     </w:p>
     <w:tbl>
       <w:tblPr>
@@ -14054,6 +14153,9 @@
       <w:r>
         <w:t xml:space="preserve">34. OPUS — SAT_RISK_PERSON_TRAVEL</w:t>
       </w:r>
+      <w:r>
+        <w:t xml:space="preserve">  [M3]</w:t>
+      </w:r>
     </w:p>
     <w:tbl>
       <w:tblPr>
@@ -14368,6 +14470,9 @@
       <w:r>
         <w:t xml:space="preserve">35. OPUS — SAT_AUG_COMMON_COMMUNICATION_PREFERENCE</w:t>
       </w:r>
+      <w:r>
+        <w:t xml:space="preserve">  [M3]</w:t>
+      </w:r>
     </w:p>
     <w:tbl>
       <w:tblPr>
@@ -14682,6 +14787,9 @@
       <w:r>
         <w:t xml:space="preserve">36. OPUS — SAT_AUG_COVERAGE_DEFINITION</w:t>
       </w:r>
+      <w:r>
+        <w:t xml:space="preserve">  [M3]</w:t>
+      </w:r>
     </w:p>
     <w:tbl>
       <w:tblPr>
@@ -14996,6 +15104,9 @@
       <w:r>
         <w:t xml:space="preserve">37. OPUS — SAT_AUG_COVERAGE_LIMITS</w:t>
       </w:r>
+      <w:r>
+        <w:t xml:space="preserve">  [M3]</w:t>
+      </w:r>
     </w:p>
     <w:tbl>
       <w:tblPr>
@@ -15310,6 +15421,9 @@
       <w:r>
         <w:t xml:space="preserve">38. OPUS — SAT_AUG_COVERAGE_RATING</w:t>
       </w:r>
+      <w:r>
+        <w:t xml:space="preserve">  [M3]</w:t>
+      </w:r>
     </w:p>
     <w:tbl>
       <w:tblPr>
@@ -15624,6 +15738,9 @@
       <w:r>
         <w:t xml:space="preserve">39. OPUS — SAT_AUG_FINTXN_PREMIUM</w:t>
       </w:r>
+      <w:r>
+        <w:t xml:space="preserve">  [M3]</w:t>
+      </w:r>
     </w:p>
     <w:tbl>
       <w:tblPr>
@@ -15938,6 +16055,9 @@
       <w:r>
         <w:t xml:space="preserve">40. OPUS — SAT_AUG_LNK_PARTY_ROLE_CORE</w:t>
       </w:r>
+      <w:r>
+        <w:t xml:space="preserve">  [M3]</w:t>
+      </w:r>
     </w:p>
     <w:tbl>
       <w:tblPr>
@@ -16252,6 +16372,9 @@
       <w:r>
         <w:t xml:space="preserve">41. OPUS — SAT_AUG_LNK_ROLE_CUSTOMER</w:t>
       </w:r>
+      <w:r>
+        <w:t xml:space="preserve">  [M3]</w:t>
+      </w:r>
     </w:p>
     <w:tbl>
       <w:tblPr>
@@ -16566,6 +16689,9 @@
       <w:r>
         <w:t xml:space="preserve">42. OPUS — SAT_AUG_PARTY_BANKING</w:t>
       </w:r>
+      <w:r>
+        <w:t xml:space="preserve">  [M3]</w:t>
+      </w:r>
     </w:p>
     <w:tbl>
       <w:tblPr>
@@ -16880,6 +17006,9 @@
       <w:r>
         <w:t xml:space="preserve">43. OPUS — SAT_AUG_PARTY_EMPLOYMENT</w:t>
       </w:r>
+      <w:r>
+        <w:t xml:space="preserve">  [M3]</w:t>
+      </w:r>
     </w:p>
     <w:tbl>
       <w:tblPr>
@@ -17194,6 +17323,9 @@
       <w:r>
         <w:t xml:space="preserve">44. OPUS — SAT_AUG_PRODUCT_TERMS</w:t>
       </w:r>
+      <w:r>
+        <w:t xml:space="preserve">  [M3]</w:t>
+      </w:r>
     </w:p>
     <w:tbl>
       <w:tblPr>
@@ -17508,6 +17640,9 @@
       <w:r>
         <w:t xml:space="preserve">45. OPUS — SAT_AUG_RISK_PERSON_INSURED</w:t>
       </w:r>
+      <w:r>
+        <w:t xml:space="preserve">  [M3]</w:t>
+      </w:r>
     </w:p>
     <w:tbl>
       <w:tblPr>
@@ -17821,6 +17956,9 @@
       </w:pPr>
       <w:r>
         <w:t xml:space="preserve">46. OPUS — SAT_AUG_RISK_PERSON_TRAVEL</w:t>
+      </w:r>
+      <w:r>
+        <w:t xml:space="preserve">  [M3]</w:t>
       </w:r>
     </w:p>
     <w:tbl>

--- a/BGIL_DBT/validation/travel/DM-R/DM-R1_OPUS.docx
+++ b/BGIL_DBT/validation/travel/DM-R/DM-R1_OPUS.docx
@@ -221,17 +221,17 @@
               <w:rPr>
                 <w:b/>
               </w:rPr>
-              <w:t xml:space="preserve">Maximus Travel V2 RAW</w:t>
-            </w:r>
-          </w:p>
-        </w:tc>
-        <w:tc>
-          <w:tcPr>
-            <w:tcW w:type="dxa" w:w="5640"/>
-          </w:tcPr>
-          <w:p>
-            <w:r>
-              <w:t xml:space="preserve">RAW.MAXIMUS_TRAVEL_V2</w:t>
+              <w:t xml:space="preserve">Maximus Travel RAW</w:t>
+            </w:r>
+          </w:p>
+        </w:tc>
+        <w:tc>
+          <w:tcPr>
+            <w:tcW w:type="dxa" w:w="5640"/>
+          </w:tcPr>
+          <w:p>
+            <w:r>
+              <w:t xml:space="preserve">RAW.MAXIMUS_TRAVEL</w:t>
             </w:r>
           </w:p>
         </w:tc>
@@ -3178,9 +3178,6 @@
       <w:r>
         <w:t xml:space="preserve">1. OPUS — Summary: all OPUS satellites in one query</w:t>
       </w:r>
-      <w:r>
-        <w:t xml:space="preserve">  [M1]</w:t>
-      </w:r>
     </w:p>
     <w:tbl>
       <w:tblPr>
@@ -4009,9 +4006,6 @@
       <w:r>
         <w:t xml:space="preserve">2. OPUS — SAT_COMMON_ADDRESS</w:t>
       </w:r>
-      <w:r>
-        <w:t xml:space="preserve">  [M1]</w:t>
-      </w:r>
     </w:p>
     <w:tbl>
       <w:tblPr>
@@ -4202,7 +4196,7 @@
         <w:t xml:space="preserve">Note: </w:t>
       </w:r>
       <w:r>
-        <w:t xml:space="preserve">Parent hub HUB_LOCATION (src_pk LOCATION_HKEY); checked across all rows of the parent (shared vault: the key may have been loaded by the other project). Satellite rows scoped to OPUS; one output row per RECORD_SOURCE. standard satellite, sat_multi_source; PK LOCATION_HKEY; 2 RECORD_SOURCE group(s): OPUS_BJAZ_TRV_LOADER_DATA_MV [5 col(s)], OPUS_BJAZ_TRV_LOADER_LOG_TABLE_MV [6 col(s)]. stg2_common_address_bjaz_trv_loader_data_mv: column(s) COUNTRY_NAME could not be traced to RAW on at least one arm -- excluded (first-cut: walk columns from resolved_mtv2__ views or joined-in stitch columns are not yet inlined into the sampled queries).</w:t>
+        <w:t xml:space="preserve">Parent hub HUB_LOCATION (src_pk LOCATION_HKEY); checked across all rows of the parent (shared vault: the key may have been loaded by the other project). Satellite rows scoped to OPUS; one output row per RECORD_SOURCE. standard satellite, sat_multi_source; PK LOCATION_HKEY; 2 RECORD_SOURCE group(s): OPUS_BJAZ_TRV_LOADER_DATA_MV [5 col(s)], OPUS_BJAZ_TRV_LOADER_LOG_TABLE_MV [6 col(s)]. stg2_common_address_bjaz_trv_loader_data_mv: column(s) COUNTRY_NAME could not be traced to RAW on at least one arm -- excluded (first-cut: walk columns from resolved_mt__ views or joined-in stitch columns are not yet inlined into the sampled queries).</w:t>
       </w:r>
     </w:p>
     <w:p>
@@ -4325,9 +4319,6 @@
       </w:pPr>
       <w:r>
         <w:t xml:space="preserve">3. OPUS — SAT_COMMON_CLASSIFICATION</w:t>
-      </w:r>
-      <w:r>
-        <w:t xml:space="preserve">  [M1]</w:t>
       </w:r>
     </w:p>
     <w:tbl>
@@ -4643,9 +4634,6 @@
       <w:r>
         <w:t xml:space="preserve">4. OPUS — SAT_COMMON_CONTACT</w:t>
       </w:r>
-      <w:r>
-        <w:t xml:space="preserve">  [M1]</w:t>
-      </w:r>
     </w:p>
     <w:tbl>
       <w:tblPr>
@@ -4836,7 +4824,7 @@
         <w:t xml:space="preserve">Note: </w:t>
       </w:r>
       <w:r>
-        <w:t xml:space="preserve">Parent hub HUB_PARTY (src_pk PARTY_HKEY); checked across all rows of the parent (shared vault: the key may have been loaded by the other project). Satellite rows scoped to OPUS; one output row per RECORD_SOURCE. standard satellite, ma_sat_multi_source; PK PARTY_HKEY, child key CONTACT_POINT_TYPE, CONTACT_PRIORITY_ORDER; 2 RECORD_SOURCE group(s): OPUS_BJAZ_TRV_LOADER_DATA_MV [4 col(s)], OPUS_BJAZ_TRV_LOADER_LOG_TABLE_MV [4 col(s)]. Multi-active: compared per (key, child key); latest = max LOAD_DATETIME per member. stg2_common_contact_bjaz_trv_loader_data_mv_0: column(s) FAX_NUMBER, LANDLINE_NUMBER, MOBILE_NUMBER could not be traced to RAW on at least one arm -- excluded (first-cut: walk columns from resolved_mtv2__ views or joined-in stitch columns are not yet inlined into the sampled queries). stg2_common_contact_bjaz_trv_loader_data_mv_1: column(s) FAX_NUMBER, LANDLINE_NUMBER, MOBILE_NUMBER could not be traced to RAW on at least one arm -- excluded (first-cut: walk columns from resolved_mtv2__ views or joined-in stitch columns are not yet inlined into the sampled queries). stg2_common_contact_bjaz_trv_loader_data_mv_2: column(s) LANDLINE_NUMBER, MOBILE_NUMBER could not be traced to RAW on at least one arm -- excluded (first-cut: walk columns from resolved_mtv2__ views or joined-in stitch columns are not yet inlined into the sampled queries). stg2_common_contact_bjaz_trv_loader_data_mv_3: column(s) LANDLINE_NUMBER could not be traced to RAW on at least one arm -- excluded (first-cut: walk columns from resolved_mtv2__ views or joined-in stitch columns are not yet inlined into the sampled queries). stg2_common_contact_bjaz_trv_loader_log_table_mv_5: column(s) FAX_NUMBER, LANDLINE_NUMBER, MOBILE_NUMBER could not be traced to RAW on at least one arm -- excluded (first-cut: walk columns from resolved_mtv2__ views or joined-in stitch columns are not yet inlined into the sampled queries). stg2_common_contact_bjaz_trv_loader_log_table_mv_6: column(s) LANDLINE_NUMBER, MOBILE_NUMBER could not be traced to RAW on at least one arm -- excluded (first-cut: walk columns from resolved_mtv2__ views or joined-in stitch columns are not yet inlined into the sampled queries). stg2_common_contact_bjaz_trv_loader_log_table_mv_7: column(s) LANDLINE_NUMBER could not be traced to RAW on at least one arm -- excluded (first-cut: walk columns from resolved_mtv2__ views or joined-in stitch columns are not yet inlined into the sampled queries).</w:t>
+        <w:t xml:space="preserve">Parent hub HUB_PARTY (src_pk PARTY_HKEY); checked across all rows of the parent (shared vault: the key may have been loaded by the other project). Satellite rows scoped to OPUS; one output row per RECORD_SOURCE. standard satellite, ma_sat_multi_source; PK PARTY_HKEY, child key CONTACT_POINT_TYPE, CONTACT_PRIORITY_ORDER; 2 RECORD_SOURCE group(s): OPUS_BJAZ_TRV_LOADER_DATA_MV [4 col(s)], OPUS_BJAZ_TRV_LOADER_LOG_TABLE_MV [4 col(s)]. Multi-active: compared per (key, child key); latest = max LOAD_DATETIME per member. stg2_common_contact_bjaz_trv_loader_data_mv_0: column(s) FAX_NUMBER, LANDLINE_NUMBER, MOBILE_NUMBER could not be traced to RAW on at least one arm -- excluded (first-cut: walk columns from resolved_mt__ views or joined-in stitch columns are not yet inlined into the sampled queries). stg2_common_contact_bjaz_trv_loader_data_mv_1: column(s) FAX_NUMBER, LANDLINE_NUMBER, MOBILE_NUMBER could not be traced to RAW on at least one arm -- excluded (first-cut: walk columns from resolved_mt__ views or joined-in stitch columns are not yet inlined into the sampled queries). stg2_common_contact_bjaz_trv_loader_data_mv_2: column(s) LANDLINE_NUMBER, MOBILE_NUMBER could not be traced to RAW on at least one arm -- excluded (first-cut: walk columns from resolved_mt__ views or joined-in stitch columns are not yet inlined into the sampled queries). stg2_common_contact_bjaz_trv_loader_data_mv_3: column(s) LANDLINE_NUMBER could not be traced to RAW on at least one arm -- excluded (first-cut: walk columns from resolved_mt__ views or joined-in stitch columns are not yet inlined into the sampled queries). stg2_common_contact_bjaz_trv_loader_log_table_mv_5: column(s) FAX_NUMBER, LANDLINE_NUMBER, MOBILE_NUMBER could not be traced to RAW on at least one arm -- excluded (first-cut: walk columns from resolved_mt__ views or joined-in stitch columns are not yet inlined into the sampled queries). stg2_common_contact_bjaz_trv_loader_log_table_mv_6: column(s) LANDLINE_NUMBER, MOBILE_NUMBER could not be traced to RAW on at least one arm -- excluded (first-cut: walk columns from resolved_mt__ views or joined-in stitch columns are not yet inlined into the sampled queries). stg2_common_contact_bjaz_trv_loader_log_table_mv_7: column(s) LANDLINE_NUMBER could not be traced to RAW on at least one arm -- excluded (first-cut: walk columns from resolved_mt__ views or joined-in stitch columns are not yet inlined into the sampled queries).</w:t>
       </w:r>
     </w:p>
     <w:p>
@@ -4959,9 +4947,6 @@
       </w:pPr>
       <w:r>
         <w:t xml:space="preserve">5. OPUS — SAT_COVERAGE_CONDITIONS</w:t>
-      </w:r>
-      <w:r>
-        <w:t xml:space="preserve">  [M1]</w:t>
       </w:r>
     </w:p>
     <w:tbl>
@@ -5277,9 +5262,6 @@
       <w:r>
         <w:t xml:space="preserve">6. OPUS — SAT_COVERAGE_DEFINITION</w:t>
       </w:r>
-      <w:r>
-        <w:t xml:space="preserve">  [M1]</w:t>
-      </w:r>
     </w:p>
     <w:tbl>
       <w:tblPr>
@@ -5470,7 +5452,7 @@
         <w:t xml:space="preserve">Note: </w:t>
       </w:r>
       <w:r>
-        <w:t xml:space="preserve">Parent hub HUB_COVERAGE (src_pk COVERAGE_HKEY); checked across all rows of the parent (shared vault: the key may have been loaded by the other project). Satellite rows scoped to OPUS; one output row per RECORD_SOURCE. standard satellite, sat_multi_source; PK COVERAGE_HKEY; 3 RECORD_SOURCE group(s): OPUS_BJAZ_TRV_PLAN_MV [2 col(s)], OPUS_BJAZ_TRV_RIDER_DTLS_MV [1 col(s)], OPUS_BJAZ_TRV_LOADER_DATA_MV [1 col(s)]. stg2_coverage_definition_bjaz_trv_plan_mv: column(s) COVERAGE_NAME, FREE_COVER_LIMIT could not be traced to RAW on at least one arm -- excluded (first-cut: walk columns from resolved_mtv2__ views or joined-in stitch columns are not yet inlined into the sampled queries). stg2_coverage_definition_bjaz_trv_rider_dtls_mv: column(s) COVERAGE_DESCRIPTION, FREE_COVER_LIMIT, PERIL_COVERED could not be traced to RAW on at least one arm -- excluded (first-cut: walk columns from resolved_mtv2__ views or joined-in stitch columns are not yet inlined into the sampled queries). stg2_coverage_definition_bjaz_trv_loader_data_mv_acchospexp: column(s) COVERAGE_DESCRIPTION, COVERAGE_NAME, PERIL_COVERED could not be traced to RAW on at least one arm -- excluded (first-cut: walk columns from resolved_mtv2__ views or joined-in stitch columns are not yet inlined into the sampled queries). stg2_coverage_definition_bjaz_trv_loader_data_mv_adventuresportbenefit: column(s) COVERAGE_DESCRIPTION, COVERAGE_NAME, PERIL_COVERED could not be traced to RAW on at least one arm -- excluded (first-cut: walk columns from resolved_mtv2__ views or joined-in stitch columns are not yet inlined into the sampled queries). stg2_coverage_definition_bjaz_trv_loader_data_mv_bouncedhotel: column(s) COVERAGE_DESCRIPTION, COVERAGE_NAME, PERIL_COVERED could not be traced to RAW on at least one arm -- excluded (first-cut: walk columns from resolved_mtv2__ views or joined-in stitch columns are not yet inlined into the sampled queries). stg2_coverage_definition_bjaz_trv_loader_data_mv_compvisitfamilymember: column(s) COVERAGE_DESCRIPTION, COVERAGE_NAME, PERIL_COVERED could not be traced to RAW on at least one arm -- excluded (first-cut: walk columns from resolved_mtv2__ views or joined-in stitch columns are not yet inlined into the sampled queries). stg2_coverage_definition_bjaz_trv_loader_data_mv_delayofcheckedbaggage: column(s) COVERAGE_DESCRIPTION, COVERAGE_NAME, PERIL_COVERED could not be traced to RAW on at least one arm -- excluded (first-cut: walk columns from resolved_mtv2__ views or joined-in stitch columns are not yet inlined into the sampled queries). stg2_coverage_definition_bjaz_trv_loader_data_mv_emergencyhotelextension: column(s) COVERAGE_DESCRIPTION, COVERAGE_NAME, PERIL_COVERED could not be traced to RAW on at least one arm -- excluded (first-cut: walk columns from resolved_mtv2__ views or joined-in stitch columns are not yet inlined into the sampled queries). stg2_coverage_definition_bjaz_trv_loader_data_mv_emermedicalevac: column(s) COVERAGE_DESCRIPTION, COVERAGE_NAME, PERIL_COVERED could not be traced to RAW on at least one arm -- excluded (first-cut: walk columns from resolved_mtv2__ views or joined-in stitch columns are not yet inlined into the sampled queries). stg2_coverage_definition_bjaz_trv_loader_data_mv_homeburglaryinsurance: column(s) COVERAGE_DESCRIPTION, COVERAGE_NAME, PERIL_COVERED could not be traced to RAW on at least one arm -- excluded (first-cut: walk columns from resolved_mtv2__ views or joined-in stitch columns are not yet inlined into the sampled queries). stg2_coverage_definition_bjaz_trv_loader_data_mv_hospdailyallow: column(s) COVERAGE_DESCRIPTION, COVERAGE_NAME, PERIL_COVERED could not be traced to RAW on at least one arm -- excluded (first-cut: walk columns from resolved_mtv2__ views or joined-in stitch columns are not yet inlined into the sampled queries). stg2_coverage_definition_bjaz_trv_loader_data_mv_lossofbaggage: column(s) COVERAGE_DESCRIPTION, COVERAGE_NAME, PERIL_COVERED could not be traced to RAW on at least one arm -- excluded (first-cut: walk columns from resolved_mtv2__ views or joined-in stitch columns are not yet inlined into the sampled queries). stg2_coverage_definition_bjaz_trv_loader_data_mv_lossofcheckedbaggage: column(s) COVERAGE_DESCRIPTION, COVERAGE_NAME, PERIL_COVERED could not be traced to RAW on at least one arm -- excluded (first-cut: walk columns from resolved_mtv2__ views or joined-in stitch columns are not yet inlined into the sampled queries). stg2_coverage_definition_bjaz_trv_loader_data_mv_missedconnection: column(s) COVERAGE_DESCRIPTION, COVERAGE_NAME, PERIL_COVERED could not be traced to RAW on at least one arm -- excluded (first-cut: walk columns from resolved_mtv2__ views or joined-in stitch columns are not yet inlined into the sampled queries). stg2_coverage_definition_bjaz_trv_loader_data_mv_personalliability: column(s) COVERAGE_DESCRIPTION, COVERAGE_NAME, PERIL_COVERED could not be traced to RAW on at least one arm -- excluded (first-cut: walk columns from resolved_mtv2__ views or joined-in stitch columns are not yet inlined into the sampled queries). stg2_coverage_definition_bjaz_trv_loader_data_mv_repatonofremains: column(s) COVERAGE_DESCRIPTION, COVERAGE_NAME, PERIL_COVERED could not be traced to RAW on at least one arm -- excluded (first-cut: walk columns from resolved_mtv2__ views or joined-in stitch columns are not yet inlined into the sampled queries). stg2_coverage_definition_bjaz_trv_loader_data_mv_tripcancellation: column(s) COVERAGE_DESCRIPTION, COVERAGE_NAME, PERIL_COVERED could not be traced to RAW on at least one arm -- excluded (first-cut: walk columns from resolved_mtv2__ views or joined-in stitch columns are not yet inlined into the sampled queries). stg2_coverage_definition_bjaz_trv_loader_data_mv_tripcurtailment: column(s) COVERAGE_DESCRIPTION, COVERAGE_NAME, PERIL_COVERED could not be traced to RAW on at least one arm -- excluded (first-cut: walk columns from resolved_mtv2__ views or joined-in stitch columns are not yet inlined into the sampled queries). stg2_coverage_definition_bjaz_trv_loader_data_mv_tripdelaybyscheduledaircraft: column(s) COVERAGE_DESCRIPTION, COVERAGE_NAME, PERIL_COVERED could not be traced to RAW on at least one arm -- excluded (first-cut: walk columns from resolved_mtv2__ views or joined-in stitch columns are not yet inlined into the sampled queries).</w:t>
+        <w:t xml:space="preserve">Parent hub HUB_COVERAGE (src_pk COVERAGE_HKEY); checked across all rows of the parent (shared vault: the key may have been loaded by the other project). Satellite rows scoped to OPUS; one output row per RECORD_SOURCE. standard satellite, sat_multi_source; PK COVERAGE_HKEY; 3 RECORD_SOURCE group(s): OPUS_BJAZ_TRV_PLAN_MV [2 col(s)], OPUS_BJAZ_TRV_RIDER_DTLS_MV [1 col(s)], OPUS_BJAZ_TRV_LOADER_DATA_MV [1 col(s)]. stg2_coverage_definition_bjaz_trv_plan_mv: column(s) COVERAGE_NAME, FREE_COVER_LIMIT could not be traced to RAW on at least one arm -- excluded (first-cut: walk columns from resolved_mt__ views or joined-in stitch columns are not yet inlined into the sampled queries). stg2_coverage_definition_bjaz_trv_rider_dtls_mv: column(s) COVERAGE_DESCRIPTION, FREE_COVER_LIMIT, PERIL_COVERED could not be traced to RAW on at least one arm -- excluded (first-cut: walk columns from resolved_mt__ views or joined-in stitch columns are not yet inlined into the sampled queries). stg2_coverage_definition_bjaz_trv_loader_data_mv_acchospexp: column(s) COVERAGE_DESCRIPTION, COVERAGE_NAME, PERIL_COVERED could not be traced to RAW on at least one arm -- excluded (first-cut: walk columns from resolved_mt__ views or joined-in stitch columns are not yet inlined into the sampled queries). stg2_coverage_definition_bjaz_trv_loader_data_mv_adventuresportbenefit: column(s) COVERAGE_DESCRIPTION, COVERAGE_NAME, PERIL_COVERED could not be traced to RAW on at least one arm -- excluded (first-cut: walk columns from resolved_mt__ views or joined-in stitch columns are not yet inlined into the sampled queries). stg2_coverage_definition_bjaz_trv_loader_data_mv_bouncedhotel: column(s) COVERAGE_DESCRIPTION, COVERAGE_NAME, PERIL_COVERED could not be traced to RAW on at least one arm -- excluded (first-cut: walk columns from resolved_mt__ views or joined-in stitch columns are not yet inlined into the sampled queries). stg2_coverage_definition_bjaz_trv_loader_data_mv_compvisitfamilymember: column(s) COVERAGE_DESCRIPTION, COVERAGE_NAME, PERIL_COVERED could not be traced to RAW on at least one arm -- excluded (first-cut: walk columns from resolved_mt__ views or joined-in stitch columns are not yet inlined into the sampled queries). stg2_coverage_definition_bjaz_trv_loader_data_mv_delayofcheckedbaggage: column(s) COVERAGE_DESCRIPTION, COVERAGE_NAME, PERIL_COVERED could not be traced to RAW on at least one arm -- excluded (first-cut: walk columns from resolved_mt__ views or joined-in stitch columns are not yet inlined into the sampled queries). stg2_coverage_definition_bjaz_trv_loader_data_mv_emergencyhotelextension: column(s) COVERAGE_DESCRIPTION, COVERAGE_NAME, PERIL_COVERED could not be traced to RAW on at least one arm -- excluded (first-cut: walk columns from resolved_mt__ views or joined-in stitch columns are not yet inlined into the sampled queries). stg2_coverage_definition_bjaz_trv_loader_data_mv_emermedicalevac: column(s) COVERAGE_DESCRIPTION, COVERAGE_NAME, PERIL_COVERED could not be traced to RAW on at least one arm -- excluded (first-cut: walk columns from resolved_mt__ views or joined-in stitch columns are not yet inlined into the sampled queries). stg2_coverage_definition_bjaz_trv_loader_data_mv_homeburglaryinsurance: column(s) COVERAGE_DESCRIPTION, COVERAGE_NAME, PERIL_COVERED could not be traced to RAW on at least one arm -- excluded (first-cut: walk columns from resolved_mt__ views or joined-in stitch columns are not yet inlined into the sampled queries). stg2_coverage_definition_bjaz_trv_loader_data_mv_hospdailyallow: column(s) COVERAGE_DESCRIPTION, COVERAGE_NAME, PERIL_COVERED could not be traced to RAW on at least one arm -- excluded (first-cut: walk columns from resolved_mt__ views or joined-in stitch columns are not yet inlined into the sampled queries). stg2_coverage_definition_bjaz_trv_loader_data_mv_lossofbaggage: column(s) COVERAGE_DESCRIPTION, COVERAGE_NAME, PERIL_COVERED could not be traced to RAW on at least one arm -- excluded (first-cut: walk columns from resolved_mt__ views or joined-in stitch columns are not yet inlined into the sampled queries). stg2_coverage_definition_bjaz_trv_loader_data_mv_lossofcheckedbaggage: column(s) COVERAGE_DESCRIPTION, COVERAGE_NAME, PERIL_COVERED could not be traced to RAW on at least one arm -- excluded (first-cut: walk columns from resolved_mt__ views or joined-in stitch columns are not yet inlined into the sampled queries). stg2_coverage_definition_bjaz_trv_loader_data_mv_missedconnection: column(s) COVERAGE_DESCRIPTION, COVERAGE_NAME, PERIL_COVERED could not be traced to RAW on at least one arm -- excluded (first-cut: walk columns from resolved_mt__ views or joined-in stitch columns are not yet inlined into the sampled queries). stg2_coverage_definition_bjaz_trv_loader_data_mv_personalliability: column(s) COVERAGE_DESCRIPTION, COVERAGE_NAME, PERIL_COVERED could not be traced to RAW on at least one arm -- excluded (first-cut: walk columns from resolved_mt__ views or joined-in stitch columns are not yet inlined into the sampled queries). stg2_coverage_definition_bjaz_trv_loader_data_mv_repatonofremains: column(s) COVERAGE_DESCRIPTION, COVERAGE_NAME, PERIL_COVERED could not be traced to RAW on at least one arm -- excluded (first-cut: walk columns from resolved_mt__ views or joined-in stitch columns are not yet inlined into the sampled queries). stg2_coverage_definition_bjaz_trv_loader_data_mv_tripcancellation: column(s) COVERAGE_DESCRIPTION, COVERAGE_NAME, PERIL_COVERED could not be traced to RAW on at least one arm -- excluded (first-cut: walk columns from resolved_mt__ views or joined-in stitch columns are not yet inlined into the sampled queries). stg2_coverage_definition_bjaz_trv_loader_data_mv_tripcurtailment: column(s) COVERAGE_DESCRIPTION, COVERAGE_NAME, PERIL_COVERED could not be traced to RAW on at least one arm -- excluded (first-cut: walk columns from resolved_mt__ views or joined-in stitch columns are not yet inlined into the sampled queries). stg2_coverage_definition_bjaz_trv_loader_data_mv_tripdelaybyscheduledaircraft: column(s) COVERAGE_DESCRIPTION, COVERAGE_NAME, PERIL_COVERED could not be traced to RAW on at least one arm -- excluded (first-cut: walk columns from resolved_mt__ views or joined-in stitch columns are not yet inlined into the sampled queries).</w:t>
       </w:r>
     </w:p>
     <w:p>
@@ -5594,9 +5576,6 @@
       <w:r>
         <w:t xml:space="preserve">7. OPUS — SAT_COVERAGE_LIMITS</w:t>
       </w:r>
-      <w:r>
-        <w:t xml:space="preserve">  [M1]</w:t>
-      </w:r>
     </w:p>
     <w:tbl>
       <w:tblPr>
@@ -5787,7 +5766,7 @@
         <w:t xml:space="preserve">Note: </w:t>
       </w:r>
       <w:r>
-        <w:t xml:space="preserve">Parent hub HUB_COVERAGE (src_pk COVERAGE_HKEY); checked across all rows of the parent (shared vault: the key may have been loaded by the other project). Satellite rows scoped to OPUS; one output row per RECORD_SOURCE. standard satellite, sat_multi_source; PK COVERAGE_HKEY; 3 RECORD_SOURCE group(s): OPUS_BJAZ_TRV_PLAN_MV [2 col(s)], OPUS_BJAZ_TRV_RIDER_DTLS_MV [1 col(s)], OPUS_BJAZ_TRV_RIDER_RATE_MAST_MV [1 col(s)]. stg2_coverage_limits_bjaz_trv_rider_dtls_mv: column(s) DEDUCTIBLE_AMOUNT could not be traced to RAW on at least one arm -- excluded (first-cut: walk columns from resolved_mtv2__ views or joined-in stitch columns are not yet inlined into the sampled queries). stg2_coverage_limits_bjaz_trv_rider_rate_mast_mv: column(s) DEDUCTIBLE_AMOUNT could not be traced to RAW on at least one arm -- excluded (first-cut: walk columns from resolved_mtv2__ views or joined-in stitch columns are not yet inlined into the sampled queries).</w:t>
+        <w:t xml:space="preserve">Parent hub HUB_COVERAGE (src_pk COVERAGE_HKEY); checked across all rows of the parent (shared vault: the key may have been loaded by the other project). Satellite rows scoped to OPUS; one output row per RECORD_SOURCE. standard satellite, sat_multi_source; PK COVERAGE_HKEY; 3 RECORD_SOURCE group(s): OPUS_BJAZ_TRV_PLAN_MV [2 col(s)], OPUS_BJAZ_TRV_RIDER_DTLS_MV [1 col(s)], OPUS_BJAZ_TRV_RIDER_RATE_MAST_MV [1 col(s)]. stg2_coverage_limits_bjaz_trv_rider_dtls_mv: column(s) DEDUCTIBLE_AMOUNT could not be traced to RAW on at least one arm -- excluded (first-cut: walk columns from resolved_mt__ views or joined-in stitch columns are not yet inlined into the sampled queries). stg2_coverage_limits_bjaz_trv_rider_rate_mast_mv: column(s) DEDUCTIBLE_AMOUNT could not be traced to RAW on at least one arm -- excluded (first-cut: walk columns from resolved_mt__ views or joined-in stitch columns are not yet inlined into the sampled queries).</w:t>
       </w:r>
     </w:p>
     <w:p>
@@ -5911,9 +5890,6 @@
       <w:r>
         <w:t xml:space="preserve">8. OPUS — SAT_FINTXN_COMMISSION</w:t>
       </w:r>
-      <w:r>
-        <w:t xml:space="preserve">  [M1]</w:t>
-      </w:r>
     </w:p>
     <w:tbl>
       <w:tblPr>
@@ -6104,7 +6080,7 @@
         <w:t xml:space="preserve">Note: </w:t>
       </w:r>
       <w:r>
-        <w:t xml:space="preserve">Parent hub HUB_FINANCIAL_TRANSACTION (src_pk FINANCIAL_TRANSACTION_HKEY); checked across all rows of the parent (shared vault: the key may have been loaded by the other project). Satellite rows scoped to OPUS; one output row per RECORD_SOURCE. standard satellite, ma_sat_multi_source; PK FINANCIAL_TRANSACTION_HKEY, child key COMMISSION_TYPE_CK; 2 RECORD_SOURCE group(s): OPUS_BA_TRV_DATA_POLICY_DTLS_MV [2 col(s)], OPUS_BJAZ_TRV_LOADER_DATA_MV [1 col(s)]. Multi-active: compared per (key, child key); latest = max LOAD_DATETIME per member. stg2_fintxn_commission_bjaz_trv_loader_data_mv: column(s) COMMISSION_AMOUNT could not be traced to RAW on at least one arm -- excluded (first-cut: walk columns from resolved_mtv2__ views or joined-in stitch columns are not yet inlined into the sampled queries).</w:t>
+        <w:t xml:space="preserve">Parent hub HUB_FINANCIAL_TRANSACTION (src_pk FINANCIAL_TRANSACTION_HKEY); checked across all rows of the parent (shared vault: the key may have been loaded by the other project). Satellite rows scoped to OPUS; one output row per RECORD_SOURCE. standard satellite, ma_sat_multi_source; PK FINANCIAL_TRANSACTION_HKEY, child key COMMISSION_TYPE_CK; 2 RECORD_SOURCE group(s): OPUS_BA_TRV_DATA_POLICY_DTLS_MV [2 col(s)], OPUS_BJAZ_TRV_LOADER_DATA_MV [1 col(s)]. Multi-active: compared per (key, child key); latest = max LOAD_DATETIME per member. stg2_fintxn_commission_bjaz_trv_loader_data_mv: column(s) COMMISSION_AMOUNT could not be traced to RAW on at least one arm -- excluded (first-cut: walk columns from resolved_mt__ views or joined-in stitch columns are not yet inlined into the sampled queries).</w:t>
       </w:r>
     </w:p>
     <w:p>
@@ -6227,9 +6203,6 @@
       </w:pPr>
       <w:r>
         <w:t xml:space="preserve">9. OPUS — SAT_FINTXN_HEADER</w:t>
-      </w:r>
-      <w:r>
-        <w:t xml:space="preserve">  [M1]</w:t>
       </w:r>
     </w:p>
     <w:tbl>
@@ -6545,9 +6518,6 @@
       <w:r>
         <w:t xml:space="preserve">10. OPUS — SAT_FINTXN_PREMIUM</w:t>
       </w:r>
-      <w:r>
-        <w:t xml:space="preserve">  [M1]</w:t>
-      </w:r>
     </w:p>
     <w:tbl>
       <w:tblPr>
@@ -6738,7 +6708,7 @@
         <w:t xml:space="preserve">Note: </w:t>
       </w:r>
       <w:r>
-        <w:t xml:space="preserve">Parent hub HUB_FINANCIAL_TRANSACTION (src_pk FINANCIAL_TRANSACTION_HKEY); checked across all rows of the parent (shared vault: the key may have been loaded by the other project). Satellite rows scoped to OPUS; one output row per RECORD_SOURCE. standard satellite, sat_multi_source; PK FINANCIAL_TRANSACTION_HKEY; 3 RECORD_SOURCE group(s): OPUS_BA_TRV_DATA_POLICY_DTLS_MV [6 col(s)], OPUS_BJAZ_TRV_LOADER_DATA_MV [5 col(s)], OPUS_BJAZ_TRV_LOADER_LOG_TABLE_MV [4 col(s)]. stg2_fintxn_premium_ba_trv_data_policy_dtls_mv: column(s) BASE_PREMIUM could not be traced to RAW on at least one arm -- excluded (first-cut: walk columns from resolved_mtv2__ views or joined-in stitch columns are not yet inlined into the sampled queries). stg2_fintxn_premium_bjaz_trv_loader_data_mv: column(s) DISCOUNT_PERCENTAGE, NET_PREMIUM could not be traced to RAW on at least one arm -- excluded (first-cut: walk columns from resolved_mtv2__ views or joined-in stitch columns are not yet inlined into the sampled queries). stg2_fintxn_premium_bjaz_trv_loader_log_table_mv: column(s) BASE_PREMIUM, DISCOUNT_PERCENTAGE, NET_PREMIUM could not be traced to RAW on at least one arm -- excluded (first-cut: walk columns from resolved_mtv2__ views or joined-in stitch columns are not yet inlined into the sampled queries).</w:t>
+        <w:t xml:space="preserve">Parent hub HUB_FINANCIAL_TRANSACTION (src_pk FINANCIAL_TRANSACTION_HKEY); checked across all rows of the parent (shared vault: the key may have been loaded by the other project). Satellite rows scoped to OPUS; one output row per RECORD_SOURCE. standard satellite, sat_multi_source; PK FINANCIAL_TRANSACTION_HKEY; 3 RECORD_SOURCE group(s): OPUS_BA_TRV_DATA_POLICY_DTLS_MV [6 col(s)], OPUS_BJAZ_TRV_LOADER_DATA_MV [5 col(s)], OPUS_BJAZ_TRV_LOADER_LOG_TABLE_MV [4 col(s)]. stg2_fintxn_premium_ba_trv_data_policy_dtls_mv: column(s) BASE_PREMIUM could not be traced to RAW on at least one arm -- excluded (first-cut: walk columns from resolved_mt__ views or joined-in stitch columns are not yet inlined into the sampled queries). stg2_fintxn_premium_bjaz_trv_loader_data_mv: column(s) DISCOUNT_PERCENTAGE, NET_PREMIUM could not be traced to RAW on at least one arm -- excluded (first-cut: walk columns from resolved_mt__ views or joined-in stitch columns are not yet inlined into the sampled queries). stg2_fintxn_premium_bjaz_trv_loader_log_table_mv: column(s) BASE_PREMIUM, DISCOUNT_PERCENTAGE, NET_PREMIUM could not be traced to RAW on at least one arm -- excluded (first-cut: walk columns from resolved_mt__ views or joined-in stitch columns are not yet inlined into the sampled queries).</w:t>
       </w:r>
     </w:p>
     <w:p>
@@ -6862,9 +6832,6 @@
       <w:r>
         <w:t xml:space="preserve">11. OPUS — SAT_FINTXN_TAX</w:t>
       </w:r>
-      <w:r>
-        <w:t xml:space="preserve">  [M1]</w:t>
-      </w:r>
     </w:p>
     <w:tbl>
       <w:tblPr>
@@ -7055,7 +7022,7 @@
         <w:t xml:space="preserve">Note: </w:t>
       </w:r>
       <w:r>
-        <w:t xml:space="preserve">Parent hub HUB_FINANCIAL_TRANSACTION (src_pk FINANCIAL_TRANSACTION_HKEY); checked across all rows of the parent (shared vault: the key may have been loaded by the other project). Satellite rows scoped to OPUS; one output row per RECORD_SOURCE. standard satellite, ma_sat_multi_source; PK FINANCIAL_TRANSACTION_HKEY, child key TAX_TYPE; 2 RECORD_SOURCE group(s): OPUS_BA_TRV_DATA_POLICY_DTLS_MV [2 col(s)], OPUS_BJAZ_TRV_LOADER_LOG_TABLE_MV [1 col(s)]. Multi-active: compared per (key, child key); latest = max LOAD_DATETIME per member. stg2_fintxn_tax_ba_trv_data_policy_dtls_mv_0: column(s) SERVICE_TAX_AMOUNT could not be traced to RAW on at least one arm -- excluded (first-cut: walk columns from resolved_mtv2__ views or joined-in stitch columns are not yet inlined into the sampled queries). stg2_fintxn_tax_bjaz_trv_loader_log_table_mv_2: column(s) CESS_AMOUNT could not be traced to RAW on at least one arm -- excluded (first-cut: walk columns from resolved_mtv2__ views or joined-in stitch columns are not yet inlined into the sampled queries).</w:t>
+        <w:t xml:space="preserve">Parent hub HUB_FINANCIAL_TRANSACTION (src_pk FINANCIAL_TRANSACTION_HKEY); checked across all rows of the parent (shared vault: the key may have been loaded by the other project). Satellite rows scoped to OPUS; one output row per RECORD_SOURCE. standard satellite, ma_sat_multi_source; PK FINANCIAL_TRANSACTION_HKEY, child key TAX_TYPE; 2 RECORD_SOURCE group(s): OPUS_BA_TRV_DATA_POLICY_DTLS_MV [2 col(s)], OPUS_BJAZ_TRV_LOADER_LOG_TABLE_MV [1 col(s)]. Multi-active: compared per (key, child key); latest = max LOAD_DATETIME per member. stg2_fintxn_tax_ba_trv_data_policy_dtls_mv_0: column(s) SERVICE_TAX_AMOUNT could not be traced to RAW on at least one arm -- excluded (first-cut: walk columns from resolved_mt__ views or joined-in stitch columns are not yet inlined into the sampled queries). stg2_fintxn_tax_bjaz_trv_loader_log_table_mv_2: column(s) CESS_AMOUNT could not be traced to RAW on at least one arm -- excluded (first-cut: walk columns from resolved_mt__ views or joined-in stitch columns are not yet inlined into the sampled queries).</w:t>
       </w:r>
     </w:p>
     <w:p>
@@ -7179,9 +7146,6 @@
       <w:r>
         <w:t xml:space="preserve">12. OPUS — SAT_FIN_CHARGE_RATE</w:t>
       </w:r>
-      <w:r>
-        <w:t xml:space="preserve">  [M1]</w:t>
-      </w:r>
     </w:p>
     <w:tbl>
       <w:tblPr>
@@ -7372,7 +7336,7 @@
         <w:t xml:space="preserve">Note: </w:t>
       </w:r>
       <w:r>
-        <w:t xml:space="preserve">Parent hub HUB_FINANCIAL_TRANSACTION (src_pk FINANCIAL_TRANSACTION_HKEY); checked across all rows of the parent (shared vault: the key may have been loaded by the other project). Satellite rows scoped to OPUS; one output row per RECORD_SOURCE. standard satellite, ma_sat_multi_source; PK FINANCIAL_TRANSACTION_HKEY, child key CHARGE_TYPE_CK; 2 RECORD_SOURCE group(s): OPUS_BA_TRV_DATA_POLICY_DTLS_MV [2 col(s)], OPUS_BJAZ_TRV_LOADER_LOG_TABLE_MV [1 col(s)]. Multi-active: compared per (key, child key); latest = max LOAD_DATETIME per member. stg2_fin_charge_rate_ba_trv_data_policy_dtls_mv: column(s) ADDITIONAL_LOADING_RATE could not be traced to RAW on at least one arm -- excluded (first-cut: walk columns from resolved_mtv2__ views or joined-in stitch columns are not yet inlined into the sampled queries). stg2_fin_charge_rate_bjaz_trv_loader_log_table_mv: column(s) ADDITIONAL_LOADING_RATE could not be traced to RAW on at least one arm -- excluded (first-cut: walk columns from resolved_mtv2__ views or joined-in stitch columns are not yet inlined into the sampled queries).</w:t>
+        <w:t xml:space="preserve">Parent hub HUB_FINANCIAL_TRANSACTION (src_pk FINANCIAL_TRANSACTION_HKEY); checked across all rows of the parent (shared vault: the key may have been loaded by the other project). Satellite rows scoped to OPUS; one output row per RECORD_SOURCE. standard satellite, ma_sat_multi_source; PK FINANCIAL_TRANSACTION_HKEY, child key CHARGE_TYPE_CK; 2 RECORD_SOURCE group(s): OPUS_BA_TRV_DATA_POLICY_DTLS_MV [2 col(s)], OPUS_BJAZ_TRV_LOADER_LOG_TABLE_MV [1 col(s)]. Multi-active: compared per (key, child key); latest = max LOAD_DATETIME per member. stg2_fin_charge_rate_ba_trv_data_policy_dtls_mv: column(s) ADDITIONAL_LOADING_RATE could not be traced to RAW on at least one arm -- excluded (first-cut: walk columns from resolved_mt__ views or joined-in stitch columns are not yet inlined into the sampled queries). stg2_fin_charge_rate_bjaz_trv_loader_log_table_mv: column(s) ADDITIONAL_LOADING_RATE could not be traced to RAW on at least one arm -- excluded (first-cut: walk columns from resolved_mt__ views or joined-in stitch columns are not yet inlined into the sampled queries).</w:t>
       </w:r>
     </w:p>
     <w:p>
@@ -7496,9 +7460,6 @@
       <w:r>
         <w:t xml:space="preserve">13. OPUS — SAT_FIN_RECEIPT</w:t>
       </w:r>
-      <w:r>
-        <w:t xml:space="preserve">  [M1]</w:t>
-      </w:r>
     </w:p>
     <w:tbl>
       <w:tblPr>
@@ -7689,7 +7650,7 @@
         <w:t xml:space="preserve">Note: </w:t>
       </w:r>
       <w:r>
-        <w:t xml:space="preserve">Parent hub HUB_FINANCIAL_TRANSACTION (src_pk FINANCIAL_TRANSACTION_HKEY); checked across all rows of the parent (shared vault: the key may have been loaded by the other project). Satellite rows scoped to OPUS; one output row per RECORD_SOURCE. standard satellite, sat_multi_source; PK FINANCIAL_TRANSACTION_HKEY; 2 RECORD_SOURCE group(s): OPUS_BA_TRV_DATA_POLICY_DTLS_MV [2 col(s)], OPUS_BJAZ_TRV_LOADER_DATA_MV [3 col(s)]. stg2_fin_receipt_ba_trv_data_policy_dtls_mv: column(s) AMOUNT_RECEIVED, INSTRUMENT_DATE could not be traced to RAW on at least one arm -- excluded (first-cut: walk columns from resolved_mtv2__ views or joined-in stitch columns are not yet inlined into the sampled queries). stg2_fin_receipt_bjaz_trv_loader_data_mv: column(s) PAYMENT_GATEWAY_REFERENCE could not be traced to RAW on at least one arm -- excluded (first-cut: walk columns from resolved_mtv2__ views or joined-in stitch columns are not yet inlined into the sampled queries).</w:t>
+        <w:t xml:space="preserve">Parent hub HUB_FINANCIAL_TRANSACTION (src_pk FINANCIAL_TRANSACTION_HKEY); checked across all rows of the parent (shared vault: the key may have been loaded by the other project). Satellite rows scoped to OPUS; one output row per RECORD_SOURCE. standard satellite, sat_multi_source; PK FINANCIAL_TRANSACTION_HKEY; 2 RECORD_SOURCE group(s): OPUS_BA_TRV_DATA_POLICY_DTLS_MV [2 col(s)], OPUS_BJAZ_TRV_LOADER_DATA_MV [3 col(s)]. stg2_fin_receipt_ba_trv_data_policy_dtls_mv: column(s) AMOUNT_RECEIVED, INSTRUMENT_DATE could not be traced to RAW on at least one arm -- excluded (first-cut: walk columns from resolved_mt__ views or joined-in stitch columns are not yet inlined into the sampled queries). stg2_fin_receipt_bjaz_trv_loader_data_mv: column(s) PAYMENT_GATEWAY_REFERENCE could not be traced to RAW on at least one arm -- excluded (first-cut: walk columns from resolved_mt__ views or joined-in stitch columns are not yet inlined into the sampled queries).</w:t>
       </w:r>
     </w:p>
     <w:p>
@@ -7812,9 +7773,6 @@
       </w:pPr>
       <w:r>
         <w:t xml:space="preserve">14. OPUS — SAT_LNK_ROLE_NOMINEE_BENEFICIARY</w:t>
-      </w:r>
-      <w:r>
-        <w:t xml:space="preserve">  [M1]</w:t>
       </w:r>
     </w:p>
     <w:tbl>
@@ -8130,9 +8088,6 @@
       <w:r>
         <w:t xml:space="preserve">15. OPUS — SAT_ORG_UNIT_DEFINITION</w:t>
       </w:r>
-      <w:r>
-        <w:t xml:space="preserve">  [M1]</w:t>
-      </w:r>
     </w:p>
     <w:tbl>
       <w:tblPr>
@@ -8447,9 +8402,6 @@
       <w:r>
         <w:t xml:space="preserve">16. OPUS — SAT_PARTY_EMPLOYMENT</w:t>
       </w:r>
-      <w:r>
-        <w:t xml:space="preserve">  [M1]</w:t>
-      </w:r>
     </w:p>
     <w:tbl>
       <w:tblPr>
@@ -8640,7 +8592,7 @@
         <w:t xml:space="preserve">Note: </w:t>
       </w:r>
       <w:r>
-        <w:t xml:space="preserve">Parent hub HUB_PARTY (src_pk PARTY_HKEY); checked across all rows of the parent (shared vault: the key may have been loaded by the other project). Satellite rows scoped to OPUS; one output row per RECORD_SOURCE. standard satellite, sat_multi_source; PK PARTY_HKEY; 2 RECORD_SOURCE group(s): OPUS_BJAZ_TRV_LOADER_DATA_MV [1 col(s)], OPUS_BJAZ_TRV_LOADER_LOG_TABLE_MV [2 col(s)]. stg2_party_employment_bjaz_trv_loader_data_mv_payer: column(s) DESIGNATION could not be traced to RAW on at least one arm -- excluded (first-cut: walk columns from resolved_mtv2__ views or joined-in stitch columns are not yet inlined into the sampled queries).</w:t>
+        <w:t xml:space="preserve">Parent hub HUB_PARTY (src_pk PARTY_HKEY); checked across all rows of the parent (shared vault: the key may have been loaded by the other project). Satellite rows scoped to OPUS; one output row per RECORD_SOURCE. standard satellite, sat_multi_source; PK PARTY_HKEY; 2 RECORD_SOURCE group(s): OPUS_BJAZ_TRV_LOADER_DATA_MV [1 col(s)], OPUS_BJAZ_TRV_LOADER_LOG_TABLE_MV [2 col(s)]. stg2_party_employment_bjaz_trv_loader_data_mv_payer: column(s) DESIGNATION could not be traced to RAW on at least one arm -- excluded (first-cut: walk columns from resolved_mt__ views or joined-in stitch columns are not yet inlined into the sampled queries).</w:t>
       </w:r>
     </w:p>
     <w:p>
@@ -8763,9 +8715,6 @@
       </w:pPr>
       <w:r>
         <w:t xml:space="preserve">17. OPUS — SAT_PARTY_HEALTH_PROFILE</w:t>
-      </w:r>
-      <w:r>
-        <w:t xml:space="preserve">  [M2]</w:t>
       </w:r>
     </w:p>
     <w:tbl>
@@ -9081,9 +9030,6 @@
       <w:r>
         <w:t xml:space="preserve">18. OPUS — SAT_PARTY_IDENTIFICATION</w:t>
       </w:r>
-      <w:r>
-        <w:t xml:space="preserve">  [M2]</w:t>
-      </w:r>
     </w:p>
     <w:tbl>
       <w:tblPr>
@@ -9274,7 +9220,7 @@
         <w:t xml:space="preserve">Note: </w:t>
       </w:r>
       <w:r>
-        <w:t xml:space="preserve">Parent hub HUB_PARTY (src_pk PARTY_HKEY); checked across all rows of the parent (shared vault: the key may have been loaded by the other project). Satellite rows scoped to OPUS; one output row per RECORD_SOURCE. standard satellite, ma_sat_multi_source; PK PARTY_HKEY, child key IDENTIFICATION_TYPE_CODE; 3 RECORD_SOURCE group(s): OPUS_BA_TRV_DATA_POLICY_DTLS_MV [1 col(s)], OPUS_BJAZ_TRV_LOADER_DATA_MV [4 col(s)], OPUS_BJAZ_TRV_LOADER_LOG_TABLE_MV [1 col(s)]. Multi-active: compared per (key, child key); latest = max LOAD_DATETIME per member. stg2_party_identification_ba_trv_data_policy_dtls_mv_0: column(s) AADHAAR_NUMBER, EIA_NUMBER, GSTIN could not be traced to RAW on at least one arm -- excluded (first-cut: walk columns from resolved_mtv2__ views or joined-in stitch columns are not yet inlined into the sampled queries). stg2_party_identification_bjaz_trv_loader_data_mv_1: column(s) EIA_NUMBER, GSTIN, PASSPORT_NUMBER could not be traced to RAW on at least one arm -- excluded (first-cut: walk columns from resolved_mtv2__ views or joined-in stitch columns are not yet inlined into the sampled queries). stg2_party_identification_bjaz_trv_loader_data_mv_2: column(s) GSTIN, PASSPORT_NUMBER could not be traced to RAW on at least one arm -- excluded (first-cut: walk columns from resolved_mtv2__ views or joined-in stitch columns are not yet inlined into the sampled queries). stg2_party_identification_bjaz_trv_loader_data_mv_3: column(s) PASSPORT_NUMBER could not be traced to RAW on at least one arm -- excluded (first-cut: walk columns from resolved_mtv2__ views or joined-in stitch columns are not yet inlined into the sampled queries). stg2_party_identification_bjaz_trv_loader_log_table_mv_5: column(s) AADHAAR_NUMBER, EIA_NUMBER, GSTIN could not be traced to RAW on at least one arm -- excluded (first-cut: walk columns from resolved_mtv2__ views or joined-in stitch columns are not yet inlined into the sampled queries).</w:t>
+        <w:t xml:space="preserve">Parent hub HUB_PARTY (src_pk PARTY_HKEY); checked across all rows of the parent (shared vault: the key may have been loaded by the other project). Satellite rows scoped to OPUS; one output row per RECORD_SOURCE. standard satellite, ma_sat_multi_source; PK PARTY_HKEY, child key IDENTIFICATION_TYPE_CODE; 3 RECORD_SOURCE group(s): OPUS_BA_TRV_DATA_POLICY_DTLS_MV [1 col(s)], OPUS_BJAZ_TRV_LOADER_DATA_MV [4 col(s)], OPUS_BJAZ_TRV_LOADER_LOG_TABLE_MV [1 col(s)]. Multi-active: compared per (key, child key); latest = max LOAD_DATETIME per member. stg2_party_identification_ba_trv_data_policy_dtls_mv_0: column(s) AADHAAR_NUMBER, EIA_NUMBER, GSTIN could not be traced to RAW on at least one arm -- excluded (first-cut: walk columns from resolved_mt__ views or joined-in stitch columns are not yet inlined into the sampled queries). stg2_party_identification_bjaz_trv_loader_data_mv_1: column(s) EIA_NUMBER, GSTIN, PASSPORT_NUMBER could not be traced to RAW on at least one arm -- excluded (first-cut: walk columns from resolved_mt__ views or joined-in stitch columns are not yet inlined into the sampled queries). stg2_party_identification_bjaz_trv_loader_data_mv_2: column(s) GSTIN, PASSPORT_NUMBER could not be traced to RAW on at least one arm -- excluded (first-cut: walk columns from resolved_mt__ views or joined-in stitch columns are not yet inlined into the sampled queries). stg2_party_identification_bjaz_trv_loader_data_mv_3: column(s) PASSPORT_NUMBER could not be traced to RAW on at least one arm -- excluded (first-cut: walk columns from resolved_mt__ views or joined-in stitch columns are not yet inlined into the sampled queries). stg2_party_identification_bjaz_trv_loader_log_table_mv_5: column(s) AADHAAR_NUMBER, EIA_NUMBER, GSTIN could not be traced to RAW on at least one arm -- excluded (first-cut: walk columns from resolved_mt__ views or joined-in stitch columns are not yet inlined into the sampled queries).</w:t>
       </w:r>
     </w:p>
     <w:p>
@@ -9398,9 +9344,6 @@
       <w:r>
         <w:t xml:space="preserve">19. OPUS — SAT_PARTY_IDENTITY</w:t>
       </w:r>
-      <w:r>
-        <w:t xml:space="preserve">  [M2]</w:t>
-      </w:r>
     </w:p>
     <w:tbl>
       <w:tblPr>
@@ -9591,7 +9534,7 @@
         <w:t xml:space="preserve">Note: </w:t>
       </w:r>
       <w:r>
-        <w:t xml:space="preserve">Parent hub HUB_PARTY (src_pk PARTY_HKEY); checked across all rows of the parent (shared vault: the key may have been loaded by the other project). Satellite rows scoped to OPUS; one output row per RECORD_SOURCE. standard satellite, sat_multi_source; PK PARTY_HKEY; 3 RECORD_SOURCE group(s): OPUS_BA_TRV_DATA_POLICY_DTLS_MV [3 col(s)], OPUS_BJAZ_TRV_LOADER_DATA_MV [6 col(s)], OPUS_BJAZ_TRV_LOADER_LOG_TABLE_MV [8 col(s)]. stg2_party_identity_ba_trv_data_policy_dtls_mv_payer: column(s) FIRST_NAME, GENDER_CODE, LAST_NAME, MIDDLE_NAME, PARTY_FULL_NAME, PARTY_LEGAL_NAME, TITLE_CODE could not be traced to RAW on at least one arm -- excluded (first-cut: walk columns from resolved_mtv2__ views or joined-in stitch columns are not yet inlined into the sampled queries). stg2_party_identity_ba_trv_data_policy_dtls_mv_agent: column(s) FIRST_NAME, GENDER_CODE, LAST_NAME, MIDDLE_NAME, PARTY_LEGAL_NAME, TITLE_CODE could not be traced to RAW on at least one arm -- excluded (first-cut: walk columns from resolved_mtv2__ views or joined-in stitch columns are not yet inlined into the sampled queries). stg2_party_identity_bjaz_trv_loader_data_mv_payer: column(s) AGE, PARTY_FULL_NAME, TITLE_CODE could not be traced to RAW on at least one arm -- excluded (first-cut: walk columns from resolved_mtv2__ views or joined-in stitch columns are not yet inlined into the sampled queries). stg2_party_identity_bjaz_trv_loader_log_table_mv_payer: column(s) PARTY_FULL_NAME could not be traced to RAW on at least one arm -- excluded (first-cut: walk columns from resolved_mtv2__ views or joined-in stitch columns are not yet inlined into the sampled queries).</w:t>
+        <w:t xml:space="preserve">Parent hub HUB_PARTY (src_pk PARTY_HKEY); checked across all rows of the parent (shared vault: the key may have been loaded by the other project). Satellite rows scoped to OPUS; one output row per RECORD_SOURCE. standard satellite, sat_multi_source; PK PARTY_HKEY; 3 RECORD_SOURCE group(s): OPUS_BA_TRV_DATA_POLICY_DTLS_MV [3 col(s)], OPUS_BJAZ_TRV_LOADER_DATA_MV [6 col(s)], OPUS_BJAZ_TRV_LOADER_LOG_TABLE_MV [8 col(s)]. stg2_party_identity_ba_trv_data_policy_dtls_mv_payer: column(s) FIRST_NAME, GENDER_CODE, LAST_NAME, MIDDLE_NAME, PARTY_FULL_NAME, PARTY_LEGAL_NAME, TITLE_CODE could not be traced to RAW on at least one arm -- excluded (first-cut: walk columns from resolved_mt__ views or joined-in stitch columns are not yet inlined into the sampled queries). stg2_party_identity_ba_trv_data_policy_dtls_mv_agent: column(s) FIRST_NAME, GENDER_CODE, LAST_NAME, MIDDLE_NAME, PARTY_LEGAL_NAME, TITLE_CODE could not be traced to RAW on at least one arm -- excluded (first-cut: walk columns from resolved_mt__ views or joined-in stitch columns are not yet inlined into the sampled queries). stg2_party_identity_bjaz_trv_loader_data_mv_payer: column(s) AGE, PARTY_FULL_NAME, TITLE_CODE could not be traced to RAW on at least one arm -- excluded (first-cut: walk columns from resolved_mt__ views or joined-in stitch columns are not yet inlined into the sampled queries). stg2_party_identity_bjaz_trv_loader_log_table_mv_payer: column(s) PARTY_FULL_NAME could not be traced to RAW on at least one arm -- excluded (first-cut: walk columns from resolved_mt__ views or joined-in stitch columns are not yet inlined into the sampled queries).</w:t>
       </w:r>
     </w:p>
     <w:p>
@@ -9714,9 +9657,6 @@
       </w:pPr>
       <w:r>
         <w:t xml:space="preserve">20. OPUS — SAT_PARTY_INDIVIDUAL_DEMOGRAPHICS</w:t>
-      </w:r>
-      <w:r>
-        <w:t xml:space="preserve">  [M2]</w:t>
       </w:r>
     </w:p>
     <w:tbl>
@@ -10032,9 +9972,6 @@
       <w:r>
         <w:t xml:space="preserve">21. OPUS — SAT_POLICY_CLASSIFICATION</w:t>
       </w:r>
-      <w:r>
-        <w:t xml:space="preserve">  [M2]</w:t>
-      </w:r>
     </w:p>
     <w:tbl>
       <w:tblPr>
@@ -10349,9 +10286,6 @@
       <w:r>
         <w:t xml:space="preserve">22. OPUS — SAT_POLICY_HEADER</w:t>
       </w:r>
-      <w:r>
-        <w:t xml:space="preserve">  [M2]</w:t>
-      </w:r>
     </w:p>
     <w:tbl>
       <w:tblPr>
@@ -10542,7 +10476,7 @@
         <w:t xml:space="preserve">Note: </w:t>
       </w:r>
       <w:r>
-        <w:t xml:space="preserve">Parent hub HUB_POLICY (src_pk POLICY_HKEY); checked across all rows of the parent (shared vault: the key may have been loaded by the other project). Satellite rows scoped to OPUS; one output row per RECORD_SOURCE. standard satellite, sat_multi_source; PK POLICY_HKEY; 4 RECORD_SOURCE group(s): OPUS_BA_TRV_DATA_POLICY_DTLS_MV [9 col(s)], OPUS_BJAZ_TRV_LOADER_DATA_MV [2 col(s)], OPUS_BJAZ_TRV_LOADER_LOG_TABLE_MV [8 col(s)], OPUS_BJAZ_TRV_RIDER_DTLS_MV [2 col(s)]. stg2_policy_header_ba_trv_data_policy_dtls_mv: column(s) POLICY_TYPE, SUM_INSURED_TOTAL could not be traced to RAW on at least one arm -- excluded (first-cut: walk columns from resolved_mtv2__ views or joined-in stitch columns are not yet inlined into the sampled queries). stg2_policy_header_bjaz_trv_loader_data_mv: column(s) COVER_NOTE_DATE, COVER_NOTE_REFERENCE, ISSUE_DATE, MASTER_POLICY_REFERENCE, POLICY_NUMBER, POLICY_TYPE, RISK_EXPIRY_DATE, RISK_INCEPTION_DATE, SUM_INSURED_TOTAL could not be traced to RAW on at least one arm -- excluded (first-cut: walk columns from resolved_mtv2__ views or joined-in stitch columns are not yet inlined into the sampled queries). stg2_policy_header_bjaz_trv_loader_log_table_mv: column(s) NUMBER_OF_LIVES_COVERED, POLICY_NUMBER, POLICY_TYPE could not be traced to RAW on at least one arm -- excluded (first-cut: walk columns from resolved_mtv2__ views or joined-in stitch columns are not yet inlined into the sampled queries). stg2_policy_header_bjaz_trv_rider_dtls_mv: column(s) COVER_NOTE_DATE, COVER_NOTE_REFERENCE, ISSUE_DATE, MASTER_POLICY_REFERENCE, POLICY_NUMBER, RISK_EXPIRY_DATE, RISK_INCEPTION_DATE, RURAL_SECTOR_POLICY_INDICATOR, SUM_INSURED_TOTAL could not be traced to RAW on at least one arm -- excluded (first-cut: walk columns from resolved_mtv2__ views or joined-in stitch columns are not yet inlined into the sampled queries).</w:t>
+        <w:t xml:space="preserve">Parent hub HUB_POLICY (src_pk POLICY_HKEY); checked across all rows of the parent (shared vault: the key may have been loaded by the other project). Satellite rows scoped to OPUS; one output row per RECORD_SOURCE. standard satellite, sat_multi_source; PK POLICY_HKEY; 4 RECORD_SOURCE group(s): OPUS_BA_TRV_DATA_POLICY_DTLS_MV [9 col(s)], OPUS_BJAZ_TRV_LOADER_DATA_MV [2 col(s)], OPUS_BJAZ_TRV_LOADER_LOG_TABLE_MV [8 col(s)], OPUS_BJAZ_TRV_RIDER_DTLS_MV [2 col(s)]. stg2_policy_header_ba_trv_data_policy_dtls_mv: column(s) POLICY_TYPE, SUM_INSURED_TOTAL could not be traced to RAW on at least one arm -- excluded (first-cut: walk columns from resolved_mt__ views or joined-in stitch columns are not yet inlined into the sampled queries). stg2_policy_header_bjaz_trv_loader_data_mv: column(s) COVER_NOTE_DATE, COVER_NOTE_REFERENCE, ISSUE_DATE, MASTER_POLICY_REFERENCE, POLICY_NUMBER, POLICY_TYPE, RISK_EXPIRY_DATE, RISK_INCEPTION_DATE, SUM_INSURED_TOTAL could not be traced to RAW on at least one arm -- excluded (first-cut: walk columns from resolved_mt__ views or joined-in stitch columns are not yet inlined into the sampled queries). stg2_policy_header_bjaz_trv_loader_log_table_mv: column(s) NUMBER_OF_LIVES_COVERED, POLICY_NUMBER, POLICY_TYPE could not be traced to RAW on at least one arm -- excluded (first-cut: walk columns from resolved_mt__ views or joined-in stitch columns are not yet inlined into the sampled queries). stg2_policy_header_bjaz_trv_rider_dtls_mv: column(s) COVER_NOTE_DATE, COVER_NOTE_REFERENCE, ISSUE_DATE, MASTER_POLICY_REFERENCE, POLICY_NUMBER, RISK_EXPIRY_DATE, RISK_INCEPTION_DATE, RURAL_SECTOR_POLICY_INDICATOR, SUM_INSURED_TOTAL could not be traced to RAW on at least one arm -- excluded (first-cut: walk columns from resolved_mt__ views or joined-in stitch columns are not yet inlined into the sampled queries).</w:t>
       </w:r>
     </w:p>
     <w:p>
@@ -10665,9 +10599,6 @@
       </w:pPr>
       <w:r>
         <w:t xml:space="preserve">23. OPUS — SAT_POLICY_TERMS</w:t>
-      </w:r>
-      <w:r>
-        <w:t xml:space="preserve">  [M2]</w:t>
       </w:r>
     </w:p>
     <w:tbl>
@@ -10983,9 +10914,6 @@
       <w:r>
         <w:t xml:space="preserve">24. OPUS — SAT_PRODUCT_DEFINITION</w:t>
       </w:r>
-      <w:r>
-        <w:t xml:space="preserve">  [M2]</w:t>
-      </w:r>
     </w:p>
     <w:tbl>
       <w:tblPr>
@@ -11176,7 +11104,7 @@
         <w:t xml:space="preserve">Note: </w:t>
       </w:r>
       <w:r>
-        <w:t xml:space="preserve">Parent hub HUB_PRODUCT (src_pk PRODUCT_HKEY); checked across all rows of the parent (shared vault: the key may have been loaded by the other project). Satellite rows scoped to OPUS; one output row per RECORD_SOURCE. standard satellite, sat_multi_source; PK PRODUCT_HKEY; 3 RECORD_SOURCE group(s): OPUS_BA_TRV_DATA_POLICY_DTLS_MV [3 col(s)], OPUS_BA_TRV_PLAN_MST_MV [5 col(s)], OPUS_BJAZ_TRV_LOADER_DATA_MV [1 col(s)]. stg2_product_definition_ba_trv_data_policy_dtls_mv: column(s) PRODUCT_DISPLAY_NAME, PRODUCT_STATUS could not be traced to RAW on at least one arm -- excluded (first-cut: walk columns from resolved_mtv2__ views or joined-in stitch columns are not yet inlined into the sampled queries). stg2_product_definition_bjaz_trv_loader_data_mv: column(s) PRODUCT_CODE, PRODUCT_DISPLAY_NAME, PRODUCT_NAME, PRODUCT_STATUS could not be traced to RAW on at least one arm -- excluded (first-cut: walk columns from resolved_mtv2__ views or joined-in stitch columns are not yet inlined into the sampled queries).</w:t>
+        <w:t xml:space="preserve">Parent hub HUB_PRODUCT (src_pk PRODUCT_HKEY); checked across all rows of the parent (shared vault: the key may have been loaded by the other project). Satellite rows scoped to OPUS; one output row per RECORD_SOURCE. standard satellite, sat_multi_source; PK PRODUCT_HKEY; 3 RECORD_SOURCE group(s): OPUS_BA_TRV_DATA_POLICY_DTLS_MV [3 col(s)], OPUS_BA_TRV_PLAN_MST_MV [5 col(s)], OPUS_BJAZ_TRV_LOADER_DATA_MV [1 col(s)]. stg2_product_definition_ba_trv_data_policy_dtls_mv: column(s) PRODUCT_DISPLAY_NAME, PRODUCT_STATUS could not be traced to RAW on at least one arm -- excluded (first-cut: walk columns from resolved_mt__ views or joined-in stitch columns are not yet inlined into the sampled queries). stg2_product_definition_bjaz_trv_loader_data_mv: column(s) PRODUCT_CODE, PRODUCT_DISPLAY_NAME, PRODUCT_NAME, PRODUCT_STATUS could not be traced to RAW on at least one arm -- excluded (first-cut: walk columns from resolved_mt__ views or joined-in stitch columns are not yet inlined into the sampled queries).</w:t>
       </w:r>
     </w:p>
     <w:p>
@@ -11300,9 +11228,6 @@
       <w:r>
         <w:t xml:space="preserve">25. OPUS — SAT_PRODUCT_RATING_FACTOR</w:t>
       </w:r>
-      <w:r>
-        <w:t xml:space="preserve">  [M2]</w:t>
-      </w:r>
     </w:p>
     <w:tbl>
       <w:tblPr>
@@ -11493,7 +11418,7 @@
         <w:t xml:space="preserve">Note: </w:t>
       </w:r>
       <w:r>
-        <w:t xml:space="preserve">Parent hub HUB_PRODUCT (src_pk PRODUCT_HKEY); checked across all rows of the parent (shared vault: the key may have been loaded by the other project). Satellite rows scoped to OPUS; one output row per RECORD_SOURCE. standard satellite, ma_sat_multi_source; PK PRODUCT_HKEY, child key ACTIVE_SEQUENCE_NUMBER; 1 RECORD_SOURCE group(s): OPUS_BJAZ_TRV_RATE_MASTER_MV [2 col(s)]. Multi-active: compared per (key, child key); latest = max LOAD_DATETIME per member. stg2_product_rating_factor_bjaz_trv_rate_master_mv_0: column(s) VALUE_RANGE_TO could not be traced to RAW on at least one arm -- excluded (first-cut: walk columns from resolved_mtv2__ views or joined-in stitch columns are not yet inlined into the sampled queries).</w:t>
+        <w:t xml:space="preserve">Parent hub HUB_PRODUCT (src_pk PRODUCT_HKEY); checked across all rows of the parent (shared vault: the key may have been loaded by the other project). Satellite rows scoped to OPUS; one output row per RECORD_SOURCE. standard satellite, ma_sat_multi_source; PK PRODUCT_HKEY, child key ACTIVE_SEQUENCE_NUMBER; 1 RECORD_SOURCE group(s): OPUS_BJAZ_TRV_RATE_MASTER_MV [2 col(s)]. Multi-active: compared per (key, child key); latest = max LOAD_DATETIME per member. stg2_product_rating_factor_bjaz_trv_rate_master_mv_0: column(s) VALUE_RANGE_TO could not be traced to RAW on at least one arm -- excluded (first-cut: walk columns from resolved_mt__ views or joined-in stitch columns are not yet inlined into the sampled queries).</w:t>
       </w:r>
     </w:p>
     <w:p>
@@ -11616,9 +11541,6 @@
       </w:pPr>
       <w:r>
         <w:t xml:space="preserve">26. OPUS — SAT_PRODUCT_RATING_STRUCTURE</w:t>
-      </w:r>
-      <w:r>
-        <w:t xml:space="preserve">  [M2]</w:t>
       </w:r>
     </w:p>
     <w:tbl>
@@ -11934,9 +11856,6 @@
       <w:r>
         <w:t xml:space="preserve">27. OPUS — SAT_PRODUCT_TERMS</w:t>
       </w:r>
-      <w:r>
-        <w:t xml:space="preserve">  [M2]</w:t>
-      </w:r>
     </w:p>
     <w:tbl>
       <w:tblPr>
@@ -12127,7 +12046,7 @@
         <w:t xml:space="preserve">Note: </w:t>
       </w:r>
       <w:r>
-        <w:t xml:space="preserve">Parent hub HUB_PRODUCT (src_pk PRODUCT_HKEY); checked across all rows of the parent (shared vault: the key may have been loaded by the other project). Satellite rows scoped to OPUS; one output row per RECORD_SOURCE. standard satellite, sat_multi_source; PK PRODUCT_HKEY; 2 RECORD_SOURCE group(s): OPUS_BA_TRV_PLAN_MST_MV [6 col(s)], OPUS_BJAZ_TRV_PLAN_MV [1 col(s)]. stg2_product_terms_bjaz_trv_plan_mv: column(s) FAMILY_DEFINITION, GEOGRAPHY_RESTRICTION, MAXIMUM_ENTRY_AGE, MINIMUM_ENTRY_AGE, MINIMUM_POLICY_TERM could not be traced to RAW on at least one arm -- excluded (first-cut: walk columns from resolved_mtv2__ views or joined-in stitch columns are not yet inlined into the sampled queries).</w:t>
+        <w:t xml:space="preserve">Parent hub HUB_PRODUCT (src_pk PRODUCT_HKEY); checked across all rows of the parent (shared vault: the key may have been loaded by the other project). Satellite rows scoped to OPUS; one output row per RECORD_SOURCE. standard satellite, sat_multi_source; PK PRODUCT_HKEY; 2 RECORD_SOURCE group(s): OPUS_BA_TRV_PLAN_MST_MV [6 col(s)], OPUS_BJAZ_TRV_PLAN_MV [1 col(s)]. stg2_product_terms_bjaz_trv_plan_mv: column(s) FAMILY_DEFINITION, GEOGRAPHY_RESTRICTION, MAXIMUM_ENTRY_AGE, MINIMUM_ENTRY_AGE, MINIMUM_POLICY_TERM could not be traced to RAW on at least one arm -- excluded (first-cut: walk columns from resolved_mt__ views or joined-in stitch columns are not yet inlined into the sampled queries).</w:t>
       </w:r>
     </w:p>
     <w:p>
@@ -12250,9 +12169,6 @@
       </w:pPr>
       <w:r>
         <w:t xml:space="preserve">28. OPUS — SAT_PROPOSAL_UNDERWRITING</w:t>
-      </w:r>
-      <w:r>
-        <w:t xml:space="preserve">  [M2]</w:t>
       </w:r>
     </w:p>
     <w:tbl>
@@ -12568,9 +12484,6 @@
       <w:r>
         <w:t xml:space="preserve">29. OPUS — SAT_QUOTE_HEADER</w:t>
       </w:r>
-      <w:r>
-        <w:t xml:space="preserve">  [M2]</w:t>
-      </w:r>
     </w:p>
     <w:tbl>
       <w:tblPr>
@@ -12885,9 +12798,6 @@
       <w:r>
         <w:t xml:space="preserve">30. OPUS — SAT_RISK_MOTOR_DRIVER</w:t>
       </w:r>
-      <w:r>
-        <w:t xml:space="preserve">  [M2]</w:t>
-      </w:r>
     </w:p>
     <w:tbl>
       <w:tblPr>
@@ -13202,9 +13112,6 @@
       <w:r>
         <w:t xml:space="preserve">31. OPUS — SAT_RISK_MOTOR_VEHICLE</w:t>
       </w:r>
-      <w:r>
-        <w:t xml:space="preserve">  [M2]</w:t>
-      </w:r>
     </w:p>
     <w:tbl>
       <w:tblPr>
@@ -13519,9 +13426,6 @@
       <w:r>
         <w:t xml:space="preserve">32. OPUS — SAT_RISK_OBJECT_CORE</w:t>
       </w:r>
-      <w:r>
-        <w:t xml:space="preserve">  [M3]</w:t>
-      </w:r>
     </w:p>
     <w:tbl>
       <w:tblPr>
@@ -13836,9 +13740,6 @@
       <w:r>
         <w:t xml:space="preserve">33. OPUS — SAT_RISK_PERSON_INSURED</w:t>
       </w:r>
-      <w:r>
-        <w:t xml:space="preserve">  [M3]</w:t>
-      </w:r>
     </w:p>
     <w:tbl>
       <w:tblPr>
@@ -14153,9 +14054,6 @@
       <w:r>
         <w:t xml:space="preserve">34. OPUS — SAT_RISK_PERSON_TRAVEL</w:t>
       </w:r>
-      <w:r>
-        <w:t xml:space="preserve">  [M3]</w:t>
-      </w:r>
     </w:p>
     <w:tbl>
       <w:tblPr>
@@ -14346,7 +14244,7 @@
         <w:t xml:space="preserve">Note: </w:t>
       </w:r>
       <w:r>
-        <w:t xml:space="preserve">Parent hub HUB_RISK_OBJECT (src_pk RISK_OBJECT_HKEY); checked across all rows of the parent (shared vault: the key may have been loaded by the other project). Satellite rows scoped to OPUS; one output row per RECORD_SOURCE. standard satellite, sat_multi_source; PK RISK_OBJECT_HKEY; 2 RECORD_SOURCE group(s): OPUS_BJAZ_TRV_LOADER_DATA_MV [8 col(s)], OPUS_BJAZ_TRV_LOADER_LOG_TABLE_MV [2 col(s)]. stg2_risk_person_travel_bjaz_trv_loader_log_table_mv: column(s) PASSPORT_NUMBER, TRIP_DURATION, TRIP_END_DATE, TRIP_START_DATE, TRIP_TYPE, VISA_TYPE could not be traced to RAW on at least one arm -- excluded (first-cut: walk columns from resolved_mtv2__ views or joined-in stitch columns are not yet inlined into the sampled queries).</w:t>
+        <w:t xml:space="preserve">Parent hub HUB_RISK_OBJECT (src_pk RISK_OBJECT_HKEY); checked across all rows of the parent (shared vault: the key may have been loaded by the other project). Satellite rows scoped to OPUS; one output row per RECORD_SOURCE. standard satellite, sat_multi_source; PK RISK_OBJECT_HKEY; 2 RECORD_SOURCE group(s): OPUS_BJAZ_TRV_LOADER_DATA_MV [8 col(s)], OPUS_BJAZ_TRV_LOADER_LOG_TABLE_MV [2 col(s)]. stg2_risk_person_travel_bjaz_trv_loader_log_table_mv: column(s) PASSPORT_NUMBER, TRIP_DURATION, TRIP_END_DATE, TRIP_START_DATE, TRIP_TYPE, VISA_TYPE could not be traced to RAW on at least one arm -- excluded (first-cut: walk columns from resolved_mt__ views or joined-in stitch columns are not yet inlined into the sampled queries).</w:t>
       </w:r>
     </w:p>
     <w:p>
@@ -14469,9 +14367,6 @@
       </w:pPr>
       <w:r>
         <w:t xml:space="preserve">35. OPUS — SAT_AUG_COMMON_COMMUNICATION_PREFERENCE</w:t>
-      </w:r>
-      <w:r>
-        <w:t xml:space="preserve">  [M3]</w:t>
       </w:r>
     </w:p>
     <w:tbl>
@@ -14787,9 +14682,6 @@
       <w:r>
         <w:t xml:space="preserve">36. OPUS — SAT_AUG_COVERAGE_DEFINITION</w:t>
       </w:r>
-      <w:r>
-        <w:t xml:space="preserve">  [M3]</w:t>
-      </w:r>
     </w:p>
     <w:tbl>
       <w:tblPr>
@@ -14980,7 +14872,7 @@
         <w:t xml:space="preserve">Note: </w:t>
       </w:r>
       <w:r>
-        <w:t xml:space="preserve">Parent hub HUB_COVERAGE (src_pk COVERAGE_HKEY); checked across all rows of the parent (shared vault: the key may have been loaded by the other project). Satellite rows scoped to OPUS; one output row per RECORD_SOURCE. augmented satellite, sat_multi_source; PK COVERAGE_HKEY; 1 RECORD_SOURCE group(s): OPUS_BJAZ_TRV_PLAN_MV [2 col(s)]. stg2_aug_coverage_definition_bjaz_trv_plan_mv_eff_date: column(s) COVERAGE_SEQUENCE could not be traced to RAW on at least one arm -- excluded (first-cut: walk columns from resolved_mtv2__ views or joined-in stitch columns are not yet inlined into the sampled queries).</w:t>
+        <w:t xml:space="preserve">Parent hub HUB_COVERAGE (src_pk COVERAGE_HKEY); checked across all rows of the parent (shared vault: the key may have been loaded by the other project). Satellite rows scoped to OPUS; one output row per RECORD_SOURCE. augmented satellite, sat_multi_source; PK COVERAGE_HKEY; 1 RECORD_SOURCE group(s): OPUS_BJAZ_TRV_PLAN_MV [2 col(s)]. stg2_aug_coverage_definition_bjaz_trv_plan_mv_eff_date: column(s) COVERAGE_SEQUENCE could not be traced to RAW on at least one arm -- excluded (first-cut: walk columns from resolved_mt__ views or joined-in stitch columns are not yet inlined into the sampled queries).</w:t>
       </w:r>
     </w:p>
     <w:p>
@@ -15104,9 +14996,6 @@
       <w:r>
         <w:t xml:space="preserve">37. OPUS — SAT_AUG_COVERAGE_LIMITS</w:t>
       </w:r>
-      <w:r>
-        <w:t xml:space="preserve">  [M3]</w:t>
-      </w:r>
     </w:p>
     <w:tbl>
       <w:tblPr>
@@ -15297,7 +15186,7 @@
         <w:t xml:space="preserve">Note: </w:t>
       </w:r>
       <w:r>
-        <w:t xml:space="preserve">Parent hub HUB_COVERAGE (src_pk COVERAGE_HKEY); checked across all rows of the parent (shared vault: the key may have been loaded by the other project). Satellite rows scoped to OPUS; one output row per RECORD_SOURCE. augmented satellite, sat_multi_source; PK COVERAGE_HKEY; 1 RECORD_SOURCE group(s): OPUS_BJAZ_TRV_PLAN_MV [3 col(s)]. stg2_aug_coverage_limits_bjaz_trv_plan_mv_currency: column(s) DEDUCTIBLE_DESCRIPTION, LIMIT_DESCRIPTION could not be traced to RAW on at least one arm -- excluded (first-cut: walk columns from resolved_mtv2__ views or joined-in stitch columns are not yet inlined into the sampled queries). stg2_aug_coverage_limits_bjaz_trv_plan_mv_deductible_desc: column(s) LIMIT_DESCRIPTION could not be traced to RAW on at least one arm -- excluded (first-cut: walk columns from resolved_mtv2__ views or joined-in stitch columns are not yet inlined into the sampled queries).</w:t>
+        <w:t xml:space="preserve">Parent hub HUB_COVERAGE (src_pk COVERAGE_HKEY); checked across all rows of the parent (shared vault: the key may have been loaded by the other project). Satellite rows scoped to OPUS; one output row per RECORD_SOURCE. augmented satellite, sat_multi_source; PK COVERAGE_HKEY; 1 RECORD_SOURCE group(s): OPUS_BJAZ_TRV_PLAN_MV [3 col(s)]. stg2_aug_coverage_limits_bjaz_trv_plan_mv_currency: column(s) DEDUCTIBLE_DESCRIPTION, LIMIT_DESCRIPTION could not be traced to RAW on at least one arm -- excluded (first-cut: walk columns from resolved_mt__ views or joined-in stitch columns are not yet inlined into the sampled queries). stg2_aug_coverage_limits_bjaz_trv_plan_mv_deductible_desc: column(s) LIMIT_DESCRIPTION could not be traced to RAW on at least one arm -- excluded (first-cut: walk columns from resolved_mt__ views or joined-in stitch columns are not yet inlined into the sampled queries).</w:t>
       </w:r>
     </w:p>
     <w:p>
@@ -15421,9 +15310,6 @@
       <w:r>
         <w:t xml:space="preserve">38. OPUS — SAT_AUG_COVERAGE_RATING</w:t>
       </w:r>
-      <w:r>
-        <w:t xml:space="preserve">  [M3]</w:t>
-      </w:r>
     </w:p>
     <w:tbl>
       <w:tblPr>
@@ -15614,7 +15500,7 @@
         <w:t xml:space="preserve">Note: </w:t>
       </w:r>
       <w:r>
-        <w:t xml:space="preserve">Parent hub HUB_COVERAGE (src_pk COVERAGE_HKEY); checked across all rows of the parent (shared vault: the key may have been loaded by the other project). Satellite rows scoped to OPUS; one output row per RECORD_SOURCE. augmented satellite, sat_multi_source; PK COVERAGE_HKEY; 2 RECORD_SOURCE group(s): OPUS_BJAZ_TRV_RIDER_RATE_MAST_MV [4 col(s)], OPUS_BJAZ_TRV_RIDER_DTLS_MV [1 col(s)]. stg2_aug_coverage_rating_bjaz_trv_rider_rate_mast_mv_nb_prm_excluding_st: column(s) EXTENSION_PREMIUM_EXCLUDING_ST, MINIMUM_EXTENSION_PREMIUM, MINIMUM_NEW_BUSINESS_PREMIUM, RIDER_PREMIUM could not be traced to RAW on at least one arm -- excluded (first-cut: walk columns from resolved_mtv2__ views or joined-in stitch columns are not yet inlined into the sampled queries). stg2_aug_coverage_rating_bjaz_trv_rider_rate_mast_mv_extn_prm_excluding_st: column(s) MINIMUM_EXTENSION_PREMIUM, MINIMUM_NEW_BUSINESS_PREMIUM, RIDER_PREMIUM could not be traced to RAW on at least one arm -- excluded (first-cut: walk columns from resolved_mtv2__ views or joined-in stitch columns are not yet inlined into the sampled queries). stg2_aug_coverage_rating_bjaz_trv_rider_rate_mast_mv_min_extn_prm: column(s) MINIMUM_NEW_BUSINESS_PREMIUM, RIDER_PREMIUM could not be traced to RAW on at least one arm -- excluded (first-cut: walk columns from resolved_mtv2__ views or joined-in stitch columns are not yet inlined into the sampled queries). stg2_aug_coverage_rating_bjaz_trv_rider_rate_mast_mv_min_nb_prm: column(s) RIDER_PREMIUM could not be traced to RAW on at least one arm -- excluded (first-cut: walk columns from resolved_mtv2__ views or joined-in stitch columns are not yet inlined into the sampled queries). stg2_aug_coverage_rating_bjaz_trv_rider_dtls_mv_rider_premium: column(s) EXTENSION_PREMIUM_EXCLUDING_ST, MINIMUM_EXTENSION_PREMIUM, MINIMUM_NEW_BUSINESS_PREMIUM, NEW_BUSINESS_PREMIUM_EXCLUDING_ST could not be traced to RAW on at least one arm -- excluded (first-cut: walk columns from resolved_mtv2__ views or joined-in stitch columns are not yet inlined into the sampled queries).</w:t>
+        <w:t xml:space="preserve">Parent hub HUB_COVERAGE (src_pk COVERAGE_HKEY); checked across all rows of the parent (shared vault: the key may have been loaded by the other project). Satellite rows scoped to OPUS; one output row per RECORD_SOURCE. augmented satellite, sat_multi_source; PK COVERAGE_HKEY; 2 RECORD_SOURCE group(s): OPUS_BJAZ_TRV_RIDER_RATE_MAST_MV [4 col(s)], OPUS_BJAZ_TRV_RIDER_DTLS_MV [1 col(s)]. stg2_aug_coverage_rating_bjaz_trv_rider_rate_mast_mv_nb_prm_excluding_st: column(s) EXTENSION_PREMIUM_EXCLUDING_ST, MINIMUM_EXTENSION_PREMIUM, MINIMUM_NEW_BUSINESS_PREMIUM, RIDER_PREMIUM could not be traced to RAW on at least one arm -- excluded (first-cut: walk columns from resolved_mt__ views or joined-in stitch columns are not yet inlined into the sampled queries). stg2_aug_coverage_rating_bjaz_trv_rider_rate_mast_mv_extn_prm_excluding_st: column(s) MINIMUM_EXTENSION_PREMIUM, MINIMUM_NEW_BUSINESS_PREMIUM, RIDER_PREMIUM could not be traced to RAW on at least one arm -- excluded (first-cut: walk columns from resolved_mt__ views or joined-in stitch columns are not yet inlined into the sampled queries). stg2_aug_coverage_rating_bjaz_trv_rider_rate_mast_mv_min_extn_prm: column(s) MINIMUM_NEW_BUSINESS_PREMIUM, RIDER_PREMIUM could not be traced to RAW on at least one arm -- excluded (first-cut: walk columns from resolved_mt__ views or joined-in stitch columns are not yet inlined into the sampled queries). stg2_aug_coverage_rating_bjaz_trv_rider_rate_mast_mv_min_nb_prm: column(s) RIDER_PREMIUM could not be traced to RAW on at least one arm -- excluded (first-cut: walk columns from resolved_mt__ views or joined-in stitch columns are not yet inlined into the sampled queries). stg2_aug_coverage_rating_bjaz_trv_rider_dtls_mv_rider_premium: column(s) EXTENSION_PREMIUM_EXCLUDING_ST, MINIMUM_EXTENSION_PREMIUM, MINIMUM_NEW_BUSINESS_PREMIUM, NEW_BUSINESS_PREMIUM_EXCLUDING_ST could not be traced to RAW on at least one arm -- excluded (first-cut: walk columns from resolved_mt__ views or joined-in stitch columns are not yet inlined into the sampled queries).</w:t>
       </w:r>
     </w:p>
     <w:p>
@@ -15738,9 +15624,6 @@
       <w:r>
         <w:t xml:space="preserve">39. OPUS — SAT_AUG_FINTXN_PREMIUM</w:t>
       </w:r>
-      <w:r>
-        <w:t xml:space="preserve">  [M3]</w:t>
-      </w:r>
     </w:p>
     <w:tbl>
       <w:tblPr>
@@ -15931,7 +15814,7 @@
         <w:t xml:space="preserve">Note: </w:t>
       </w:r>
       <w:r>
-        <w:t xml:space="preserve">Parent hub HUB_FINANCIAL_TRANSACTION (src_pk FINANCIAL_TRANSACTION_HKEY); checked across all rows of the parent (shared vault: the key may have been loaded by the other project). Satellite rows scoped to OPUS; one output row per RECORD_SOURCE. augmented satellite, sat_multi_source; PK FINANCIAL_TRANSACTION_HKEY; 3 RECORD_SOURCE group(s): OPUS_BA_TRV_DATA_POLICY_DTLS_MV [2 col(s)], OPUS_BJAZ_TRV_LOADER_DATA_MV [1 col(s)], OPUS_BJAZ_TRV_LOADER_LOG_TABLE_MV [1 col(s)]. stg2_aug_fintxn_premium_ba_trv_data_policy_dtls_mv_sp_discount_per: column(s) SPECIAL_DISCOUNT_AMOUNT could not be traced to RAW on at least one arm -- excluded (first-cut: walk columns from resolved_mtv2__ views or joined-in stitch columns are not yet inlined into the sampled queries). stg2_aug_fintxn_premium_bjaz_trv_loader_data_mv_spdiscount: column(s) SPECIAL_DISCOUNT_PERCENTAGE could not be traced to RAW on at least one arm -- excluded (first-cut: walk columns from resolved_mtv2__ views or joined-in stitch columns are not yet inlined into the sampled queries). stg2_aug_fintxn_premium_bjaz_trv_loader_log_table_mv_spdiscount: column(s) SPECIAL_DISCOUNT_PERCENTAGE could not be traced to RAW on at least one arm -- excluded (first-cut: walk columns from resolved_mtv2__ views or joined-in stitch columns are not yet inlined into the sampled queries).</w:t>
+        <w:t xml:space="preserve">Parent hub HUB_FINANCIAL_TRANSACTION (src_pk FINANCIAL_TRANSACTION_HKEY); checked across all rows of the parent (shared vault: the key may have been loaded by the other project). Satellite rows scoped to OPUS; one output row per RECORD_SOURCE. augmented satellite, sat_multi_source; PK FINANCIAL_TRANSACTION_HKEY; 3 RECORD_SOURCE group(s): OPUS_BA_TRV_DATA_POLICY_DTLS_MV [2 col(s)], OPUS_BJAZ_TRV_LOADER_DATA_MV [1 col(s)], OPUS_BJAZ_TRV_LOADER_LOG_TABLE_MV [1 col(s)]. stg2_aug_fintxn_premium_ba_trv_data_policy_dtls_mv_sp_discount_per: column(s) SPECIAL_DISCOUNT_AMOUNT could not be traced to RAW on at least one arm -- excluded (first-cut: walk columns from resolved_mt__ views or joined-in stitch columns are not yet inlined into the sampled queries). stg2_aug_fintxn_premium_bjaz_trv_loader_data_mv_spdiscount: column(s) SPECIAL_DISCOUNT_PERCENTAGE could not be traced to RAW on at least one arm -- excluded (first-cut: walk columns from resolved_mt__ views or joined-in stitch columns are not yet inlined into the sampled queries). stg2_aug_fintxn_premium_bjaz_trv_loader_log_table_mv_spdiscount: column(s) SPECIAL_DISCOUNT_PERCENTAGE could not be traced to RAW on at least one arm -- excluded (first-cut: walk columns from resolved_mt__ views or joined-in stitch columns are not yet inlined into the sampled queries).</w:t>
       </w:r>
     </w:p>
     <w:p>
@@ -16054,9 +15937,6 @@
       </w:pPr>
       <w:r>
         <w:t xml:space="preserve">40. OPUS — SAT_AUG_LNK_PARTY_ROLE_CORE</w:t>
-      </w:r>
-      <w:r>
-        <w:t xml:space="preserve">  [M3]</w:t>
       </w:r>
     </w:p>
     <w:tbl>
@@ -16372,9 +16252,6 @@
       <w:r>
         <w:t xml:space="preserve">41. OPUS — SAT_AUG_LNK_ROLE_CUSTOMER</w:t>
       </w:r>
-      <w:r>
-        <w:t xml:space="preserve">  [M3]</w:t>
-      </w:r>
     </w:p>
     <w:tbl>
       <w:tblPr>
@@ -16689,9 +16566,6 @@
       <w:r>
         <w:t xml:space="preserve">42. OPUS — SAT_AUG_PARTY_BANKING</w:t>
       </w:r>
-      <w:r>
-        <w:t xml:space="preserve">  [M3]</w:t>
-      </w:r>
     </w:p>
     <w:tbl>
       <w:tblPr>
@@ -17006,9 +16880,6 @@
       <w:r>
         <w:t xml:space="preserve">43. OPUS — SAT_AUG_PARTY_EMPLOYMENT</w:t>
       </w:r>
-      <w:r>
-        <w:t xml:space="preserve">  [M3]</w:t>
-      </w:r>
     </w:p>
     <w:tbl>
       <w:tblPr>
@@ -17323,9 +17194,6 @@
       <w:r>
         <w:t xml:space="preserve">44. OPUS — SAT_AUG_PRODUCT_TERMS</w:t>
       </w:r>
-      <w:r>
-        <w:t xml:space="preserve">  [M3]</w:t>
-      </w:r>
     </w:p>
     <w:tbl>
       <w:tblPr>
@@ -17516,7 +17384,7 @@
         <w:t xml:space="preserve">Note: </w:t>
       </w:r>
       <w:r>
-        <w:t xml:space="preserve">Parent hub HUB_PRODUCT (src_pk PRODUCT_HKEY); checked across all rows of the parent (shared vault: the key may have been loaded by the other project). Satellite rows scoped to OPUS; one output row per RECORD_SOURCE. augmented satellite, sat_multi_source; PK PRODUCT_HKEY; 3 RECORD_SOURCE group(s): OPUS_BA_TRV_PLAN_MST_MV [3 col(s)], OPUS_BJAZ_TRV_RATE_MASTER_MV [2 col(s)], OPUS_BJAZ_TRV_PLAN_MV [1 col(s)]. stg2_aug_product_terms_ba_trv_plan_mst_mv_multi_year_yn: column(s) AGE_ELIGIBILITY_BYPASS_INDICATOR, CFT_ELIGIBLE_INDICATOR, PLAN_GEOGRAPHICAL_ZONE could not be traced to RAW on at least one arm -- excluded (first-cut: walk columns from resolved_mtv2__ views or joined-in stitch columns are not yet inlined into the sampled queries). stg2_aug_product_terms_ba_trv_plan_mst_mv_age_bypass_yn: column(s) CFT_ELIGIBLE_INDICATOR, PLAN_GEOGRAPHICAL_ZONE could not be traced to RAW on at least one arm -- excluded (first-cut: walk columns from resolved_mtv2__ views or joined-in stitch columns are not yet inlined into the sampled queries). stg2_aug_product_terms_ba_trv_plan_mst_mv_cft_yn: column(s) PLAN_GEOGRAPHICAL_ZONE could not be traced to RAW on at least one arm -- excluded (first-cut: walk columns from resolved_mtv2__ views or joined-in stitch columns are not yet inlined into the sampled queries). stg2_aug_product_terms_bjaz_trv_rate_master_mv_cft_yn: column(s) AGE_ELIGIBILITY_BYPASS_INDICATOR, MULTI_YEAR_INDICATOR, PLAN_GEOGRAPHICAL_ZONE could not be traced to RAW on at least one arm -- excluded (first-cut: walk columns from resolved_mtv2__ views or joined-in stitch columns are not yet inlined into the sampled queries). stg2_aug_product_terms_bjaz_trv_plan_mv_area: column(s) AGE_ELIGIBILITY_BYPASS_INDICATOR, CFT_ELIGIBLE_INDICATOR, MULTI_YEAR_INDICATOR could not be traced to RAW on at least one arm -- excluded (first-cut: walk columns from resolved_mtv2__ views or joined-in stitch columns are not yet inlined into the sampled queries). stg2_aug_product_terms_bjaz_trv_rate_master_mv_area: column(s) AGE_ELIGIBILITY_BYPASS_INDICATOR, MULTI_YEAR_INDICATOR could not be traced to RAW on at least one arm -- excluded (first-cut: walk columns from resolved_mtv2__ views or joined-in stitch columns are not yet inlined into the sampled queries).</w:t>
+        <w:t xml:space="preserve">Parent hub HUB_PRODUCT (src_pk PRODUCT_HKEY); checked across all rows of the parent (shared vault: the key may have been loaded by the other project). Satellite rows scoped to OPUS; one output row per RECORD_SOURCE. augmented satellite, sat_multi_source; PK PRODUCT_HKEY; 3 RECORD_SOURCE group(s): OPUS_BA_TRV_PLAN_MST_MV [3 col(s)], OPUS_BJAZ_TRV_RATE_MASTER_MV [2 col(s)], OPUS_BJAZ_TRV_PLAN_MV [1 col(s)]. stg2_aug_product_terms_ba_trv_plan_mst_mv_multi_year_yn: column(s) AGE_ELIGIBILITY_BYPASS_INDICATOR, CFT_ELIGIBLE_INDICATOR, PLAN_GEOGRAPHICAL_ZONE could not be traced to RAW on at least one arm -- excluded (first-cut: walk columns from resolved_mt__ views or joined-in stitch columns are not yet inlined into the sampled queries). stg2_aug_product_terms_ba_trv_plan_mst_mv_age_bypass_yn: column(s) CFT_ELIGIBLE_INDICATOR, PLAN_GEOGRAPHICAL_ZONE could not be traced to RAW on at least one arm -- excluded (first-cut: walk columns from resolved_mt__ views or joined-in stitch columns are not yet inlined into the sampled queries). stg2_aug_product_terms_ba_trv_plan_mst_mv_cft_yn: column(s) PLAN_GEOGRAPHICAL_ZONE could not be traced to RAW on at least one arm -- excluded (first-cut: walk columns from resolved_mt__ views or joined-in stitch columns are not yet inlined into the sampled queries). stg2_aug_product_terms_bjaz_trv_rate_master_mv_cft_yn: column(s) AGE_ELIGIBILITY_BYPASS_INDICATOR, MULTI_YEAR_INDICATOR, PLAN_GEOGRAPHICAL_ZONE could not be traced to RAW on at least one arm -- excluded (first-cut: walk columns from resolved_mt__ views or joined-in stitch columns are not yet inlined into the sampled queries). stg2_aug_product_terms_bjaz_trv_plan_mv_area: column(s) AGE_ELIGIBILITY_BYPASS_INDICATOR, CFT_ELIGIBLE_INDICATOR, MULTI_YEAR_INDICATOR could not be traced to RAW on at least one arm -- excluded (first-cut: walk columns from resolved_mt__ views or joined-in stitch columns are not yet inlined into the sampled queries). stg2_aug_product_terms_bjaz_trv_rate_master_mv_area: column(s) AGE_ELIGIBILITY_BYPASS_INDICATOR, MULTI_YEAR_INDICATOR could not be traced to RAW on at least one arm -- excluded (first-cut: walk columns from resolved_mt__ views or joined-in stitch columns are not yet inlined into the sampled queries).</w:t>
       </w:r>
     </w:p>
     <w:p>
@@ -17639,9 +17507,6 @@
       </w:pPr>
       <w:r>
         <w:t xml:space="preserve">45. OPUS — SAT_AUG_RISK_PERSON_INSURED</w:t>
-      </w:r>
-      <w:r>
-        <w:t xml:space="preserve">  [M3]</w:t>
       </w:r>
     </w:p>
     <w:tbl>
@@ -17956,9 +17821,6 @@
       </w:pPr>
       <w:r>
         <w:t xml:space="preserve">46. OPUS — SAT_AUG_RISK_PERSON_TRAVEL</w:t>
-      </w:r>
-      <w:r>
-        <w:t xml:space="preserve">  [M3]</w:t>
       </w:r>
     </w:p>
     <w:tbl>

--- a/BGIL_DBT/validation/travel/DM-R/DM-R1_OPUS.docx
+++ b/BGIL_DBT/validation/travel/DM-R/DM-R1_OPUS.docx
@@ -3178,6 +3178,9 @@
       <w:r>
         <w:t xml:space="preserve">1. OPUS — Summary: all OPUS satellites in one query</w:t>
       </w:r>
+      <w:r>
+        <w:t xml:space="preserve">  [M1]</w:t>
+      </w:r>
     </w:p>
     <w:tbl>
       <w:tblPr>
@@ -4006,6 +4009,9 @@
       <w:r>
         <w:t xml:space="preserve">2. OPUS — SAT_COMMON_ADDRESS</w:t>
       </w:r>
+      <w:r>
+        <w:t xml:space="preserve">  [M1]</w:t>
+      </w:r>
     </w:p>
     <w:tbl>
       <w:tblPr>
@@ -4196,7 +4202,7 @@
         <w:t xml:space="preserve">Note: </w:t>
       </w:r>
       <w:r>
-        <w:t xml:space="preserve">Parent hub HUB_LOCATION (src_pk LOCATION_HKEY); checked across all rows of the parent (shared vault: the key may have been loaded by the other project). Satellite rows scoped to OPUS; one output row per RECORD_SOURCE. standard satellite, sat_multi_source; PK LOCATION_HKEY; 2 RECORD_SOURCE group(s): OPUS_BJAZ_TRV_LOADER_DATA_MV [5 col(s)], OPUS_BJAZ_TRV_LOADER_LOG_TABLE_MV [6 col(s)]. stg2_common_address_bjaz_trv_loader_data_mv: column(s) COUNTRY_NAME could not be traced to RAW on at least one arm -- excluded (first-cut: walk columns from resolved_mt__ views or joined-in stitch columns are not yet inlined into the sampled queries).</w:t>
+        <w:t xml:space="preserve">Parent hub HUB_LOCATION (src_pk LOCATION_HKEY); checked across all rows of the parent (shared vault: the key may have been loaded by the other project). Satellite rows scoped to OPUS; one output row per RECORD_SOURCE. standard satellite, sat_multi_source; PK LOCATION_HKEY; 2 RECORD_SOURCE group(s): OPUS_BJAZ_TRV_LOADER_DATA [5 col(s)], OPUS_BJAZ_TRV_LOADER_LOG_TABLE [6 col(s)]. stg2_common_address_bjaz_trv_loader_data: column(s) COUNTRY_NAME could not be traced to RAW on at least one arm -- excluded (first-cut: walk columns from resolved_mt__ views or joined-in stitch columns are not yet inlined into the sampled queries).</w:t>
       </w:r>
     </w:p>
     <w:p>
@@ -4253,7 +4259,7 @@
               <w:br/>
               <w:t xml:space="preserve">  left join p on p.k = s.LOCATION_HKEY</w:t>
               <w:br/>
-              <w:t xml:space="preserve"> where s.RECORD_SOURCE in ('OPUS_BJAZ_TRV_LOADER_DATA_MV', 'OPUS_BJAZ_TRV_LOADER_LOG_TABLE_MV')</w:t>
+              <w:t xml:space="preserve"> where s.RECORD_SOURCE in ('OPUS_BJAZ_TRV_LOADER_DATA', 'OPUS_BJAZ_TRV_LOADER_LOG_TABLE')</w:t>
               <w:br/>
               <w:t xml:space="preserve">   and (s.LOCATION_HKEY is null or s.LOCATION_HKEY &lt;&gt; TO_BINARY(REPEAT('0', 32), 'HEX'))</w:t>
               <w:br/>
@@ -4320,6 +4326,9 @@
       <w:r>
         <w:t xml:space="preserve">3. OPUS — SAT_COMMON_CLASSIFICATION</w:t>
       </w:r>
+      <w:r>
+        <w:t xml:space="preserve">  [M1]</w:t>
+      </w:r>
     </w:p>
     <w:tbl>
       <w:tblPr>
@@ -4510,7 +4519,7 @@
         <w:t xml:space="preserve">Note: </w:t>
       </w:r>
       <w:r>
-        <w:t xml:space="preserve">Parent hub HUB_PARTY (src_pk PARTY_HKEY); checked across all rows of the parent (shared vault: the key may have been loaded by the other project). Satellite rows scoped to OPUS; one output row per RECORD_SOURCE. standard satellite, sat_multi_source; PK PARTY_HKEY; 2 RECORD_SOURCE group(s): OPUS_BA_TRV_DATA_POLICY_DTLS_MV [1 col(s)], OPUS_BJAZ_TRV_LOADER_DATA_MV [1 col(s)].</w:t>
+        <w:t xml:space="preserve">Parent hub HUB_PARTY (src_pk PARTY_HKEY); checked across all rows of the parent (shared vault: the key may have been loaded by the other project). Satellite rows scoped to OPUS; one output row per RECORD_SOURCE. standard satellite, sat_multi_source; PK PARTY_HKEY; 2 RECORD_SOURCE group(s): OPUS_BA_TRV_DATA_POLICY_DTLS [1 col(s)], OPUS_BJAZ_TRV_LOADER_DATA [1 col(s)].</w:t>
       </w:r>
     </w:p>
     <w:p>
@@ -4567,7 +4576,7 @@
               <w:br/>
               <w:t xml:space="preserve">  left join p on p.k = s.PARTY_HKEY</w:t>
               <w:br/>
-              <w:t xml:space="preserve"> where s.RECORD_SOURCE in ('OPUS_BA_TRV_DATA_POLICY_DTLS_MV', 'OPUS_BJAZ_TRV_LOADER_DATA_MV')</w:t>
+              <w:t xml:space="preserve"> where s.RECORD_SOURCE in ('OPUS_BA_TRV_DATA_POLICY_DTLS', 'OPUS_BJAZ_TRV_LOADER_DATA')</w:t>
               <w:br/>
               <w:t xml:space="preserve">   and (s.PARTY_HKEY is null or s.PARTY_HKEY &lt;&gt; TO_BINARY(REPEAT('0', 32), 'HEX'))</w:t>
               <w:br/>
@@ -4634,6 +4643,9 @@
       <w:r>
         <w:t xml:space="preserve">4. OPUS — SAT_COMMON_CONTACT</w:t>
       </w:r>
+      <w:r>
+        <w:t xml:space="preserve">  [M1]</w:t>
+      </w:r>
     </w:p>
     <w:tbl>
       <w:tblPr>
@@ -4824,7 +4836,7 @@
         <w:t xml:space="preserve">Note: </w:t>
       </w:r>
       <w:r>
-        <w:t xml:space="preserve">Parent hub HUB_PARTY (src_pk PARTY_HKEY); checked across all rows of the parent (shared vault: the key may have been loaded by the other project). Satellite rows scoped to OPUS; one output row per RECORD_SOURCE. standard satellite, ma_sat_multi_source; PK PARTY_HKEY, child key CONTACT_POINT_TYPE, CONTACT_PRIORITY_ORDER; 2 RECORD_SOURCE group(s): OPUS_BJAZ_TRV_LOADER_DATA_MV [4 col(s)], OPUS_BJAZ_TRV_LOADER_LOG_TABLE_MV [4 col(s)]. Multi-active: compared per (key, child key); latest = max LOAD_DATETIME per member. stg2_common_contact_bjaz_trv_loader_data_mv_0: column(s) FAX_NUMBER, LANDLINE_NUMBER, MOBILE_NUMBER could not be traced to RAW on at least one arm -- excluded (first-cut: walk columns from resolved_mt__ views or joined-in stitch columns are not yet inlined into the sampled queries). stg2_common_contact_bjaz_trv_loader_data_mv_1: column(s) FAX_NUMBER, LANDLINE_NUMBER, MOBILE_NUMBER could not be traced to RAW on at least one arm -- excluded (first-cut: walk columns from resolved_mt__ views or joined-in stitch columns are not yet inlined into the sampled queries). stg2_common_contact_bjaz_trv_loader_data_mv_2: column(s) LANDLINE_NUMBER, MOBILE_NUMBER could not be traced to RAW on at least one arm -- excluded (first-cut: walk columns from resolved_mt__ views or joined-in stitch columns are not yet inlined into the sampled queries). stg2_common_contact_bjaz_trv_loader_data_mv_3: column(s) LANDLINE_NUMBER could not be traced to RAW on at least one arm -- excluded (first-cut: walk columns from resolved_mt__ views or joined-in stitch columns are not yet inlined into the sampled queries). stg2_common_contact_bjaz_trv_loader_log_table_mv_5: column(s) FAX_NUMBER, LANDLINE_NUMBER, MOBILE_NUMBER could not be traced to RAW on at least one arm -- excluded (first-cut: walk columns from resolved_mt__ views or joined-in stitch columns are not yet inlined into the sampled queries). stg2_common_contact_bjaz_trv_loader_log_table_mv_6: column(s) LANDLINE_NUMBER, MOBILE_NUMBER could not be traced to RAW on at least one arm -- excluded (first-cut: walk columns from resolved_mt__ views or joined-in stitch columns are not yet inlined into the sampled queries). stg2_common_contact_bjaz_trv_loader_log_table_mv_7: column(s) LANDLINE_NUMBER could not be traced to RAW on at least one arm -- excluded (first-cut: walk columns from resolved_mt__ views or joined-in stitch columns are not yet inlined into the sampled queries).</w:t>
+        <w:t xml:space="preserve">Parent hub HUB_PARTY (src_pk PARTY_HKEY); checked across all rows of the parent (shared vault: the key may have been loaded by the other project). Satellite rows scoped to OPUS; one output row per RECORD_SOURCE. standard satellite, ma_sat_multi_source; PK PARTY_HKEY, child key CONTACT_POINT_TYPE, CONTACT_PRIORITY_ORDER; 2 RECORD_SOURCE group(s): OPUS_BJAZ_TRV_LOADER_DATA [4 col(s)], OPUS_BJAZ_TRV_LOADER_LOG_TABLE [4 col(s)]. Multi-active: compared per (key, child key); latest = max LOAD_DATETIME per member. stg2_common_contact_bjaz_trv_loader_data_0: column(s) FAX_NUMBER, LANDLINE_NUMBER, MOBILE_NUMBER could not be traced to RAW on at least one arm -- excluded (first-cut: walk columns from resolved_mt__ views or joined-in stitch columns are not yet inlined into the sampled queries). stg2_common_contact_bjaz_trv_loader_data_1: column(s) FAX_NUMBER, LANDLINE_NUMBER, MOBILE_NUMBER could not be traced to RAW on at least one arm -- excluded (first-cut: walk columns from resolved_mt__ views or joined-in stitch columns are not yet inlined into the sampled queries). stg2_common_contact_bjaz_trv_loader_data_2: column(s) LANDLINE_NUMBER, MOBILE_NUMBER could not be traced to RAW on at least one arm -- excluded (first-cut: walk columns from resolved_mt__ views or joined-in stitch columns are not yet inlined into the sampled queries). stg2_common_contact_bjaz_trv_loader_data_3: column(s) LANDLINE_NUMBER could not be traced to RAW on at least one arm -- excluded (first-cut: walk columns from resolved_mt__ views or joined-in stitch columns are not yet inlined into the sampled queries). stg2_common_contact_bjaz_trv_loader_log_table_5: column(s) FAX_NUMBER, LANDLINE_NUMBER, MOBILE_NUMBER could not be traced to RAW on at least one arm -- excluded (first-cut: walk columns from resolved_mt__ views or joined-in stitch columns are not yet inlined into the sampled queries). stg2_common_contact_bjaz_trv_loader_log_table_6: column(s) LANDLINE_NUMBER, MOBILE_NUMBER could not be traced to RAW on at least one arm -- excluded (first-cut: walk columns from resolved_mt__ views or joined-in stitch columns are not yet inlined into the sampled queries). stg2_common_contact_bjaz_trv_loader_log_table_7: column(s) LANDLINE_NUMBER could not be traced to RAW on at least one arm -- excluded (first-cut: walk columns from resolved_mt__ views or joined-in stitch columns are not yet inlined into the sampled queries).</w:t>
       </w:r>
     </w:p>
     <w:p>
@@ -4881,7 +4893,7 @@
               <w:br/>
               <w:t xml:space="preserve">  left join p on p.k = s.PARTY_HKEY</w:t>
               <w:br/>
-              <w:t xml:space="preserve"> where s.RECORD_SOURCE in ('OPUS_BJAZ_TRV_LOADER_DATA_MV', 'OPUS_BJAZ_TRV_LOADER_LOG_TABLE_MV')</w:t>
+              <w:t xml:space="preserve"> where s.RECORD_SOURCE in ('OPUS_BJAZ_TRV_LOADER_DATA', 'OPUS_BJAZ_TRV_LOADER_LOG_TABLE')</w:t>
               <w:br/>
               <w:t xml:space="preserve">   and (s.PARTY_HKEY is null or s.PARTY_HKEY &lt;&gt; TO_BINARY(REPEAT('0', 32), 'HEX'))</w:t>
               <w:br/>
@@ -4948,6 +4960,9 @@
       <w:r>
         <w:t xml:space="preserve">5. OPUS — SAT_COVERAGE_CONDITIONS</w:t>
       </w:r>
+      <w:r>
+        <w:t xml:space="preserve">  [M1]</w:t>
+      </w:r>
     </w:p>
     <w:tbl>
       <w:tblPr>
@@ -5138,7 +5153,7 @@
         <w:t xml:space="preserve">Note: </w:t>
       </w:r>
       <w:r>
-        <w:t xml:space="preserve">Parent hub HUB_COVERAGE (src_pk COVERAGE_HKEY); checked across all rows of the parent (shared vault: the key may have been loaded by the other project). Satellite rows scoped to OPUS; one output row per RECORD_SOURCE. standard satellite, automate_dv.sat; PK COVERAGE_HKEY; 1 RECORD_SOURCE group(s): OPUS_BJAZ_TRV_PLAN_MV [2 col(s)].</w:t>
+        <w:t xml:space="preserve">Parent hub HUB_COVERAGE (src_pk COVERAGE_HKEY); checked across all rows of the parent (shared vault: the key may have been loaded by the other project). Satellite rows scoped to OPUS; one output row per RECORD_SOURCE. standard satellite, automate_dv.sat; PK COVERAGE_HKEY; 1 RECORD_SOURCE group(s): OPUS_BJAZ_TRV_PLAN [2 col(s)].</w:t>
       </w:r>
     </w:p>
     <w:p>
@@ -5195,7 +5210,7 @@
               <w:br/>
               <w:t xml:space="preserve">  left join p on p.k = s.COVERAGE_HKEY</w:t>
               <w:br/>
-              <w:t xml:space="preserve"> where s.RECORD_SOURCE in ('OPUS_BJAZ_TRV_PLAN_MV')</w:t>
+              <w:t xml:space="preserve"> where s.RECORD_SOURCE in ('OPUS_BJAZ_TRV_PLAN')</w:t>
               <w:br/>
               <w:t xml:space="preserve">   and (s.COVERAGE_HKEY is null or s.COVERAGE_HKEY &lt;&gt; TO_BINARY(REPEAT('0', 32), 'HEX'))</w:t>
               <w:br/>
@@ -5262,6 +5277,9 @@
       <w:r>
         <w:t xml:space="preserve">6. OPUS — SAT_COVERAGE_DEFINITION</w:t>
       </w:r>
+      <w:r>
+        <w:t xml:space="preserve">  [M1]</w:t>
+      </w:r>
     </w:p>
     <w:tbl>
       <w:tblPr>
@@ -5452,7 +5470,7 @@
         <w:t xml:space="preserve">Note: </w:t>
       </w:r>
       <w:r>
-        <w:t xml:space="preserve">Parent hub HUB_COVERAGE (src_pk COVERAGE_HKEY); checked across all rows of the parent (shared vault: the key may have been loaded by the other project). Satellite rows scoped to OPUS; one output row per RECORD_SOURCE. standard satellite, sat_multi_source; PK COVERAGE_HKEY; 3 RECORD_SOURCE group(s): OPUS_BJAZ_TRV_PLAN_MV [2 col(s)], OPUS_BJAZ_TRV_RIDER_DTLS_MV [1 col(s)], OPUS_BJAZ_TRV_LOADER_DATA_MV [1 col(s)]. stg2_coverage_definition_bjaz_trv_plan_mv: column(s) COVERAGE_NAME, FREE_COVER_LIMIT could not be traced to RAW on at least one arm -- excluded (first-cut: walk columns from resolved_mt__ views or joined-in stitch columns are not yet inlined into the sampled queries). stg2_coverage_definition_bjaz_trv_rider_dtls_mv: column(s) COVERAGE_DESCRIPTION, FREE_COVER_LIMIT, PERIL_COVERED could not be traced to RAW on at least one arm -- excluded (first-cut: walk columns from resolved_mt__ views or joined-in stitch columns are not yet inlined into the sampled queries). stg2_coverage_definition_bjaz_trv_loader_data_mv_acchospexp: column(s) COVERAGE_DESCRIPTION, COVERAGE_NAME, PERIL_COVERED could not be traced to RAW on at least one arm -- excluded (first-cut: walk columns from resolved_mt__ views or joined-in stitch columns are not yet inlined into the sampled queries). stg2_coverage_definition_bjaz_trv_loader_data_mv_adventuresportbenefit: column(s) COVERAGE_DESCRIPTION, COVERAGE_NAME, PERIL_COVERED could not be traced to RAW on at least one arm -- excluded (first-cut: walk columns from resolved_mt__ views or joined-in stitch columns are not yet inlined into the sampled queries). stg2_coverage_definition_bjaz_trv_loader_data_mv_bouncedhotel: column(s) COVERAGE_DESCRIPTION, COVERAGE_NAME, PERIL_COVERED could not be traced to RAW on at least one arm -- excluded (first-cut: walk columns from resolved_mt__ views or joined-in stitch columns are not yet inlined into the sampled queries). stg2_coverage_definition_bjaz_trv_loader_data_mv_compvisitfamilymember: column(s) COVERAGE_DESCRIPTION, COVERAGE_NAME, PERIL_COVERED could not be traced to RAW on at least one arm -- excluded (first-cut: walk columns from resolved_mt__ views or joined-in stitch columns are not yet inlined into the sampled queries). stg2_coverage_definition_bjaz_trv_loader_data_mv_delayofcheckedbaggage: column(s) COVERAGE_DESCRIPTION, COVERAGE_NAME, PERIL_COVERED could not be traced to RAW on at least one arm -- excluded (first-cut: walk columns from resolved_mt__ views or joined-in stitch columns are not yet inlined into the sampled queries). stg2_coverage_definition_bjaz_trv_loader_data_mv_emergencyhotelextension: column(s) COVERAGE_DESCRIPTION, COVERAGE_NAME, PERIL_COVERED could not be traced to RAW on at least one arm -- excluded (first-cut: walk columns from resolved_mt__ views or joined-in stitch columns are not yet inlined into the sampled queries). stg2_coverage_definition_bjaz_trv_loader_data_mv_emermedicalevac: column(s) COVERAGE_DESCRIPTION, COVERAGE_NAME, PERIL_COVERED could not be traced to RAW on at least one arm -- excluded (first-cut: walk columns from resolved_mt__ views or joined-in stitch columns are not yet inlined into the sampled queries). stg2_coverage_definition_bjaz_trv_loader_data_mv_homeburglaryinsurance: column(s) COVERAGE_DESCRIPTION, COVERAGE_NAME, PERIL_COVERED could not be traced to RAW on at least one arm -- excluded (first-cut: walk columns from resolved_mt__ views or joined-in stitch columns are not yet inlined into the sampled queries). stg2_coverage_definition_bjaz_trv_loader_data_mv_hospdailyallow: column(s) COVERAGE_DESCRIPTION, COVERAGE_NAME, PERIL_COVERED could not be traced to RAW on at least one arm -- excluded (first-cut: walk columns from resolved_mt__ views or joined-in stitch columns are not yet inlined into the sampled queries). stg2_coverage_definition_bjaz_trv_loader_data_mv_lossofbaggage: column(s) COVERAGE_DESCRIPTION, COVERAGE_NAME, PERIL_COVERED could not be traced to RAW on at least one arm -- excluded (first-cut: walk columns from resolved_mt__ views or joined-in stitch columns are not yet inlined into the sampled queries). stg2_coverage_definition_bjaz_trv_loader_data_mv_lossofcheckedbaggage: column(s) COVERAGE_DESCRIPTION, COVERAGE_NAME, PERIL_COVERED could not be traced to RAW on at least one arm -- excluded (first-cut: walk columns from resolved_mt__ views or joined-in stitch columns are not yet inlined into the sampled queries). stg2_coverage_definition_bjaz_trv_loader_data_mv_missedconnection: column(s) COVERAGE_DESCRIPTION, COVERAGE_NAME, PERIL_COVERED could not be traced to RAW on at least one arm -- excluded (first-cut: walk columns from resolved_mt__ views or joined-in stitch columns are not yet inlined into the sampled queries). stg2_coverage_definition_bjaz_trv_loader_data_mv_personalliability: column(s) COVERAGE_DESCRIPTION, COVERAGE_NAME, PERIL_COVERED could not be traced to RAW on at least one arm -- excluded (first-cut: walk columns from resolved_mt__ views or joined-in stitch columns are not yet inlined into the sampled queries). stg2_coverage_definition_bjaz_trv_loader_data_mv_repatonofremains: column(s) COVERAGE_DESCRIPTION, COVERAGE_NAME, PERIL_COVERED could not be traced to RAW on at least one arm -- excluded (first-cut: walk columns from resolved_mt__ views or joined-in stitch columns are not yet inlined into the sampled queries). stg2_coverage_definition_bjaz_trv_loader_data_mv_tripcancellation: column(s) COVERAGE_DESCRIPTION, COVERAGE_NAME, PERIL_COVERED could not be traced to RAW on at least one arm -- excluded (first-cut: walk columns from resolved_mt__ views or joined-in stitch columns are not yet inlined into the sampled queries). stg2_coverage_definition_bjaz_trv_loader_data_mv_tripcurtailment: column(s) COVERAGE_DESCRIPTION, COVERAGE_NAME, PERIL_COVERED could not be traced to RAW on at least one arm -- excluded (first-cut: walk columns from resolved_mt__ views or joined-in stitch columns are not yet inlined into the sampled queries). stg2_coverage_definition_bjaz_trv_loader_data_mv_tripdelaybyscheduledaircraft: column(s) COVERAGE_DESCRIPTION, COVERAGE_NAME, PERIL_COVERED could not be traced to RAW on at least one arm -- excluded (first-cut: walk columns from resolved_mt__ views or joined-in stitch columns are not yet inlined into the sampled queries).</w:t>
+        <w:t xml:space="preserve">Parent hub HUB_COVERAGE (src_pk COVERAGE_HKEY); checked across all rows of the parent (shared vault: the key may have been loaded by the other project). Satellite rows scoped to OPUS; one output row per RECORD_SOURCE. standard satellite, sat_multi_source; PK COVERAGE_HKEY; 3 RECORD_SOURCE group(s): OPUS_BJAZ_TRV_PLAN [2 col(s)], OPUS_BJAZ_TRV_RIDER_DTLS [1 col(s)], OPUS_BJAZ_TRV_LOADER_DATA [1 col(s)]. stg2_coverage_definition_bjaz_trv_plan: column(s) COVERAGE_NAME, FREE_COVER_LIMIT could not be traced to RAW on at least one arm -- excluded (first-cut: walk columns from resolved_mt__ views or joined-in stitch columns are not yet inlined into the sampled queries). stg2_coverage_definition_bjaz_trv_rider_dtls: column(s) COVERAGE_DESCRIPTION, FREE_COVER_LIMIT, PERIL_COVERED could not be traced to RAW on at least one arm -- excluded (first-cut: walk columns from resolved_mt__ views or joined-in stitch columns are not yet inlined into the sampled queries). stg2_coverage_definition_bjaz_trv_loader_data_acchospexp: column(s) COVERAGE_DESCRIPTION, COVERAGE_NAME, PERIL_COVERED could not be traced to RAW on at least one arm -- excluded (first-cut: walk columns from resolved_mt__ views or joined-in stitch columns are not yet inlined into the sampled queries). stg2_coverage_definition_bjaz_trv_loader_data_adventuresportbenefit: column(s) COVERAGE_DESCRIPTION, COVERAGE_NAME, PERIL_COVERED could not be traced to RAW on at least one arm -- excluded (first-cut: walk columns from resolved_mt__ views or joined-in stitch columns are not yet inlined into the sampled queries). stg2_coverage_definition_bjaz_trv_loader_data_bouncedhotel: column(s) COVERAGE_DESCRIPTION, COVERAGE_NAME, PERIL_COVERED could not be traced to RAW on at least one arm -- excluded (first-cut: walk columns from resolved_mt__ views or joined-in stitch columns are not yet inlined into the sampled queries). stg2_coverage_definition_bjaz_trv_loader_data_compvisitfamilymember: column(s) COVERAGE_DESCRIPTION, COVERAGE_NAME, PERIL_COVERED could not be traced to RAW on at least one arm -- excluded (first-cut: walk columns from resolved_mt__ views or joined-in stitch columns are not yet inlined into the sampled queries). stg2_coverage_definition_bjaz_trv_loader_data_delayofcheckedbaggage: column(s) COVERAGE_DESCRIPTION, COVERAGE_NAME, PERIL_COVERED could not be traced to RAW on at least one arm -- excluded (first-cut: walk columns from resolved_mt__ views or joined-in stitch columns are not yet inlined into the sampled queries). stg2_coverage_definition_bjaz_trv_loader_data_emergencyhotelextension: column(s) COVERAGE_DESCRIPTION, COVERAGE_NAME, PERIL_COVERED could not be traced to RAW on at least one arm -- excluded (first-cut: walk columns from resolved_mt__ views or joined-in stitch columns are not yet inlined into the sampled queries). stg2_coverage_definition_bjaz_trv_loader_data_emermedicalevac: column(s) COVERAGE_DESCRIPTION, COVERAGE_NAME, PERIL_COVERED could not be traced to RAW on at least one arm -- excluded (first-cut: walk columns from resolved_mt__ views or joined-in stitch columns are not yet inlined into the sampled queries). stg2_coverage_definition_bjaz_trv_loader_data_homeburglaryinsurance: column(s) COVERAGE_DESCRIPTION, COVERAGE_NAME, PERIL_COVERED could not be traced to RAW on at least one arm -- excluded (first-cut: walk columns from resolved_mt__ views or joined-in stitch columns are not yet inlined into the sampled queries). stg2_coverage_definition_bjaz_trv_loader_data_hospdailyallow: column(s) COVERAGE_DESCRIPTION, COVERAGE_NAME, PERIL_COVERED could not be traced to RAW on at least one arm -- excluded (first-cut: walk columns from resolved_mt__ views or joined-in stitch columns are not yet inlined into the sampled queries). stg2_coverage_definition_bjaz_trv_loader_data_lossofbaggage: column(s) COVERAGE_DESCRIPTION, COVERAGE_NAME, PERIL_COVERED could not be traced to RAW on at least one arm -- excluded (first-cut: walk columns from resolved_mt__ views or joined-in stitch columns are not yet inlined into the sampled queries). stg2_coverage_definition_bjaz_trv_loader_data_lossofcheckedbaggage: column(s) COVERAGE_DESCRIPTION, COVERAGE_NAME, PERIL_COVERED could not be traced to RAW on at least one arm -- excluded (first-cut: walk columns from resolved_mt__ views or joined-in stitch columns are not yet inlined into the sampled queries). stg2_coverage_definition_bjaz_trv_loader_data_missedconnection: column(s) COVERAGE_DESCRIPTION, COVERAGE_NAME, PERIL_COVERED could not be traced to RAW on at least one arm -- excluded (first-cut: walk columns from resolved_mt__ views or joined-in stitch columns are not yet inlined into the sampled queries). stg2_coverage_definition_bjaz_trv_loader_data_personalliability: column(s) COVERAGE_DESCRIPTION, COVERAGE_NAME, PERIL_COVERED could not be traced to RAW on at least one arm -- excluded (first-cut: walk columns from resolved_mt__ views or joined-in stitch columns are not yet inlined into the sampled queries). stg2_coverage_definition_bjaz_trv_loader_data_repatonofremains: column(s) COVERAGE_DESCRIPTION, COVERAGE_NAME, PERIL_COVERED could not be traced to RAW on at least one arm -- excluded (first-cut: walk columns from resolved_mt__ views or joined-in stitch columns are not yet inlined into the sampled queries). stg2_coverage_definition_bjaz_trv_loader_data_tripcancellation: column(s) COVERAGE_DESCRIPTION, COVERAGE_NAME, PERIL_COVERED could not be traced to RAW on at least one arm -- excluded (first-cut: walk columns from resolved_mt__ views or joined-in stitch columns are not yet inlined into the sampled queries). stg2_coverage_definition_bjaz_trv_loader_data_tripcurtailment: column(s) COVERAGE_DESCRIPTION, COVERAGE_NAME, PERIL_COVERED could not be traced to RAW on at least one arm -- excluded (first-cut: walk columns from resolved_mt__ views or joined-in stitch columns are not yet inlined into the sampled queries). stg2_coverage_definition_bjaz_trv_loader_data_tripdelaybyscheduledaircraft: column(s) COVERAGE_DESCRIPTION, COVERAGE_NAME, PERIL_COVERED could not be traced to RAW on at least one arm -- excluded (first-cut: walk columns from resolved_mt__ views or joined-in stitch columns are not yet inlined into the sampled queries).</w:t>
       </w:r>
     </w:p>
     <w:p>
@@ -5509,7 +5527,7 @@
               <w:br/>
               <w:t xml:space="preserve">  left join p on p.k = s.COVERAGE_HKEY</w:t>
               <w:br/>
-              <w:t xml:space="preserve"> where s.RECORD_SOURCE in ('OPUS_BJAZ_TRV_LOADER_DATA_MV', 'OPUS_BJAZ_TRV_PLAN_MV', 'OPUS_BJAZ_TRV_RIDER_DTLS_MV')</w:t>
+              <w:t xml:space="preserve"> where s.RECORD_SOURCE in ('OPUS_BJAZ_TRV_LOADER_DATA', 'OPUS_BJAZ_TRV_PLAN', 'OPUS_BJAZ_TRV_RIDER_DTLS')</w:t>
               <w:br/>
               <w:t xml:space="preserve">   and (s.COVERAGE_HKEY is null or s.COVERAGE_HKEY &lt;&gt; TO_BINARY(REPEAT('0', 32), 'HEX'))</w:t>
               <w:br/>
@@ -5576,6 +5594,9 @@
       <w:r>
         <w:t xml:space="preserve">7. OPUS — SAT_COVERAGE_LIMITS</w:t>
       </w:r>
+      <w:r>
+        <w:t xml:space="preserve">  [M1]</w:t>
+      </w:r>
     </w:p>
     <w:tbl>
       <w:tblPr>
@@ -5766,7 +5787,7 @@
         <w:t xml:space="preserve">Note: </w:t>
       </w:r>
       <w:r>
-        <w:t xml:space="preserve">Parent hub HUB_COVERAGE (src_pk COVERAGE_HKEY); checked across all rows of the parent (shared vault: the key may have been loaded by the other project). Satellite rows scoped to OPUS; one output row per RECORD_SOURCE. standard satellite, sat_multi_source; PK COVERAGE_HKEY; 3 RECORD_SOURCE group(s): OPUS_BJAZ_TRV_PLAN_MV [2 col(s)], OPUS_BJAZ_TRV_RIDER_DTLS_MV [1 col(s)], OPUS_BJAZ_TRV_RIDER_RATE_MAST_MV [1 col(s)]. stg2_coverage_limits_bjaz_trv_rider_dtls_mv: column(s) DEDUCTIBLE_AMOUNT could not be traced to RAW on at least one arm -- excluded (first-cut: walk columns from resolved_mt__ views or joined-in stitch columns are not yet inlined into the sampled queries). stg2_coverage_limits_bjaz_trv_rider_rate_mast_mv: column(s) DEDUCTIBLE_AMOUNT could not be traced to RAW on at least one arm -- excluded (first-cut: walk columns from resolved_mt__ views or joined-in stitch columns are not yet inlined into the sampled queries).</w:t>
+        <w:t xml:space="preserve">Parent hub HUB_COVERAGE (src_pk COVERAGE_HKEY); checked across all rows of the parent (shared vault: the key may have been loaded by the other project). Satellite rows scoped to OPUS; one output row per RECORD_SOURCE. standard satellite, sat_multi_source; PK COVERAGE_HKEY; 3 RECORD_SOURCE group(s): OPUS_BJAZ_TRV_PLAN [2 col(s)], OPUS_BJAZ_TRV_RIDER_DTLS [1 col(s)], OPUS_BJAZ_TRV_RIDER_RATE_MAST [1 col(s)]. stg2_coverage_limits_bjaz_trv_rider_dtls: column(s) DEDUCTIBLE_AMOUNT could not be traced to RAW on at least one arm -- excluded (first-cut: walk columns from resolved_mt__ views or joined-in stitch columns are not yet inlined into the sampled queries). stg2_coverage_limits_bjaz_trv_rider_rate_mast: column(s) DEDUCTIBLE_AMOUNT could not be traced to RAW on at least one arm -- excluded (first-cut: walk columns from resolved_mt__ views or joined-in stitch columns are not yet inlined into the sampled queries).</w:t>
       </w:r>
     </w:p>
     <w:p>
@@ -5823,7 +5844,7 @@
               <w:br/>
               <w:t xml:space="preserve">  left join p on p.k = s.COVERAGE_HKEY</w:t>
               <w:br/>
-              <w:t xml:space="preserve"> where s.RECORD_SOURCE in ('OPUS_BJAZ_TRV_PLAN_MV', 'OPUS_BJAZ_TRV_RIDER_DTLS_MV', 'OPUS_BJAZ_TRV_RIDER_RATE_MAST_MV')</w:t>
+              <w:t xml:space="preserve"> where s.RECORD_SOURCE in ('OPUS_BJAZ_TRV_PLAN', 'OPUS_BJAZ_TRV_RIDER_DTLS', 'OPUS_BJAZ_TRV_RIDER_RATE_MAST')</w:t>
               <w:br/>
               <w:t xml:space="preserve">   and (s.COVERAGE_HKEY is null or s.COVERAGE_HKEY &lt;&gt; TO_BINARY(REPEAT('0', 32), 'HEX'))</w:t>
               <w:br/>
@@ -5890,6 +5911,9 @@
       <w:r>
         <w:t xml:space="preserve">8. OPUS — SAT_FINTXN_COMMISSION</w:t>
       </w:r>
+      <w:r>
+        <w:t xml:space="preserve">  [M1]</w:t>
+      </w:r>
     </w:p>
     <w:tbl>
       <w:tblPr>
@@ -6080,7 +6104,7 @@
         <w:t xml:space="preserve">Note: </w:t>
       </w:r>
       <w:r>
-        <w:t xml:space="preserve">Parent hub HUB_FINANCIAL_TRANSACTION (src_pk FINANCIAL_TRANSACTION_HKEY); checked across all rows of the parent (shared vault: the key may have been loaded by the other project). Satellite rows scoped to OPUS; one output row per RECORD_SOURCE. standard satellite, ma_sat_multi_source; PK FINANCIAL_TRANSACTION_HKEY, child key COMMISSION_TYPE_CK; 2 RECORD_SOURCE group(s): OPUS_BA_TRV_DATA_POLICY_DTLS_MV [2 col(s)], OPUS_BJAZ_TRV_LOADER_DATA_MV [1 col(s)]. Multi-active: compared per (key, child key); latest = max LOAD_DATETIME per member. stg2_fintxn_commission_bjaz_trv_loader_data_mv: column(s) COMMISSION_AMOUNT could not be traced to RAW on at least one arm -- excluded (first-cut: walk columns from resolved_mt__ views or joined-in stitch columns are not yet inlined into the sampled queries).</w:t>
+        <w:t xml:space="preserve">Parent hub HUB_FINANCIAL_TRANSACTION (src_pk FINANCIAL_TRANSACTION_HKEY); checked across all rows of the parent (shared vault: the key may have been loaded by the other project). Satellite rows scoped to OPUS; one output row per RECORD_SOURCE. standard satellite, ma_sat_multi_source; PK FINANCIAL_TRANSACTION_HKEY, child key COMMISSION_TYPE_CK; 2 RECORD_SOURCE group(s): OPUS_BA_TRV_DATA_POLICY_DTLS [2 col(s)], OPUS_BJAZ_TRV_LOADER_DATA [1 col(s)]. Multi-active: compared per (key, child key); latest = max LOAD_DATETIME per member. stg2_fintxn_commission_bjaz_trv_loader_data: column(s) COMMISSION_AMOUNT could not be traced to RAW on at least one arm -- excluded (first-cut: walk columns from resolved_mt__ views or joined-in stitch columns are not yet inlined into the sampled queries).</w:t>
       </w:r>
     </w:p>
     <w:p>
@@ -6137,7 +6161,7 @@
               <w:br/>
               <w:t xml:space="preserve">  left join p on p.k = s.FINANCIAL_TRANSACTION_HKEY</w:t>
               <w:br/>
-              <w:t xml:space="preserve"> where s.RECORD_SOURCE in ('OPUS_BA_TRV_DATA_POLICY_DTLS_MV', 'OPUS_BJAZ_TRV_LOADER_DATA_MV')</w:t>
+              <w:t xml:space="preserve"> where s.RECORD_SOURCE in ('OPUS_BA_TRV_DATA_POLICY_DTLS', 'OPUS_BJAZ_TRV_LOADER_DATA')</w:t>
               <w:br/>
               <w:t xml:space="preserve">   and (s.FINANCIAL_TRANSACTION_HKEY is null or s.FINANCIAL_TRANSACTION_HKEY &lt;&gt; TO_BINARY(REPEAT('0', 32), 'HEX'))</w:t>
               <w:br/>
@@ -6204,6 +6228,9 @@
       <w:r>
         <w:t xml:space="preserve">9. OPUS — SAT_FINTXN_HEADER</w:t>
       </w:r>
+      <w:r>
+        <w:t xml:space="preserve">  [M1]</w:t>
+      </w:r>
     </w:p>
     <w:tbl>
       <w:tblPr>
@@ -6394,7 +6421,7 @@
         <w:t xml:space="preserve">Note: </w:t>
       </w:r>
       <w:r>
-        <w:t xml:space="preserve">Parent hub HUB_FINANCIAL_TRANSACTION (src_pk FINANCIAL_TRANSACTION_HKEY); checked across all rows of the parent (shared vault: the key may have been loaded by the other project). Satellite rows scoped to OPUS; one output row per RECORD_SOURCE. standard satellite, automate_dv.sat; PK FINANCIAL_TRANSACTION_HKEY; 1 RECORD_SOURCE group(s): OPUS_BJAZ_TRV_LOADER_LOG_TABLE_MV [1 col(s)].</w:t>
+        <w:t xml:space="preserve">Parent hub HUB_FINANCIAL_TRANSACTION (src_pk FINANCIAL_TRANSACTION_HKEY); checked across all rows of the parent (shared vault: the key may have been loaded by the other project). Satellite rows scoped to OPUS; one output row per RECORD_SOURCE. standard satellite, automate_dv.sat; PK FINANCIAL_TRANSACTION_HKEY; 1 RECORD_SOURCE group(s): OPUS_BJAZ_TRV_LOADER_LOG_TABLE [1 col(s)].</w:t>
       </w:r>
     </w:p>
     <w:p>
@@ -6451,7 +6478,7 @@
               <w:br/>
               <w:t xml:space="preserve">  left join p on p.k = s.FINANCIAL_TRANSACTION_HKEY</w:t>
               <w:br/>
-              <w:t xml:space="preserve"> where s.RECORD_SOURCE in ('OPUS_BJAZ_TRV_LOADER_LOG_TABLE_MV')</w:t>
+              <w:t xml:space="preserve"> where s.RECORD_SOURCE in ('OPUS_BJAZ_TRV_LOADER_LOG_TABLE')</w:t>
               <w:br/>
               <w:t xml:space="preserve">   and (s.FINANCIAL_TRANSACTION_HKEY is null or s.FINANCIAL_TRANSACTION_HKEY &lt;&gt; TO_BINARY(REPEAT('0', 32), 'HEX'))</w:t>
               <w:br/>
@@ -6518,6 +6545,9 @@
       <w:r>
         <w:t xml:space="preserve">10. OPUS — SAT_FINTXN_PREMIUM</w:t>
       </w:r>
+      <w:r>
+        <w:t xml:space="preserve">  [M1]</w:t>
+      </w:r>
     </w:p>
     <w:tbl>
       <w:tblPr>
@@ -6708,7 +6738,7 @@
         <w:t xml:space="preserve">Note: </w:t>
       </w:r>
       <w:r>
-        <w:t xml:space="preserve">Parent hub HUB_FINANCIAL_TRANSACTION (src_pk FINANCIAL_TRANSACTION_HKEY); checked across all rows of the parent (shared vault: the key may have been loaded by the other project). Satellite rows scoped to OPUS; one output row per RECORD_SOURCE. standard satellite, sat_multi_source; PK FINANCIAL_TRANSACTION_HKEY; 3 RECORD_SOURCE group(s): OPUS_BA_TRV_DATA_POLICY_DTLS_MV [6 col(s)], OPUS_BJAZ_TRV_LOADER_DATA_MV [5 col(s)], OPUS_BJAZ_TRV_LOADER_LOG_TABLE_MV [4 col(s)]. stg2_fintxn_premium_ba_trv_data_policy_dtls_mv: column(s) BASE_PREMIUM could not be traced to RAW on at least one arm -- excluded (first-cut: walk columns from resolved_mt__ views or joined-in stitch columns are not yet inlined into the sampled queries). stg2_fintxn_premium_bjaz_trv_loader_data_mv: column(s) DISCOUNT_PERCENTAGE, NET_PREMIUM could not be traced to RAW on at least one arm -- excluded (first-cut: walk columns from resolved_mt__ views or joined-in stitch columns are not yet inlined into the sampled queries). stg2_fintxn_premium_bjaz_trv_loader_log_table_mv: column(s) BASE_PREMIUM, DISCOUNT_PERCENTAGE, NET_PREMIUM could not be traced to RAW on at least one arm -- excluded (first-cut: walk columns from resolved_mt__ views or joined-in stitch columns are not yet inlined into the sampled queries).</w:t>
+        <w:t xml:space="preserve">Parent hub HUB_FINANCIAL_TRANSACTION (src_pk FINANCIAL_TRANSACTION_HKEY); checked across all rows of the parent (shared vault: the key may have been loaded by the other project). Satellite rows scoped to OPUS; one output row per RECORD_SOURCE. standard satellite, sat_multi_source; PK FINANCIAL_TRANSACTION_HKEY; 3 RECORD_SOURCE group(s): OPUS_BA_TRV_DATA_POLICY_DTLS [6 col(s)], OPUS_BJAZ_TRV_LOADER_DATA [5 col(s)], OPUS_BJAZ_TRV_LOADER_LOG_TABLE [4 col(s)]. stg2_fintxn_premium_ba_trv_data_policy_dtls: column(s) BASE_PREMIUM could not be traced to RAW on at least one arm -- excluded (first-cut: walk columns from resolved_mt__ views or joined-in stitch columns are not yet inlined into the sampled queries). stg2_fintxn_premium_bjaz_trv_loader_data: column(s) DISCOUNT_PERCENTAGE, NET_PREMIUM could not be traced to RAW on at least one arm -- excluded (first-cut: walk columns from resolved_mt__ views or joined-in stitch columns are not yet inlined into the sampled queries). stg2_fintxn_premium_bjaz_trv_loader_log_table: column(s) BASE_PREMIUM, DISCOUNT_PERCENTAGE, NET_PREMIUM could not be traced to RAW on at least one arm -- excluded (first-cut: walk columns from resolved_mt__ views or joined-in stitch columns are not yet inlined into the sampled queries).</w:t>
       </w:r>
     </w:p>
     <w:p>
@@ -6765,7 +6795,7 @@
               <w:br/>
               <w:t xml:space="preserve">  left join p on p.k = s.FINANCIAL_TRANSACTION_HKEY</w:t>
               <w:br/>
-              <w:t xml:space="preserve"> where s.RECORD_SOURCE in ('OPUS_BA_TRV_DATA_POLICY_DTLS_MV', 'OPUS_BJAZ_TRV_LOADER_DATA_MV', 'OPUS_BJAZ_TRV_LOADER_LOG_TABLE_MV')</w:t>
+              <w:t xml:space="preserve"> where s.RECORD_SOURCE in ('OPUS_BA_TRV_DATA_POLICY_DTLS', 'OPUS_BJAZ_TRV_LOADER_DATA', 'OPUS_BJAZ_TRV_LOADER_LOG_TABLE')</w:t>
               <w:br/>
               <w:t xml:space="preserve">   and (s.FINANCIAL_TRANSACTION_HKEY is null or s.FINANCIAL_TRANSACTION_HKEY &lt;&gt; TO_BINARY(REPEAT('0', 32), 'HEX'))</w:t>
               <w:br/>
@@ -6832,6 +6862,9 @@
       <w:r>
         <w:t xml:space="preserve">11. OPUS — SAT_FINTXN_TAX</w:t>
       </w:r>
+      <w:r>
+        <w:t xml:space="preserve">  [M1]</w:t>
+      </w:r>
     </w:p>
     <w:tbl>
       <w:tblPr>
@@ -7022,7 +7055,7 @@
         <w:t xml:space="preserve">Note: </w:t>
       </w:r>
       <w:r>
-        <w:t xml:space="preserve">Parent hub HUB_FINANCIAL_TRANSACTION (src_pk FINANCIAL_TRANSACTION_HKEY); checked across all rows of the parent (shared vault: the key may have been loaded by the other project). Satellite rows scoped to OPUS; one output row per RECORD_SOURCE. standard satellite, ma_sat_multi_source; PK FINANCIAL_TRANSACTION_HKEY, child key TAX_TYPE; 2 RECORD_SOURCE group(s): OPUS_BA_TRV_DATA_POLICY_DTLS_MV [2 col(s)], OPUS_BJAZ_TRV_LOADER_LOG_TABLE_MV [1 col(s)]. Multi-active: compared per (key, child key); latest = max LOAD_DATETIME per member. stg2_fintxn_tax_ba_trv_data_policy_dtls_mv_0: column(s) SERVICE_TAX_AMOUNT could not be traced to RAW on at least one arm -- excluded (first-cut: walk columns from resolved_mt__ views or joined-in stitch columns are not yet inlined into the sampled queries). stg2_fintxn_tax_bjaz_trv_loader_log_table_mv_2: column(s) CESS_AMOUNT could not be traced to RAW on at least one arm -- excluded (first-cut: walk columns from resolved_mt__ views or joined-in stitch columns are not yet inlined into the sampled queries).</w:t>
+        <w:t xml:space="preserve">Parent hub HUB_FINANCIAL_TRANSACTION (src_pk FINANCIAL_TRANSACTION_HKEY); checked across all rows of the parent (shared vault: the key may have been loaded by the other project). Satellite rows scoped to OPUS; one output row per RECORD_SOURCE. standard satellite, ma_sat_multi_source; PK FINANCIAL_TRANSACTION_HKEY, child key TAX_TYPE; 2 RECORD_SOURCE group(s): OPUS_BA_TRV_DATA_POLICY_DTLS [2 col(s)], OPUS_BJAZ_TRV_LOADER_LOG_TABLE [1 col(s)]. Multi-active: compared per (key, child key); latest = max LOAD_DATETIME per member. stg2_fintxn_tax_ba_trv_data_policy_dtls_0: column(s) SERVICE_TAX_AMOUNT could not be traced to RAW on at least one arm -- excluded (first-cut: walk columns from resolved_mt__ views or joined-in stitch columns are not yet inlined into the sampled queries). stg2_fintxn_tax_bjaz_trv_loader_log_table_2: column(s) CESS_AMOUNT could not be traced to RAW on at least one arm -- excluded (first-cut: walk columns from resolved_mt__ views or joined-in stitch columns are not yet inlined into the sampled queries).</w:t>
       </w:r>
     </w:p>
     <w:p>
@@ -7079,7 +7112,7 @@
               <w:br/>
               <w:t xml:space="preserve">  left join p on p.k = s.FINANCIAL_TRANSACTION_HKEY</w:t>
               <w:br/>
-              <w:t xml:space="preserve"> where s.RECORD_SOURCE in ('OPUS_BA_TRV_DATA_POLICY_DTLS_MV', 'OPUS_BJAZ_TRV_LOADER_LOG_TABLE_MV')</w:t>
+              <w:t xml:space="preserve"> where s.RECORD_SOURCE in ('OPUS_BA_TRV_DATA_POLICY_DTLS', 'OPUS_BJAZ_TRV_LOADER_LOG_TABLE')</w:t>
               <w:br/>
               <w:t xml:space="preserve">   and (s.FINANCIAL_TRANSACTION_HKEY is null or s.FINANCIAL_TRANSACTION_HKEY &lt;&gt; TO_BINARY(REPEAT('0', 32), 'HEX'))</w:t>
               <w:br/>
@@ -7146,6 +7179,9 @@
       <w:r>
         <w:t xml:space="preserve">12. OPUS — SAT_FIN_CHARGE_RATE</w:t>
       </w:r>
+      <w:r>
+        <w:t xml:space="preserve">  [M1]</w:t>
+      </w:r>
     </w:p>
     <w:tbl>
       <w:tblPr>
@@ -7336,7 +7372,7 @@
         <w:t xml:space="preserve">Note: </w:t>
       </w:r>
       <w:r>
-        <w:t xml:space="preserve">Parent hub HUB_FINANCIAL_TRANSACTION (src_pk FINANCIAL_TRANSACTION_HKEY); checked across all rows of the parent (shared vault: the key may have been loaded by the other project). Satellite rows scoped to OPUS; one output row per RECORD_SOURCE. standard satellite, ma_sat_multi_source; PK FINANCIAL_TRANSACTION_HKEY, child key CHARGE_TYPE_CK; 2 RECORD_SOURCE group(s): OPUS_BA_TRV_DATA_POLICY_DTLS_MV [2 col(s)], OPUS_BJAZ_TRV_LOADER_LOG_TABLE_MV [1 col(s)]. Multi-active: compared per (key, child key); latest = max LOAD_DATETIME per member. stg2_fin_charge_rate_ba_trv_data_policy_dtls_mv: column(s) ADDITIONAL_LOADING_RATE could not be traced to RAW on at least one arm -- excluded (first-cut: walk columns from resolved_mt__ views or joined-in stitch columns are not yet inlined into the sampled queries). stg2_fin_charge_rate_bjaz_trv_loader_log_table_mv: column(s) ADDITIONAL_LOADING_RATE could not be traced to RAW on at least one arm -- excluded (first-cut: walk columns from resolved_mt__ views or joined-in stitch columns are not yet inlined into the sampled queries).</w:t>
+        <w:t xml:space="preserve">Parent hub HUB_FINANCIAL_TRANSACTION (src_pk FINANCIAL_TRANSACTION_HKEY); checked across all rows of the parent (shared vault: the key may have been loaded by the other project). Satellite rows scoped to OPUS; one output row per RECORD_SOURCE. standard satellite, ma_sat_multi_source; PK FINANCIAL_TRANSACTION_HKEY, child key CHARGE_TYPE_CK; 2 RECORD_SOURCE group(s): OPUS_BA_TRV_DATA_POLICY_DTLS [2 col(s)], OPUS_BJAZ_TRV_LOADER_LOG_TABLE [1 col(s)]. Multi-active: compared per (key, child key); latest = max LOAD_DATETIME per member. stg2_fin_charge_rate_ba_trv_data_policy_dtls: column(s) ADDITIONAL_LOADING_RATE could not be traced to RAW on at least one arm -- excluded (first-cut: walk columns from resolved_mt__ views or joined-in stitch columns are not yet inlined into the sampled queries). stg2_fin_charge_rate_bjaz_trv_loader_log_table: column(s) ADDITIONAL_LOADING_RATE could not be traced to RAW on at least one arm -- excluded (first-cut: walk columns from resolved_mt__ views or joined-in stitch columns are not yet inlined into the sampled queries).</w:t>
       </w:r>
     </w:p>
     <w:p>
@@ -7393,7 +7429,7 @@
               <w:br/>
               <w:t xml:space="preserve">  left join p on p.k = s.FINANCIAL_TRANSACTION_HKEY</w:t>
               <w:br/>
-              <w:t xml:space="preserve"> where s.RECORD_SOURCE in ('OPUS_BA_TRV_DATA_POLICY_DTLS_MV', 'OPUS_BJAZ_TRV_LOADER_LOG_TABLE_MV')</w:t>
+              <w:t xml:space="preserve"> where s.RECORD_SOURCE in ('OPUS_BA_TRV_DATA_POLICY_DTLS', 'OPUS_BJAZ_TRV_LOADER_LOG_TABLE')</w:t>
               <w:br/>
               <w:t xml:space="preserve">   and (s.FINANCIAL_TRANSACTION_HKEY is null or s.FINANCIAL_TRANSACTION_HKEY &lt;&gt; TO_BINARY(REPEAT('0', 32), 'HEX'))</w:t>
               <w:br/>
@@ -7460,6 +7496,9 @@
       <w:r>
         <w:t xml:space="preserve">13. OPUS — SAT_FIN_RECEIPT</w:t>
       </w:r>
+      <w:r>
+        <w:t xml:space="preserve">  [M1]</w:t>
+      </w:r>
     </w:p>
     <w:tbl>
       <w:tblPr>
@@ -7650,7 +7689,7 @@
         <w:t xml:space="preserve">Note: </w:t>
       </w:r>
       <w:r>
-        <w:t xml:space="preserve">Parent hub HUB_FINANCIAL_TRANSACTION (src_pk FINANCIAL_TRANSACTION_HKEY); checked across all rows of the parent (shared vault: the key may have been loaded by the other project). Satellite rows scoped to OPUS; one output row per RECORD_SOURCE. standard satellite, sat_multi_source; PK FINANCIAL_TRANSACTION_HKEY; 2 RECORD_SOURCE group(s): OPUS_BA_TRV_DATA_POLICY_DTLS_MV [2 col(s)], OPUS_BJAZ_TRV_LOADER_DATA_MV [3 col(s)]. stg2_fin_receipt_ba_trv_data_policy_dtls_mv: column(s) AMOUNT_RECEIVED, INSTRUMENT_DATE could not be traced to RAW on at least one arm -- excluded (first-cut: walk columns from resolved_mt__ views or joined-in stitch columns are not yet inlined into the sampled queries). stg2_fin_receipt_bjaz_trv_loader_data_mv: column(s) PAYMENT_GATEWAY_REFERENCE could not be traced to RAW on at least one arm -- excluded (first-cut: walk columns from resolved_mt__ views or joined-in stitch columns are not yet inlined into the sampled queries).</w:t>
+        <w:t xml:space="preserve">Parent hub HUB_FINANCIAL_TRANSACTION (src_pk FINANCIAL_TRANSACTION_HKEY); checked across all rows of the parent (shared vault: the key may have been loaded by the other project). Satellite rows scoped to OPUS; one output row per RECORD_SOURCE. standard satellite, sat_multi_source; PK FINANCIAL_TRANSACTION_HKEY; 2 RECORD_SOURCE group(s): OPUS_BA_TRV_DATA_POLICY_DTLS [2 col(s)], OPUS_BJAZ_TRV_LOADER_DATA [3 col(s)]. stg2_fin_receipt_ba_trv_data_policy_dtls: column(s) AMOUNT_RECEIVED, INSTRUMENT_DATE could not be traced to RAW on at least one arm -- excluded (first-cut: walk columns from resolved_mt__ views or joined-in stitch columns are not yet inlined into the sampled queries). stg2_fin_receipt_bjaz_trv_loader_data: column(s) PAYMENT_GATEWAY_REFERENCE could not be traced to RAW on at least one arm -- excluded (first-cut: walk columns from resolved_mt__ views or joined-in stitch columns are not yet inlined into the sampled queries).</w:t>
       </w:r>
     </w:p>
     <w:p>
@@ -7707,7 +7746,7 @@
               <w:br/>
               <w:t xml:space="preserve">  left join p on p.k = s.FINANCIAL_TRANSACTION_HKEY</w:t>
               <w:br/>
-              <w:t xml:space="preserve"> where s.RECORD_SOURCE in ('OPUS_BA_TRV_DATA_POLICY_DTLS_MV', 'OPUS_BJAZ_TRV_LOADER_DATA_MV')</w:t>
+              <w:t xml:space="preserve"> where s.RECORD_SOURCE in ('OPUS_BA_TRV_DATA_POLICY_DTLS', 'OPUS_BJAZ_TRV_LOADER_DATA')</w:t>
               <w:br/>
               <w:t xml:space="preserve">   and (s.FINANCIAL_TRANSACTION_HKEY is null or s.FINANCIAL_TRANSACTION_HKEY &lt;&gt; TO_BINARY(REPEAT('0', 32), 'HEX'))</w:t>
               <w:br/>
@@ -7774,6 +7813,9 @@
       <w:r>
         <w:t xml:space="preserve">14. OPUS — SAT_LNK_ROLE_NOMINEE_BENEFICIARY</w:t>
       </w:r>
+      <w:r>
+        <w:t xml:space="preserve">  [M1]</w:t>
+      </w:r>
     </w:p>
     <w:tbl>
       <w:tblPr>
@@ -7964,7 +8006,7 @@
         <w:t xml:space="preserve">Note: </w:t>
       </w:r>
       <w:r>
-        <w:t xml:space="preserve">Parent hub HUB_PARTY (src_pk PARTY_HKEY); checked across all rows of the parent (shared vault: the key may have been loaded by the other project). Satellite rows scoped to OPUS; one output row per RECORD_SOURCE. standard satellite, sat_multi_source; PK PARTY_HKEY; 2 RECORD_SOURCE group(s): OPUS_BJAZ_TRV_LOADER_DATA_MV [1 col(s)], OPUS_BJAZ_TRV_LOADER_LOG_TABLE_MV [1 col(s)].</w:t>
+        <w:t xml:space="preserve">Parent hub HUB_PARTY (src_pk PARTY_HKEY); checked across all rows of the parent (shared vault: the key may have been loaded by the other project). Satellite rows scoped to OPUS; one output row per RECORD_SOURCE. standard satellite, sat_multi_source; PK PARTY_HKEY; 2 RECORD_SOURCE group(s): OPUS_BJAZ_TRV_LOADER_DATA [1 col(s)], OPUS_BJAZ_TRV_LOADER_LOG_TABLE [1 col(s)].</w:t>
       </w:r>
     </w:p>
     <w:p>
@@ -8021,7 +8063,7 @@
               <w:br/>
               <w:t xml:space="preserve">  left join p on p.k = s.PARTY_HKEY</w:t>
               <w:br/>
-              <w:t xml:space="preserve"> where s.RECORD_SOURCE in ('OPUS_BJAZ_TRV_LOADER_DATA_MV', 'OPUS_BJAZ_TRV_LOADER_LOG_TABLE_MV')</w:t>
+              <w:t xml:space="preserve"> where s.RECORD_SOURCE in ('OPUS_BJAZ_TRV_LOADER_DATA', 'OPUS_BJAZ_TRV_LOADER_LOG_TABLE')</w:t>
               <w:br/>
               <w:t xml:space="preserve">   and (s.PARTY_HKEY is null or s.PARTY_HKEY &lt;&gt; TO_BINARY(REPEAT('0', 32), 'HEX'))</w:t>
               <w:br/>
@@ -8088,6 +8130,9 @@
       <w:r>
         <w:t xml:space="preserve">15. OPUS — SAT_ORG_UNIT_DEFINITION</w:t>
       </w:r>
+      <w:r>
+        <w:t xml:space="preserve">  [M1]</w:t>
+      </w:r>
     </w:p>
     <w:tbl>
       <w:tblPr>
@@ -8278,7 +8323,7 @@
         <w:t xml:space="preserve">Note: </w:t>
       </w:r>
       <w:r>
-        <w:t xml:space="preserve">Parent hub HUB_ORG_UNIT (src_pk ORG_UNIT_HKEY); checked across all rows of the parent (shared vault: the key may have been loaded by the other project). Satellite rows scoped to OPUS; one output row per RECORD_SOURCE. standard satellite, automate_dv.sat; PK ORG_UNIT_HKEY; 1 RECORD_SOURCE group(s): OPUS_BA_TRV_DATA_POLICY_DTLS_MV [1 col(s)].</w:t>
+        <w:t xml:space="preserve">Parent hub HUB_ORG_UNIT (src_pk ORG_UNIT_HKEY); checked across all rows of the parent (shared vault: the key may have been loaded by the other project). Satellite rows scoped to OPUS; one output row per RECORD_SOURCE. standard satellite, automate_dv.sat; PK ORG_UNIT_HKEY; 1 RECORD_SOURCE group(s): OPUS_BA_TRV_DATA_POLICY_DTLS [1 col(s)].</w:t>
       </w:r>
     </w:p>
     <w:p>
@@ -8335,7 +8380,7 @@
               <w:br/>
               <w:t xml:space="preserve">  left join p on p.k = s.ORG_UNIT_HKEY</w:t>
               <w:br/>
-              <w:t xml:space="preserve"> where s.RECORD_SOURCE in ('OPUS_BA_TRV_DATA_POLICY_DTLS_MV')</w:t>
+              <w:t xml:space="preserve"> where s.RECORD_SOURCE in ('OPUS_BA_TRV_DATA_POLICY_DTLS')</w:t>
               <w:br/>
               <w:t xml:space="preserve">   and (s.ORG_UNIT_HKEY is null or s.ORG_UNIT_HKEY &lt;&gt; TO_BINARY(REPEAT('0', 32), 'HEX'))</w:t>
               <w:br/>
@@ -8402,6 +8447,9 @@
       <w:r>
         <w:t xml:space="preserve">16. OPUS — SAT_PARTY_EMPLOYMENT</w:t>
       </w:r>
+      <w:r>
+        <w:t xml:space="preserve">  [M1]</w:t>
+      </w:r>
     </w:p>
     <w:tbl>
       <w:tblPr>
@@ -8592,7 +8640,7 @@
         <w:t xml:space="preserve">Note: </w:t>
       </w:r>
       <w:r>
-        <w:t xml:space="preserve">Parent hub HUB_PARTY (src_pk PARTY_HKEY); checked across all rows of the parent (shared vault: the key may have been loaded by the other project). Satellite rows scoped to OPUS; one output row per RECORD_SOURCE. standard satellite, sat_multi_source; PK PARTY_HKEY; 2 RECORD_SOURCE group(s): OPUS_BJAZ_TRV_LOADER_DATA_MV [1 col(s)], OPUS_BJAZ_TRV_LOADER_LOG_TABLE_MV [2 col(s)]. stg2_party_employment_bjaz_trv_loader_data_mv_payer: column(s) DESIGNATION could not be traced to RAW on at least one arm -- excluded (first-cut: walk columns from resolved_mt__ views or joined-in stitch columns are not yet inlined into the sampled queries).</w:t>
+        <w:t xml:space="preserve">Parent hub HUB_PARTY (src_pk PARTY_HKEY); checked across all rows of the parent (shared vault: the key may have been loaded by the other project). Satellite rows scoped to OPUS; one output row per RECORD_SOURCE. standard satellite, sat_multi_source; PK PARTY_HKEY; 2 RECORD_SOURCE group(s): OPUS_BJAZ_TRV_LOADER_DATA [1 col(s)], OPUS_BJAZ_TRV_LOADER_LOG_TABLE [2 col(s)]. stg2_party_employment_bjaz_trv_loader_data_payer: column(s) DESIGNATION could not be traced to RAW on at least one arm -- excluded (first-cut: walk columns from resolved_mt__ views or joined-in stitch columns are not yet inlined into the sampled queries).</w:t>
       </w:r>
     </w:p>
     <w:p>
@@ -8649,7 +8697,7 @@
               <w:br/>
               <w:t xml:space="preserve">  left join p on p.k = s.PARTY_HKEY</w:t>
               <w:br/>
-              <w:t xml:space="preserve"> where s.RECORD_SOURCE in ('OPUS_BJAZ_TRV_LOADER_DATA_MV', 'OPUS_BJAZ_TRV_LOADER_LOG_TABLE_MV')</w:t>
+              <w:t xml:space="preserve"> where s.RECORD_SOURCE in ('OPUS_BJAZ_TRV_LOADER_DATA', 'OPUS_BJAZ_TRV_LOADER_LOG_TABLE')</w:t>
               <w:br/>
               <w:t xml:space="preserve">   and (s.PARTY_HKEY is null or s.PARTY_HKEY &lt;&gt; TO_BINARY(REPEAT('0', 32), 'HEX'))</w:t>
               <w:br/>
@@ -8716,6 +8764,9 @@
       <w:r>
         <w:t xml:space="preserve">17. OPUS — SAT_PARTY_HEALTH_PROFILE</w:t>
       </w:r>
+      <w:r>
+        <w:t xml:space="preserve">  [M2]</w:t>
+      </w:r>
     </w:p>
     <w:tbl>
       <w:tblPr>
@@ -8906,7 +8957,7 @@
         <w:t xml:space="preserve">Note: </w:t>
       </w:r>
       <w:r>
-        <w:t xml:space="preserve">Parent hub HUB_PARTY (src_pk PARTY_HKEY); checked across all rows of the parent (shared vault: the key may have been loaded by the other project). Satellite rows scoped to OPUS; one output row per RECORD_SOURCE. standard satellite, sat_multi_source; PK PARTY_HKEY; 2 RECORD_SOURCE group(s): OPUS_BA_TRV_DATA_POLICY_DTLS_MV [1 col(s)], OPUS_BJAZ_TRV_LOADER_DATA_MV [1 col(s)].</w:t>
+        <w:t xml:space="preserve">Parent hub HUB_PARTY (src_pk PARTY_HKEY); checked across all rows of the parent (shared vault: the key may have been loaded by the other project). Satellite rows scoped to OPUS; one output row per RECORD_SOURCE. standard satellite, sat_multi_source; PK PARTY_HKEY; 2 RECORD_SOURCE group(s): OPUS_BA_TRV_DATA_POLICY_DTLS [1 col(s)], OPUS_BJAZ_TRV_LOADER_DATA [1 col(s)].</w:t>
       </w:r>
     </w:p>
     <w:p>
@@ -8963,7 +9014,7 @@
               <w:br/>
               <w:t xml:space="preserve">  left join p on p.k = s.PARTY_HKEY</w:t>
               <w:br/>
-              <w:t xml:space="preserve"> where s.RECORD_SOURCE in ('OPUS_BA_TRV_DATA_POLICY_DTLS_MV', 'OPUS_BJAZ_TRV_LOADER_DATA_MV')</w:t>
+              <w:t xml:space="preserve"> where s.RECORD_SOURCE in ('OPUS_BA_TRV_DATA_POLICY_DTLS', 'OPUS_BJAZ_TRV_LOADER_DATA')</w:t>
               <w:br/>
               <w:t xml:space="preserve">   and (s.PARTY_HKEY is null or s.PARTY_HKEY &lt;&gt; TO_BINARY(REPEAT('0', 32), 'HEX'))</w:t>
               <w:br/>
@@ -9030,6 +9081,9 @@
       <w:r>
         <w:t xml:space="preserve">18. OPUS — SAT_PARTY_IDENTIFICATION</w:t>
       </w:r>
+      <w:r>
+        <w:t xml:space="preserve">  [M2]</w:t>
+      </w:r>
     </w:p>
     <w:tbl>
       <w:tblPr>
@@ -9220,7 +9274,7 @@
         <w:t xml:space="preserve">Note: </w:t>
       </w:r>
       <w:r>
-        <w:t xml:space="preserve">Parent hub HUB_PARTY (src_pk PARTY_HKEY); checked across all rows of the parent (shared vault: the key may have been loaded by the other project). Satellite rows scoped to OPUS; one output row per RECORD_SOURCE. standard satellite, ma_sat_multi_source; PK PARTY_HKEY, child key IDENTIFICATION_TYPE_CODE; 3 RECORD_SOURCE group(s): OPUS_BA_TRV_DATA_POLICY_DTLS_MV [1 col(s)], OPUS_BJAZ_TRV_LOADER_DATA_MV [4 col(s)], OPUS_BJAZ_TRV_LOADER_LOG_TABLE_MV [1 col(s)]. Multi-active: compared per (key, child key); latest = max LOAD_DATETIME per member. stg2_party_identification_ba_trv_data_policy_dtls_mv_0: column(s) AADHAAR_NUMBER, EIA_NUMBER, GSTIN could not be traced to RAW on at least one arm -- excluded (first-cut: walk columns from resolved_mt__ views or joined-in stitch columns are not yet inlined into the sampled queries). stg2_party_identification_bjaz_trv_loader_data_mv_1: column(s) EIA_NUMBER, GSTIN, PASSPORT_NUMBER could not be traced to RAW on at least one arm -- excluded (first-cut: walk columns from resolved_mt__ views or joined-in stitch columns are not yet inlined into the sampled queries). stg2_party_identification_bjaz_trv_loader_data_mv_2: column(s) GSTIN, PASSPORT_NUMBER could not be traced to RAW on at least one arm -- excluded (first-cut: walk columns from resolved_mt__ views or joined-in stitch columns are not yet inlined into the sampled queries). stg2_party_identification_bjaz_trv_loader_data_mv_3: column(s) PASSPORT_NUMBER could not be traced to RAW on at least one arm -- excluded (first-cut: walk columns from resolved_mt__ views or joined-in stitch columns are not yet inlined into the sampled queries). stg2_party_identification_bjaz_trv_loader_log_table_mv_5: column(s) AADHAAR_NUMBER, EIA_NUMBER, GSTIN could not be traced to RAW on at least one arm -- excluded (first-cut: walk columns from resolved_mt__ views or joined-in stitch columns are not yet inlined into the sampled queries).</w:t>
+        <w:t xml:space="preserve">Parent hub HUB_PARTY (src_pk PARTY_HKEY); checked across all rows of the parent (shared vault: the key may have been loaded by the other project). Satellite rows scoped to OPUS; one output row per RECORD_SOURCE. standard satellite, ma_sat_multi_source; PK PARTY_HKEY, child key IDENTIFICATION_TYPE_CODE; 3 RECORD_SOURCE group(s): OPUS_BA_TRV_DATA_POLICY_DTLS [1 col(s)], OPUS_BJAZ_TRV_LOADER_DATA [4 col(s)], OPUS_BJAZ_TRV_LOADER_LOG_TABLE [1 col(s)]. Multi-active: compared per (key, child key); latest = max LOAD_DATETIME per member. stg2_party_identification_ba_trv_data_policy_dtls_0: column(s) AADHAAR_NUMBER, EIA_NUMBER, GSTIN could not be traced to RAW on at least one arm -- excluded (first-cut: walk columns from resolved_mt__ views or joined-in stitch columns are not yet inlined into the sampled queries). stg2_party_identification_bjaz_trv_loader_data_1: column(s) EIA_NUMBER, GSTIN, PASSPORT_NUMBER could not be traced to RAW on at least one arm -- excluded (first-cut: walk columns from resolved_mt__ views or joined-in stitch columns are not yet inlined into the sampled queries). stg2_party_identification_bjaz_trv_loader_data_2: column(s) GSTIN, PASSPORT_NUMBER could not be traced to RAW on at least one arm -- excluded (first-cut: walk columns from resolved_mt__ views or joined-in stitch columns are not yet inlined into the sampled queries). stg2_party_identification_bjaz_trv_loader_data_3: column(s) PASSPORT_NUMBER could not be traced to RAW on at least one arm -- excluded (first-cut: walk columns from resolved_mt__ views or joined-in stitch columns are not yet inlined into the sampled queries). stg2_party_identification_bjaz_trv_loader_log_table_5: column(s) AADHAAR_NUMBER, EIA_NUMBER, GSTIN could not be traced to RAW on at least one arm -- excluded (first-cut: walk columns from resolved_mt__ views or joined-in stitch columns are not yet inlined into the sampled queries).</w:t>
       </w:r>
     </w:p>
     <w:p>
@@ -9277,7 +9331,7 @@
               <w:br/>
               <w:t xml:space="preserve">  left join p on p.k = s.PARTY_HKEY</w:t>
               <w:br/>
-              <w:t xml:space="preserve"> where s.RECORD_SOURCE in ('OPUS_BA_TRV_DATA_POLICY_DTLS_MV', 'OPUS_BJAZ_TRV_LOADER_DATA_MV', 'OPUS_BJAZ_TRV_LOADER_LOG_TABLE_MV')</w:t>
+              <w:t xml:space="preserve"> where s.RECORD_SOURCE in ('OPUS_BA_TRV_DATA_POLICY_DTLS', 'OPUS_BJAZ_TRV_LOADER_DATA', 'OPUS_BJAZ_TRV_LOADER_LOG_TABLE')</w:t>
               <w:br/>
               <w:t xml:space="preserve">   and (s.PARTY_HKEY is null or s.PARTY_HKEY &lt;&gt; TO_BINARY(REPEAT('0', 32), 'HEX'))</w:t>
               <w:br/>
@@ -9344,6 +9398,9 @@
       <w:r>
         <w:t xml:space="preserve">19. OPUS — SAT_PARTY_IDENTITY</w:t>
       </w:r>
+      <w:r>
+        <w:t xml:space="preserve">  [M2]</w:t>
+      </w:r>
     </w:p>
     <w:tbl>
       <w:tblPr>
@@ -9534,7 +9591,7 @@
         <w:t xml:space="preserve">Note: </w:t>
       </w:r>
       <w:r>
-        <w:t xml:space="preserve">Parent hub HUB_PARTY (src_pk PARTY_HKEY); checked across all rows of the parent (shared vault: the key may have been loaded by the other project). Satellite rows scoped to OPUS; one output row per RECORD_SOURCE. standard satellite, sat_multi_source; PK PARTY_HKEY; 3 RECORD_SOURCE group(s): OPUS_BA_TRV_DATA_POLICY_DTLS_MV [3 col(s)], OPUS_BJAZ_TRV_LOADER_DATA_MV [6 col(s)], OPUS_BJAZ_TRV_LOADER_LOG_TABLE_MV [8 col(s)]. stg2_party_identity_ba_trv_data_policy_dtls_mv_payer: column(s) FIRST_NAME, GENDER_CODE, LAST_NAME, MIDDLE_NAME, PARTY_FULL_NAME, PARTY_LEGAL_NAME, TITLE_CODE could not be traced to RAW on at least one arm -- excluded (first-cut: walk columns from resolved_mt__ views or joined-in stitch columns are not yet inlined into the sampled queries). stg2_party_identity_ba_trv_data_policy_dtls_mv_agent: column(s) FIRST_NAME, GENDER_CODE, LAST_NAME, MIDDLE_NAME, PARTY_LEGAL_NAME, TITLE_CODE could not be traced to RAW on at least one arm -- excluded (first-cut: walk columns from resolved_mt__ views or joined-in stitch columns are not yet inlined into the sampled queries). stg2_party_identity_bjaz_trv_loader_data_mv_payer: column(s) AGE, PARTY_FULL_NAME, TITLE_CODE could not be traced to RAW on at least one arm -- excluded (first-cut: walk columns from resolved_mt__ views or joined-in stitch columns are not yet inlined into the sampled queries). stg2_party_identity_bjaz_trv_loader_log_table_mv_payer: column(s) PARTY_FULL_NAME could not be traced to RAW on at least one arm -- excluded (first-cut: walk columns from resolved_mt__ views or joined-in stitch columns are not yet inlined into the sampled queries).</w:t>
+        <w:t xml:space="preserve">Parent hub HUB_PARTY (src_pk PARTY_HKEY); checked across all rows of the parent (shared vault: the key may have been loaded by the other project). Satellite rows scoped to OPUS; one output row per RECORD_SOURCE. standard satellite, sat_multi_source; PK PARTY_HKEY; 3 RECORD_SOURCE group(s): OPUS_BA_TRV_DATA_POLICY_DTLS [3 col(s)], OPUS_BJAZ_TRV_LOADER_DATA [6 col(s)], OPUS_BJAZ_TRV_LOADER_LOG_TABLE [8 col(s)]. stg2_party_identity_ba_trv_data_policy_dtls_payer: column(s) FIRST_NAME, GENDER_CODE, LAST_NAME, MIDDLE_NAME, PARTY_FULL_NAME, PARTY_LEGAL_NAME, TITLE_CODE could not be traced to RAW on at least one arm -- excluded (first-cut: walk columns from resolved_mt__ views or joined-in stitch columns are not yet inlined into the sampled queries). stg2_party_identity_ba_trv_data_policy_dtls_agent: column(s) FIRST_NAME, GENDER_CODE, LAST_NAME, MIDDLE_NAME, PARTY_LEGAL_NAME, TITLE_CODE could not be traced to RAW on at least one arm -- excluded (first-cut: walk columns from resolved_mt__ views or joined-in stitch columns are not yet inlined into the sampled queries). stg2_party_identity_bjaz_trv_loader_data_payer: column(s) AGE, PARTY_FULL_NAME, TITLE_CODE could not be traced to RAW on at least one arm -- excluded (first-cut: walk columns from resolved_mt__ views or joined-in stitch columns are not yet inlined into the sampled queries). stg2_party_identity_bjaz_trv_loader_log_table_payer: column(s) PARTY_FULL_NAME could not be traced to RAW on at least one arm -- excluded (first-cut: walk columns from resolved_mt__ views or joined-in stitch columns are not yet inlined into the sampled queries).</w:t>
       </w:r>
     </w:p>
     <w:p>
@@ -9591,7 +9648,7 @@
               <w:br/>
               <w:t xml:space="preserve">  left join p on p.k = s.PARTY_HKEY</w:t>
               <w:br/>
-              <w:t xml:space="preserve"> where s.RECORD_SOURCE in ('OPUS_BA_TRV_DATA_POLICY_DTLS_MV', 'OPUS_BJAZ_TRV_LOADER_DATA_MV', 'OPUS_BJAZ_TRV_LOADER_LOG_TABLE_MV')</w:t>
+              <w:t xml:space="preserve"> where s.RECORD_SOURCE in ('OPUS_BA_TRV_DATA_POLICY_DTLS', 'OPUS_BJAZ_TRV_LOADER_DATA', 'OPUS_BJAZ_TRV_LOADER_LOG_TABLE')</w:t>
               <w:br/>
               <w:t xml:space="preserve">   and (s.PARTY_HKEY is null or s.PARTY_HKEY &lt;&gt; TO_BINARY(REPEAT('0', 32), 'HEX'))</w:t>
               <w:br/>
@@ -9658,6 +9715,9 @@
       <w:r>
         <w:t xml:space="preserve">20. OPUS — SAT_PARTY_INDIVIDUAL_DEMOGRAPHICS</w:t>
       </w:r>
+      <w:r>
+        <w:t xml:space="preserve">  [M2]</w:t>
+      </w:r>
     </w:p>
     <w:tbl>
       <w:tblPr>
@@ -9848,7 +9908,7 @@
         <w:t xml:space="preserve">Note: </w:t>
       </w:r>
       <w:r>
-        <w:t xml:space="preserve">Parent hub HUB_PARTY (src_pk PARTY_HKEY); checked across all rows of the parent (shared vault: the key may have been loaded by the other project). Satellite rows scoped to OPUS; one output row per RECORD_SOURCE. standard satellite, sat_multi_source; PK PARTY_HKEY; 2 RECORD_SOURCE group(s): OPUS_BJAZ_TRV_LOADER_DATA_MV [1 col(s)], OPUS_BJAZ_TRV_LOADER_LOG_TABLE_MV [1 col(s)].</w:t>
+        <w:t xml:space="preserve">Parent hub HUB_PARTY (src_pk PARTY_HKEY); checked across all rows of the parent (shared vault: the key may have been loaded by the other project). Satellite rows scoped to OPUS; one output row per RECORD_SOURCE. standard satellite, sat_multi_source; PK PARTY_HKEY; 2 RECORD_SOURCE group(s): OPUS_BJAZ_TRV_LOADER_DATA [1 col(s)], OPUS_BJAZ_TRV_LOADER_LOG_TABLE [1 col(s)].</w:t>
       </w:r>
     </w:p>
     <w:p>
@@ -9905,7 +9965,7 @@
               <w:br/>
               <w:t xml:space="preserve">  left join p on p.k = s.PARTY_HKEY</w:t>
               <w:br/>
-              <w:t xml:space="preserve"> where s.RECORD_SOURCE in ('OPUS_BJAZ_TRV_LOADER_DATA_MV', 'OPUS_BJAZ_TRV_LOADER_LOG_TABLE_MV')</w:t>
+              <w:t xml:space="preserve"> where s.RECORD_SOURCE in ('OPUS_BJAZ_TRV_LOADER_DATA', 'OPUS_BJAZ_TRV_LOADER_LOG_TABLE')</w:t>
               <w:br/>
               <w:t xml:space="preserve">   and (s.PARTY_HKEY is null or s.PARTY_HKEY &lt;&gt; TO_BINARY(REPEAT('0', 32), 'HEX'))</w:t>
               <w:br/>
@@ -9972,6 +10032,9 @@
       <w:r>
         <w:t xml:space="preserve">21. OPUS — SAT_POLICY_CLASSIFICATION</w:t>
       </w:r>
+      <w:r>
+        <w:t xml:space="preserve">  [M2]</w:t>
+      </w:r>
     </w:p>
     <w:tbl>
       <w:tblPr>
@@ -10162,7 +10225,7 @@
         <w:t xml:space="preserve">Note: </w:t>
       </w:r>
       <w:r>
-        <w:t xml:space="preserve">Parent hub HUB_POLICY (src_pk POLICY_HKEY); checked across all rows of the parent (shared vault: the key may have been loaded by the other project). Satellite rows scoped to OPUS; one output row per RECORD_SOURCE. standard satellite, ma_sat_multi_source; PK POLICY_HKEY, child key CLASSIFICATION_TYPE; 3 RECORD_SOURCE group(s): OPUS_BA_TRV_DATA_POLICY_DTLS_MV [1 col(s)], OPUS_BJAZ_TRV_LOADER_DATA_MV [1 col(s)], OPUS_BJAZ_TRV_LOADER_LOG_TABLE_MV [1 col(s)]. Multi-active: compared per (key, child key); latest = max LOAD_DATETIME per member.</w:t>
+        <w:t xml:space="preserve">Parent hub HUB_POLICY (src_pk POLICY_HKEY); checked across all rows of the parent (shared vault: the key may have been loaded by the other project). Satellite rows scoped to OPUS; one output row per RECORD_SOURCE. standard satellite, ma_sat_multi_source; PK POLICY_HKEY, child key CLASSIFICATION_TYPE; 3 RECORD_SOURCE group(s): OPUS_BA_TRV_DATA_POLICY_DTLS [1 col(s)], OPUS_BJAZ_TRV_LOADER_DATA [1 col(s)], OPUS_BJAZ_TRV_LOADER_LOG_TABLE [1 col(s)]. Multi-active: compared per (key, child key); latest = max LOAD_DATETIME per member.</w:t>
       </w:r>
     </w:p>
     <w:p>
@@ -10219,7 +10282,7 @@
               <w:br/>
               <w:t xml:space="preserve">  left join p on p.k = s.POLICY_HKEY</w:t>
               <w:br/>
-              <w:t xml:space="preserve"> where s.RECORD_SOURCE in ('OPUS_BA_TRV_DATA_POLICY_DTLS_MV', 'OPUS_BJAZ_TRV_LOADER_DATA_MV', 'OPUS_BJAZ_TRV_LOADER_LOG_TABLE_MV')</w:t>
+              <w:t xml:space="preserve"> where s.RECORD_SOURCE in ('OPUS_BA_TRV_DATA_POLICY_DTLS', 'OPUS_BJAZ_TRV_LOADER_DATA', 'OPUS_BJAZ_TRV_LOADER_LOG_TABLE')</w:t>
               <w:br/>
               <w:t xml:space="preserve">   and (s.POLICY_HKEY is null or s.POLICY_HKEY &lt;&gt; TO_BINARY(REPEAT('0', 32), 'HEX'))</w:t>
               <w:br/>
@@ -10286,6 +10349,9 @@
       <w:r>
         <w:t xml:space="preserve">22. OPUS — SAT_POLICY_HEADER</w:t>
       </w:r>
+      <w:r>
+        <w:t xml:space="preserve">  [M2]</w:t>
+      </w:r>
     </w:p>
     <w:tbl>
       <w:tblPr>
@@ -10476,7 +10542,7 @@
         <w:t xml:space="preserve">Note: </w:t>
       </w:r>
       <w:r>
-        <w:t xml:space="preserve">Parent hub HUB_POLICY (src_pk POLICY_HKEY); checked across all rows of the parent (shared vault: the key may have been loaded by the other project). Satellite rows scoped to OPUS; one output row per RECORD_SOURCE. standard satellite, sat_multi_source; PK POLICY_HKEY; 4 RECORD_SOURCE group(s): OPUS_BA_TRV_DATA_POLICY_DTLS_MV [9 col(s)], OPUS_BJAZ_TRV_LOADER_DATA_MV [2 col(s)], OPUS_BJAZ_TRV_LOADER_LOG_TABLE_MV [8 col(s)], OPUS_BJAZ_TRV_RIDER_DTLS_MV [2 col(s)]. stg2_policy_header_ba_trv_data_policy_dtls_mv: column(s) POLICY_TYPE, SUM_INSURED_TOTAL could not be traced to RAW on at least one arm -- excluded (first-cut: walk columns from resolved_mt__ views or joined-in stitch columns are not yet inlined into the sampled queries). stg2_policy_header_bjaz_trv_loader_data_mv: column(s) COVER_NOTE_DATE, COVER_NOTE_REFERENCE, ISSUE_DATE, MASTER_POLICY_REFERENCE, POLICY_NUMBER, POLICY_TYPE, RISK_EXPIRY_DATE, RISK_INCEPTION_DATE, SUM_INSURED_TOTAL could not be traced to RAW on at least one arm -- excluded (first-cut: walk columns from resolved_mt__ views or joined-in stitch columns are not yet inlined into the sampled queries). stg2_policy_header_bjaz_trv_loader_log_table_mv: column(s) NUMBER_OF_LIVES_COVERED, POLICY_NUMBER, POLICY_TYPE could not be traced to RAW on at least one arm -- excluded (first-cut: walk columns from resolved_mt__ views or joined-in stitch columns are not yet inlined into the sampled queries). stg2_policy_header_bjaz_trv_rider_dtls_mv: column(s) COVER_NOTE_DATE, COVER_NOTE_REFERENCE, ISSUE_DATE, MASTER_POLICY_REFERENCE, POLICY_NUMBER, RISK_EXPIRY_DATE, RISK_INCEPTION_DATE, RURAL_SECTOR_POLICY_INDICATOR, SUM_INSURED_TOTAL could not be traced to RAW on at least one arm -- excluded (first-cut: walk columns from resolved_mt__ views or joined-in stitch columns are not yet inlined into the sampled queries).</w:t>
+        <w:t xml:space="preserve">Parent hub HUB_POLICY (src_pk POLICY_HKEY); checked across all rows of the parent (shared vault: the key may have been loaded by the other project). Satellite rows scoped to OPUS; one output row per RECORD_SOURCE. standard satellite, sat_multi_source; PK POLICY_HKEY; 4 RECORD_SOURCE group(s): OPUS_BA_TRV_DATA_POLICY_DTLS [9 col(s)], OPUS_BJAZ_TRV_LOADER_DATA [2 col(s)], OPUS_BJAZ_TRV_LOADER_LOG_TABLE [8 col(s)], OPUS_BJAZ_TRV_RIDER_DTLS [2 col(s)]. stg2_policy_header_ba_trv_data_policy_dtls: column(s) POLICY_TYPE, SUM_INSURED_TOTAL could not be traced to RAW on at least one arm -- excluded (first-cut: walk columns from resolved_mt__ views or joined-in stitch columns are not yet inlined into the sampled queries). stg2_policy_header_bjaz_trv_loader_data: column(s) COVER_NOTE_DATE, COVER_NOTE_REFERENCE, ISSUE_DATE, MASTER_POLICY_REFERENCE, POLICY_NUMBER, POLICY_TYPE, RISK_EXPIRY_DATE, RISK_INCEPTION_DATE, SUM_INSURED_TOTAL could not be traced to RAW on at least one arm -- excluded (first-cut: walk columns from resolved_mt__ views or joined-in stitch columns are not yet inlined into the sampled queries). stg2_policy_header_bjaz_trv_loader_log_table: column(s) NUMBER_OF_LIVES_COVERED, POLICY_NUMBER, POLICY_TYPE could not be traced to RAW on at least one arm -- excluded (first-cut: walk columns from resolved_mt__ views or joined-in stitch columns are not yet inlined into the sampled queries). stg2_policy_header_bjaz_trv_rider_dtls: column(s) COVER_NOTE_DATE, COVER_NOTE_REFERENCE, ISSUE_DATE, MASTER_POLICY_REFERENCE, POLICY_NUMBER, RISK_EXPIRY_DATE, RISK_INCEPTION_DATE, RURAL_SECTOR_POLICY_INDICATOR, SUM_INSURED_TOTAL could not be traced to RAW on at least one arm -- excluded (first-cut: walk columns from resolved_mt__ views or joined-in stitch columns are not yet inlined into the sampled queries).</w:t>
       </w:r>
     </w:p>
     <w:p>
@@ -10533,7 +10599,7 @@
               <w:br/>
               <w:t xml:space="preserve">  left join p on p.k = s.POLICY_HKEY</w:t>
               <w:br/>
-              <w:t xml:space="preserve"> where s.RECORD_SOURCE in ('OPUS_BA_TRV_DATA_POLICY_DTLS_MV', 'OPUS_BJAZ_TRV_LOADER_DATA_MV', 'OPUS_BJAZ_TRV_LOADER_LOG_TABLE_MV', 'OPUS_BJAZ_TRV_RIDER_DTLS_MV')</w:t>
+              <w:t xml:space="preserve"> where s.RECORD_SOURCE in ('OPUS_BA_TRV_DATA_POLICY_DTLS', 'OPUS_BJAZ_TRV_LOADER_DATA', 'OPUS_BJAZ_TRV_LOADER_LOG_TABLE', 'OPUS_BJAZ_TRV_RIDER_DTLS')</w:t>
               <w:br/>
               <w:t xml:space="preserve">   and (s.POLICY_HKEY is null or s.POLICY_HKEY &lt;&gt; TO_BINARY(REPEAT('0', 32), 'HEX'))</w:t>
               <w:br/>
@@ -10600,6 +10666,9 @@
       <w:r>
         <w:t xml:space="preserve">23. OPUS — SAT_POLICY_TERMS</w:t>
       </w:r>
+      <w:r>
+        <w:t xml:space="preserve">  [M2]</w:t>
+      </w:r>
     </w:p>
     <w:tbl>
       <w:tblPr>
@@ -10790,7 +10859,7 @@
         <w:t xml:space="preserve">Note: </w:t>
       </w:r>
       <w:r>
-        <w:t xml:space="preserve">Parent hub HUB_POLICY (src_pk POLICY_HKEY); checked across all rows of the parent (shared vault: the key may have been loaded by the other project). Satellite rows scoped to OPUS; one output row per RECORD_SOURCE. standard satellite, sat_multi_source; PK POLICY_HKEY; 2 RECORD_SOURCE group(s): OPUS_BA_TRV_DATA_POLICY_DTLS_MV [1 col(s)], OPUS_BJAZ_TRV_LOADER_LOG_TABLE_MV [1 col(s)].</w:t>
+        <w:t xml:space="preserve">Parent hub HUB_POLICY (src_pk POLICY_HKEY); checked across all rows of the parent (shared vault: the key may have been loaded by the other project). Satellite rows scoped to OPUS; one output row per RECORD_SOURCE. standard satellite, sat_multi_source; PK POLICY_HKEY; 2 RECORD_SOURCE group(s): OPUS_BA_TRV_DATA_POLICY_DTLS [1 col(s)], OPUS_BJAZ_TRV_LOADER_LOG_TABLE [1 col(s)].</w:t>
       </w:r>
     </w:p>
     <w:p>
@@ -10847,7 +10916,7 @@
               <w:br/>
               <w:t xml:space="preserve">  left join p on p.k = s.POLICY_HKEY</w:t>
               <w:br/>
-              <w:t xml:space="preserve"> where s.RECORD_SOURCE in ('OPUS_BA_TRV_DATA_POLICY_DTLS_MV', 'OPUS_BJAZ_TRV_LOADER_LOG_TABLE_MV')</w:t>
+              <w:t xml:space="preserve"> where s.RECORD_SOURCE in ('OPUS_BA_TRV_DATA_POLICY_DTLS', 'OPUS_BJAZ_TRV_LOADER_LOG_TABLE')</w:t>
               <w:br/>
               <w:t xml:space="preserve">   and (s.POLICY_HKEY is null or s.POLICY_HKEY &lt;&gt; TO_BINARY(REPEAT('0', 32), 'HEX'))</w:t>
               <w:br/>
@@ -10914,6 +10983,9 @@
       <w:r>
         <w:t xml:space="preserve">24. OPUS — SAT_PRODUCT_DEFINITION</w:t>
       </w:r>
+      <w:r>
+        <w:t xml:space="preserve">  [M2]</w:t>
+      </w:r>
     </w:p>
     <w:tbl>
       <w:tblPr>
@@ -11104,7 +11176,7 @@
         <w:t xml:space="preserve">Note: </w:t>
       </w:r>
       <w:r>
-        <w:t xml:space="preserve">Parent hub HUB_PRODUCT (src_pk PRODUCT_HKEY); checked across all rows of the parent (shared vault: the key may have been loaded by the other project). Satellite rows scoped to OPUS; one output row per RECORD_SOURCE. standard satellite, sat_multi_source; PK PRODUCT_HKEY; 3 RECORD_SOURCE group(s): OPUS_BA_TRV_DATA_POLICY_DTLS_MV [3 col(s)], OPUS_BA_TRV_PLAN_MST_MV [5 col(s)], OPUS_BJAZ_TRV_LOADER_DATA_MV [1 col(s)]. stg2_product_definition_ba_trv_data_policy_dtls_mv: column(s) PRODUCT_DISPLAY_NAME, PRODUCT_STATUS could not be traced to RAW on at least one arm -- excluded (first-cut: walk columns from resolved_mt__ views or joined-in stitch columns are not yet inlined into the sampled queries). stg2_product_definition_bjaz_trv_loader_data_mv: column(s) PRODUCT_CODE, PRODUCT_DISPLAY_NAME, PRODUCT_NAME, PRODUCT_STATUS could not be traced to RAW on at least one arm -- excluded (first-cut: walk columns from resolved_mt__ views or joined-in stitch columns are not yet inlined into the sampled queries).</w:t>
+        <w:t xml:space="preserve">Parent hub HUB_PRODUCT (src_pk PRODUCT_HKEY); checked across all rows of the parent (shared vault: the key may have been loaded by the other project). Satellite rows scoped to OPUS; one output row per RECORD_SOURCE. standard satellite, sat_multi_source; PK PRODUCT_HKEY; 3 RECORD_SOURCE group(s): OPUS_BA_TRV_DATA_POLICY_DTLS [3 col(s)], OPUS_BA_TRV_PLAN_MST [5 col(s)], OPUS_BJAZ_TRV_LOADER_DATA [1 col(s)]. stg2_product_definition_ba_trv_data_policy_dtls: column(s) PRODUCT_DISPLAY_NAME, PRODUCT_STATUS could not be traced to RAW on at least one arm -- excluded (first-cut: walk columns from resolved_mt__ views or joined-in stitch columns are not yet inlined into the sampled queries). stg2_product_definition_bjaz_trv_loader_data: column(s) PRODUCT_CODE, PRODUCT_DISPLAY_NAME, PRODUCT_NAME, PRODUCT_STATUS could not be traced to RAW on at least one arm -- excluded (first-cut: walk columns from resolved_mt__ views or joined-in stitch columns are not yet inlined into the sampled queries).</w:t>
       </w:r>
     </w:p>
     <w:p>
@@ -11161,7 +11233,7 @@
               <w:br/>
               <w:t xml:space="preserve">  left join p on p.k = s.PRODUCT_HKEY</w:t>
               <w:br/>
-              <w:t xml:space="preserve"> where s.RECORD_SOURCE in ('OPUS_BA_TRV_DATA_POLICY_DTLS_MV', 'OPUS_BA_TRV_PLAN_MST_MV', 'OPUS_BJAZ_TRV_LOADER_DATA_MV')</w:t>
+              <w:t xml:space="preserve"> where s.RECORD_SOURCE in ('OPUS_BA_TRV_DATA_POLICY_DTLS', 'OPUS_BA_TRV_PLAN_MST', 'OPUS_BJAZ_TRV_LOADER_DATA')</w:t>
               <w:br/>
               <w:t xml:space="preserve">   and (s.PRODUCT_HKEY is null or s.PRODUCT_HKEY &lt;&gt; TO_BINARY(REPEAT('0', 32), 'HEX'))</w:t>
               <w:br/>
@@ -11228,6 +11300,9 @@
       <w:r>
         <w:t xml:space="preserve">25. OPUS — SAT_PRODUCT_RATING_FACTOR</w:t>
       </w:r>
+      <w:r>
+        <w:t xml:space="preserve">  [M2]</w:t>
+      </w:r>
     </w:p>
     <w:tbl>
       <w:tblPr>
@@ -11418,7 +11493,7 @@
         <w:t xml:space="preserve">Note: </w:t>
       </w:r>
       <w:r>
-        <w:t xml:space="preserve">Parent hub HUB_PRODUCT (src_pk PRODUCT_HKEY); checked across all rows of the parent (shared vault: the key may have been loaded by the other project). Satellite rows scoped to OPUS; one output row per RECORD_SOURCE. standard satellite, ma_sat_multi_source; PK PRODUCT_HKEY, child key ACTIVE_SEQUENCE_NUMBER; 1 RECORD_SOURCE group(s): OPUS_BJAZ_TRV_RATE_MASTER_MV [2 col(s)]. Multi-active: compared per (key, child key); latest = max LOAD_DATETIME per member. stg2_product_rating_factor_bjaz_trv_rate_master_mv_0: column(s) VALUE_RANGE_TO could not be traced to RAW on at least one arm -- excluded (first-cut: walk columns from resolved_mt__ views or joined-in stitch columns are not yet inlined into the sampled queries).</w:t>
+        <w:t xml:space="preserve">Parent hub HUB_PRODUCT (src_pk PRODUCT_HKEY); checked across all rows of the parent (shared vault: the key may have been loaded by the other project). Satellite rows scoped to OPUS; one output row per RECORD_SOURCE. standard satellite, ma_sat_multi_source; PK PRODUCT_HKEY, child key ACTIVE_SEQUENCE_NUMBER; 1 RECORD_SOURCE group(s): OPUS_BJAZ_TRV_RATE_MASTER [2 col(s)]. Multi-active: compared per (key, child key); latest = max LOAD_DATETIME per member. stg2_product_rating_factor_bjaz_trv_rate_master_0: column(s) VALUE_RANGE_TO could not be traced to RAW on at least one arm -- excluded (first-cut: walk columns from resolved_mt__ views or joined-in stitch columns are not yet inlined into the sampled queries).</w:t>
       </w:r>
     </w:p>
     <w:p>
@@ -11475,7 +11550,7 @@
               <w:br/>
               <w:t xml:space="preserve">  left join p on p.k = s.PRODUCT_HKEY</w:t>
               <w:br/>
-              <w:t xml:space="preserve"> where s.RECORD_SOURCE in ('OPUS_BJAZ_TRV_RATE_MASTER_MV')</w:t>
+              <w:t xml:space="preserve"> where s.RECORD_SOURCE in ('OPUS_BJAZ_TRV_RATE_MASTER')</w:t>
               <w:br/>
               <w:t xml:space="preserve">   and (s.PRODUCT_HKEY is null or s.PRODUCT_HKEY &lt;&gt; TO_BINARY(REPEAT('0', 32), 'HEX'))</w:t>
               <w:br/>
@@ -11542,6 +11617,9 @@
       <w:r>
         <w:t xml:space="preserve">26. OPUS — SAT_PRODUCT_RATING_STRUCTURE</w:t>
       </w:r>
+      <w:r>
+        <w:t xml:space="preserve">  [M2]</w:t>
+      </w:r>
     </w:p>
     <w:tbl>
       <w:tblPr>
@@ -11732,7 +11810,7 @@
         <w:t xml:space="preserve">Note: </w:t>
       </w:r>
       <w:r>
-        <w:t xml:space="preserve">Parent hub HUB_PRODUCT (src_pk PRODUCT_HKEY); checked across all rows of the parent (shared vault: the key may have been loaded by the other project). Satellite rows scoped to OPUS; one output row per RECORD_SOURCE. standard satellite, automate_dv.sat; PK PRODUCT_HKEY; 1 RECORD_SOURCE group(s): OPUS_BJAZ_TRV_RATE_MASTER_MV [1 col(s)].</w:t>
+        <w:t xml:space="preserve">Parent hub HUB_PRODUCT (src_pk PRODUCT_HKEY); checked across all rows of the parent (shared vault: the key may have been loaded by the other project). Satellite rows scoped to OPUS; one output row per RECORD_SOURCE. standard satellite, automate_dv.sat; PK PRODUCT_HKEY; 1 RECORD_SOURCE group(s): OPUS_BJAZ_TRV_RATE_MASTER [1 col(s)].</w:t>
       </w:r>
     </w:p>
     <w:p>
@@ -11789,7 +11867,7 @@
               <w:br/>
               <w:t xml:space="preserve">  left join p on p.k = s.PRODUCT_HKEY</w:t>
               <w:br/>
-              <w:t xml:space="preserve"> where s.RECORD_SOURCE in ('OPUS_BJAZ_TRV_RATE_MASTER_MV')</w:t>
+              <w:t xml:space="preserve"> where s.RECORD_SOURCE in ('OPUS_BJAZ_TRV_RATE_MASTER')</w:t>
               <w:br/>
               <w:t xml:space="preserve">   and (s.PRODUCT_HKEY is null or s.PRODUCT_HKEY &lt;&gt; TO_BINARY(REPEAT('0', 32), 'HEX'))</w:t>
               <w:br/>
@@ -11856,6 +11934,9 @@
       <w:r>
         <w:t xml:space="preserve">27. OPUS — SAT_PRODUCT_TERMS</w:t>
       </w:r>
+      <w:r>
+        <w:t xml:space="preserve">  [M2]</w:t>
+      </w:r>
     </w:p>
     <w:tbl>
       <w:tblPr>
@@ -12046,7 +12127,7 @@
         <w:t xml:space="preserve">Note: </w:t>
       </w:r>
       <w:r>
-        <w:t xml:space="preserve">Parent hub HUB_PRODUCT (src_pk PRODUCT_HKEY); checked across all rows of the parent (shared vault: the key may have been loaded by the other project). Satellite rows scoped to OPUS; one output row per RECORD_SOURCE. standard satellite, sat_multi_source; PK PRODUCT_HKEY; 2 RECORD_SOURCE group(s): OPUS_BA_TRV_PLAN_MST_MV [6 col(s)], OPUS_BJAZ_TRV_PLAN_MV [1 col(s)]. stg2_product_terms_bjaz_trv_plan_mv: column(s) FAMILY_DEFINITION, GEOGRAPHY_RESTRICTION, MAXIMUM_ENTRY_AGE, MINIMUM_ENTRY_AGE, MINIMUM_POLICY_TERM could not be traced to RAW on at least one arm -- excluded (first-cut: walk columns from resolved_mt__ views or joined-in stitch columns are not yet inlined into the sampled queries).</w:t>
+        <w:t xml:space="preserve">Parent hub HUB_PRODUCT (src_pk PRODUCT_HKEY); checked across all rows of the parent (shared vault: the key may have been loaded by the other project). Satellite rows scoped to OPUS; one output row per RECORD_SOURCE. standard satellite, sat_multi_source; PK PRODUCT_HKEY; 2 RECORD_SOURCE group(s): OPUS_BA_TRV_PLAN_MST [6 col(s)], OPUS_BJAZ_TRV_PLAN [1 col(s)]. stg2_product_terms_bjaz_trv_plan: column(s) FAMILY_DEFINITION, GEOGRAPHY_RESTRICTION, MAXIMUM_ENTRY_AGE, MINIMUM_ENTRY_AGE, MINIMUM_POLICY_TERM could not be traced to RAW on at least one arm -- excluded (first-cut: walk columns from resolved_mt__ views or joined-in stitch columns are not yet inlined into the sampled queries).</w:t>
       </w:r>
     </w:p>
     <w:p>
@@ -12103,7 +12184,7 @@
               <w:br/>
               <w:t xml:space="preserve">  left join p on p.k = s.PRODUCT_HKEY</w:t>
               <w:br/>
-              <w:t xml:space="preserve"> where s.RECORD_SOURCE in ('OPUS_BA_TRV_PLAN_MST_MV', 'OPUS_BJAZ_TRV_PLAN_MV')</w:t>
+              <w:t xml:space="preserve"> where s.RECORD_SOURCE in ('OPUS_BA_TRV_PLAN_MST', 'OPUS_BJAZ_TRV_PLAN')</w:t>
               <w:br/>
               <w:t xml:space="preserve">   and (s.PRODUCT_HKEY is null or s.PRODUCT_HKEY &lt;&gt; TO_BINARY(REPEAT('0', 32), 'HEX'))</w:t>
               <w:br/>
@@ -12170,6 +12251,9 @@
       <w:r>
         <w:t xml:space="preserve">28. OPUS — SAT_PROPOSAL_UNDERWRITING</w:t>
       </w:r>
+      <w:r>
+        <w:t xml:space="preserve">  [M2]</w:t>
+      </w:r>
     </w:p>
     <w:tbl>
       <w:tblPr>
@@ -12360,7 +12444,7 @@
         <w:t xml:space="preserve">Note: </w:t>
       </w:r>
       <w:r>
-        <w:t xml:space="preserve">Parent hub HUB_PROPOSAL (src_pk PROPOSAL_HKEY); checked across all rows of the parent (shared vault: the key may have been loaded by the other project). Satellite rows scoped to OPUS; one output row per RECORD_SOURCE. standard satellite, automate_dv.sat; PK PROPOSAL_HKEY; 1 RECORD_SOURCE group(s): OPUS_BA_TRV_DATA_POLICY_DTLS_MV [2 col(s)].</w:t>
+        <w:t xml:space="preserve">Parent hub HUB_PROPOSAL (src_pk PROPOSAL_HKEY); checked across all rows of the parent (shared vault: the key may have been loaded by the other project). Satellite rows scoped to OPUS; one output row per RECORD_SOURCE. standard satellite, automate_dv.sat; PK PROPOSAL_HKEY; 1 RECORD_SOURCE group(s): OPUS_BA_TRV_DATA_POLICY_DTLS [2 col(s)].</w:t>
       </w:r>
     </w:p>
     <w:p>
@@ -12417,7 +12501,7 @@
               <w:br/>
               <w:t xml:space="preserve">  left join p on p.k = s.PROPOSAL_HKEY</w:t>
               <w:br/>
-              <w:t xml:space="preserve"> where s.RECORD_SOURCE in ('OPUS_BA_TRV_DATA_POLICY_DTLS_MV')</w:t>
+              <w:t xml:space="preserve"> where s.RECORD_SOURCE in ('OPUS_BA_TRV_DATA_POLICY_DTLS')</w:t>
               <w:br/>
               <w:t xml:space="preserve">   and (s.PROPOSAL_HKEY is null or s.PROPOSAL_HKEY &lt;&gt; TO_BINARY(REPEAT('0', 32), 'HEX'))</w:t>
               <w:br/>
@@ -12484,6 +12568,9 @@
       <w:r>
         <w:t xml:space="preserve">29. OPUS — SAT_QUOTE_HEADER</w:t>
       </w:r>
+      <w:r>
+        <w:t xml:space="preserve">  [M2]</w:t>
+      </w:r>
     </w:p>
     <w:tbl>
       <w:tblPr>
@@ -12674,7 +12761,7 @@
         <w:t xml:space="preserve">Note: </w:t>
       </w:r>
       <w:r>
-        <w:t xml:space="preserve">Parent hub HUB_QUOTE (src_pk QUOTE_HKEY); checked across all rows of the parent (shared vault: the key may have been loaded by the other project). Satellite rows scoped to OPUS; one output row per RECORD_SOURCE. standard satellite, automate_dv.sat; PK QUOTE_HKEY; 1 RECORD_SOURCE group(s): OPUS_BA_TRV_DATA_POLICY_DTLS_MV [1 col(s)].</w:t>
+        <w:t xml:space="preserve">Parent hub HUB_QUOTE (src_pk QUOTE_HKEY); checked across all rows of the parent (shared vault: the key may have been loaded by the other project). Satellite rows scoped to OPUS; one output row per RECORD_SOURCE. standard satellite, automate_dv.sat; PK QUOTE_HKEY; 1 RECORD_SOURCE group(s): OPUS_BA_TRV_DATA_POLICY_DTLS [1 col(s)].</w:t>
       </w:r>
     </w:p>
     <w:p>
@@ -12731,7 +12818,7 @@
               <w:br/>
               <w:t xml:space="preserve">  left join p on p.k = s.QUOTE_HKEY</w:t>
               <w:br/>
-              <w:t xml:space="preserve"> where s.RECORD_SOURCE in ('OPUS_BA_TRV_DATA_POLICY_DTLS_MV')</w:t>
+              <w:t xml:space="preserve"> where s.RECORD_SOURCE in ('OPUS_BA_TRV_DATA_POLICY_DTLS')</w:t>
               <w:br/>
               <w:t xml:space="preserve">   and (s.QUOTE_HKEY is null or s.QUOTE_HKEY &lt;&gt; TO_BINARY(REPEAT('0', 32), 'HEX'))</w:t>
               <w:br/>
@@ -12798,6 +12885,9 @@
       <w:r>
         <w:t xml:space="preserve">30. OPUS — SAT_RISK_MOTOR_DRIVER</w:t>
       </w:r>
+      <w:r>
+        <w:t xml:space="preserve">  [M2]</w:t>
+      </w:r>
     </w:p>
     <w:tbl>
       <w:tblPr>
@@ -12988,7 +13078,7 @@
         <w:t xml:space="preserve">Note: </w:t>
       </w:r>
       <w:r>
-        <w:t xml:space="preserve">Parent hub HUB_RISK_OBJECT (src_pk RISK_OBJECT_HKEY); checked across all rows of the parent (shared vault: the key may have been loaded by the other project). Satellite rows scoped to OPUS; one output row per RECORD_SOURCE. standard satellite, automate_dv.sat; PK RISK_OBJECT_HKEY; 1 RECORD_SOURCE group(s): OPUS_BJAZ_TRV_LOADER_LOG_TABLE_MV [1 col(s)].</w:t>
+        <w:t xml:space="preserve">Parent hub HUB_RISK_OBJECT (src_pk RISK_OBJECT_HKEY); checked across all rows of the parent (shared vault: the key may have been loaded by the other project). Satellite rows scoped to OPUS; one output row per RECORD_SOURCE. standard satellite, automate_dv.sat; PK RISK_OBJECT_HKEY; 1 RECORD_SOURCE group(s): OPUS_BJAZ_TRV_LOADER_LOG_TABLE [1 col(s)].</w:t>
       </w:r>
     </w:p>
     <w:p>
@@ -13045,7 +13135,7 @@
               <w:br/>
               <w:t xml:space="preserve">  left join p on p.k = s.RISK_OBJECT_HKEY</w:t>
               <w:br/>
-              <w:t xml:space="preserve"> where s.RECORD_SOURCE in ('OPUS_BJAZ_TRV_LOADER_LOG_TABLE_MV')</w:t>
+              <w:t xml:space="preserve"> where s.RECORD_SOURCE in ('OPUS_BJAZ_TRV_LOADER_LOG_TABLE')</w:t>
               <w:br/>
               <w:t xml:space="preserve">   and (s.RISK_OBJECT_HKEY is null or s.RISK_OBJECT_HKEY &lt;&gt; TO_BINARY(REPEAT('0', 32), 'HEX'))</w:t>
               <w:br/>
@@ -13112,6 +13202,9 @@
       <w:r>
         <w:t xml:space="preserve">31. OPUS — SAT_RISK_MOTOR_VEHICLE</w:t>
       </w:r>
+      <w:r>
+        <w:t xml:space="preserve">  [M2]</w:t>
+      </w:r>
     </w:p>
     <w:tbl>
       <w:tblPr>
@@ -13302,7 +13395,7 @@
         <w:t xml:space="preserve">Note: </w:t>
       </w:r>
       <w:r>
-        <w:t xml:space="preserve">Parent hub HUB_RISK_OBJECT (src_pk RISK_OBJECT_HKEY); checked across all rows of the parent (shared vault: the key may have been loaded by the other project). Satellite rows scoped to OPUS; one output row per RECORD_SOURCE. standard satellite, automate_dv.sat; PK RISK_OBJECT_HKEY; 1 RECORD_SOURCE group(s): OPUS_BJAZ_TRV_LOADER_LOG_TABLE_MV [9 col(s)].</w:t>
+        <w:t xml:space="preserve">Parent hub HUB_RISK_OBJECT (src_pk RISK_OBJECT_HKEY); checked across all rows of the parent (shared vault: the key may have been loaded by the other project). Satellite rows scoped to OPUS; one output row per RECORD_SOURCE. standard satellite, automate_dv.sat; PK RISK_OBJECT_HKEY; 1 RECORD_SOURCE group(s): OPUS_BJAZ_TRV_LOADER_LOG_TABLE [9 col(s)].</w:t>
       </w:r>
     </w:p>
     <w:p>
@@ -13359,7 +13452,7 @@
               <w:br/>
               <w:t xml:space="preserve">  left join p on p.k = s.RISK_OBJECT_HKEY</w:t>
               <w:br/>
-              <w:t xml:space="preserve"> where s.RECORD_SOURCE in ('OPUS_BJAZ_TRV_LOADER_LOG_TABLE_MV')</w:t>
+              <w:t xml:space="preserve"> where s.RECORD_SOURCE in ('OPUS_BJAZ_TRV_LOADER_LOG_TABLE')</w:t>
               <w:br/>
               <w:t xml:space="preserve">   and (s.RISK_OBJECT_HKEY is null or s.RISK_OBJECT_HKEY &lt;&gt; TO_BINARY(REPEAT('0', 32), 'HEX'))</w:t>
               <w:br/>
@@ -13426,6 +13519,9 @@
       <w:r>
         <w:t xml:space="preserve">32. OPUS — SAT_RISK_OBJECT_CORE</w:t>
       </w:r>
+      <w:r>
+        <w:t xml:space="preserve">  [M3]</w:t>
+      </w:r>
     </w:p>
     <w:tbl>
       <w:tblPr>
@@ -13616,7 +13712,7 @@
         <w:t xml:space="preserve">Note: </w:t>
       </w:r>
       <w:r>
-        <w:t xml:space="preserve">Parent hub HUB_RISK_OBJECT (src_pk RISK_OBJECT_HKEY); checked across all rows of the parent (shared vault: the key may have been loaded by the other project). Satellite rows scoped to OPUS; one output row per RECORD_SOURCE. standard satellite, automate_dv.sat; PK RISK_OBJECT_HKEY; 1 RECORD_SOURCE group(s): OPUS_BJAZ_TRV_LOADER_LOG_TABLE_MV [1 col(s)].</w:t>
+        <w:t xml:space="preserve">Parent hub HUB_RISK_OBJECT (src_pk RISK_OBJECT_HKEY); checked across all rows of the parent (shared vault: the key may have been loaded by the other project). Satellite rows scoped to OPUS; one output row per RECORD_SOURCE. standard satellite, automate_dv.sat; PK RISK_OBJECT_HKEY; 1 RECORD_SOURCE group(s): OPUS_BJAZ_TRV_LOADER_LOG_TABLE [1 col(s)].</w:t>
       </w:r>
     </w:p>
     <w:p>
@@ -13673,7 +13769,7 @@
               <w:br/>
               <w:t xml:space="preserve">  left join p on p.k = s.RISK_OBJECT_HKEY</w:t>
               <w:br/>
-              <w:t xml:space="preserve"> where s.RECORD_SOURCE in ('OPUS_BJAZ_TRV_LOADER_LOG_TABLE_MV')</w:t>
+              <w:t xml:space="preserve"> where s.RECORD_SOURCE in ('OPUS_BJAZ_TRV_LOADER_LOG_TABLE')</w:t>
               <w:br/>
               <w:t xml:space="preserve">   and (s.RISK_OBJECT_HKEY is null or s.RISK_OBJECT_HKEY &lt;&gt; TO_BINARY(REPEAT('0', 32), 'HEX'))</w:t>
               <w:br/>
@@ -13740,6 +13836,9 @@
       <w:r>
         <w:t xml:space="preserve">33. OPUS — SAT_RISK_PERSON_INSURED</w:t>
       </w:r>
+      <w:r>
+        <w:t xml:space="preserve">  [M3]</w:t>
+      </w:r>
     </w:p>
     <w:tbl>
       <w:tblPr>
@@ -13930,7 +14029,7 @@
         <w:t xml:space="preserve">Note: </w:t>
       </w:r>
       <w:r>
-        <w:t xml:space="preserve">Parent hub HUB_RISK_OBJECT (src_pk RISK_OBJECT_HKEY); checked across all rows of the parent (shared vault: the key may have been loaded by the other project). Satellite rows scoped to OPUS; one output row per RECORD_SOURCE. standard satellite, sat_multi_source; PK RISK_OBJECT_HKEY; 1 RECORD_SOURCE group(s): OPUS_BJAZ_TRV_LOADER_DATA_MV [4 col(s)].</w:t>
+        <w:t xml:space="preserve">Parent hub HUB_RISK_OBJECT (src_pk RISK_OBJECT_HKEY); checked across all rows of the parent (shared vault: the key may have been loaded by the other project). Satellite rows scoped to OPUS; one output row per RECORD_SOURCE. standard satellite, sat_multi_source; PK RISK_OBJECT_HKEY; 1 RECORD_SOURCE group(s): OPUS_BJAZ_TRV_LOADER_DATA [4 col(s)].</w:t>
       </w:r>
     </w:p>
     <w:p>
@@ -13987,7 +14086,7 @@
               <w:br/>
               <w:t xml:space="preserve">  left join p on p.k = s.RISK_OBJECT_HKEY</w:t>
               <w:br/>
-              <w:t xml:space="preserve"> where s.RECORD_SOURCE in ('OPUS_BJAZ_TRV_LOADER_DATA_MV')</w:t>
+              <w:t xml:space="preserve"> where s.RECORD_SOURCE in ('OPUS_BJAZ_TRV_LOADER_DATA')</w:t>
               <w:br/>
               <w:t xml:space="preserve">   and (s.RISK_OBJECT_HKEY is null or s.RISK_OBJECT_HKEY &lt;&gt; TO_BINARY(REPEAT('0', 32), 'HEX'))</w:t>
               <w:br/>
@@ -14054,6 +14153,9 @@
       <w:r>
         <w:t xml:space="preserve">34. OPUS — SAT_RISK_PERSON_TRAVEL</w:t>
       </w:r>
+      <w:r>
+        <w:t xml:space="preserve">  [M3]</w:t>
+      </w:r>
     </w:p>
     <w:tbl>
       <w:tblPr>
@@ -14244,7 +14346,7 @@
         <w:t xml:space="preserve">Note: </w:t>
       </w:r>
       <w:r>
-        <w:t xml:space="preserve">Parent hub HUB_RISK_OBJECT (src_pk RISK_OBJECT_HKEY); checked across all rows of the parent (shared vault: the key may have been loaded by the other project). Satellite rows scoped to OPUS; one output row per RECORD_SOURCE. standard satellite, sat_multi_source; PK RISK_OBJECT_HKEY; 2 RECORD_SOURCE group(s): OPUS_BJAZ_TRV_LOADER_DATA_MV [8 col(s)], OPUS_BJAZ_TRV_LOADER_LOG_TABLE_MV [2 col(s)]. stg2_risk_person_travel_bjaz_trv_loader_log_table_mv: column(s) PASSPORT_NUMBER, TRIP_DURATION, TRIP_END_DATE, TRIP_START_DATE, TRIP_TYPE, VISA_TYPE could not be traced to RAW on at least one arm -- excluded (first-cut: walk columns from resolved_mt__ views or joined-in stitch columns are not yet inlined into the sampled queries).</w:t>
+        <w:t xml:space="preserve">Parent hub HUB_RISK_OBJECT (src_pk RISK_OBJECT_HKEY); checked across all rows of the parent (shared vault: the key may have been loaded by the other project). Satellite rows scoped to OPUS; one output row per RECORD_SOURCE. standard satellite, sat_multi_source; PK RISK_OBJECT_HKEY; 2 RECORD_SOURCE group(s): OPUS_BJAZ_TRV_LOADER_DATA [8 col(s)], OPUS_BJAZ_TRV_LOADER_LOG_TABLE [2 col(s)]. stg2_risk_person_travel_bjaz_trv_loader_log_table: column(s) PASSPORT_NUMBER, TRIP_DURATION, TRIP_END_DATE, TRIP_START_DATE, TRIP_TYPE, VISA_TYPE could not be traced to RAW on at least one arm -- excluded (first-cut: walk columns from resolved_mt__ views or joined-in stitch columns are not yet inlined into the sampled queries).</w:t>
       </w:r>
     </w:p>
     <w:p>
@@ -14301,7 +14403,7 @@
               <w:br/>
               <w:t xml:space="preserve">  left join p on p.k = s.RISK_OBJECT_HKEY</w:t>
               <w:br/>
-              <w:t xml:space="preserve"> where s.RECORD_SOURCE in ('OPUS_BJAZ_TRV_LOADER_DATA_MV', 'OPUS_BJAZ_TRV_LOADER_LOG_TABLE_MV')</w:t>
+              <w:t xml:space="preserve"> where s.RECORD_SOURCE in ('OPUS_BJAZ_TRV_LOADER_DATA', 'OPUS_BJAZ_TRV_LOADER_LOG_TABLE')</w:t>
               <w:br/>
               <w:t xml:space="preserve">   and (s.RISK_OBJECT_HKEY is null or s.RISK_OBJECT_HKEY &lt;&gt; TO_BINARY(REPEAT('0', 32), 'HEX'))</w:t>
               <w:br/>
@@ -14368,6 +14470,9 @@
       <w:r>
         <w:t xml:space="preserve">35. OPUS — SAT_AUG_COMMON_COMMUNICATION_PREFERENCE</w:t>
       </w:r>
+      <w:r>
+        <w:t xml:space="preserve">  [M3]</w:t>
+      </w:r>
     </w:p>
     <w:tbl>
       <w:tblPr>
@@ -14558,7 +14663,7 @@
         <w:t xml:space="preserve">Note: </w:t>
       </w:r>
       <w:r>
-        <w:t xml:space="preserve">Parent hub HUB_PARTY (src_pk PARTY_HKEY); checked across all rows of the parent (shared vault: the key may have been loaded by the other project). Satellite rows scoped to OPUS; one output row per RECORD_SOURCE. augmented satellite, automate_dv.sat; PK PARTY_HKEY; 1 RECORD_SOURCE group(s): OPUS_BJAZ_TRV_LOADER_DATA_MV [1 col(s)].</w:t>
+        <w:t xml:space="preserve">Parent hub HUB_PARTY (src_pk PARTY_HKEY); checked across all rows of the parent (shared vault: the key may have been loaded by the other project). Satellite rows scoped to OPUS; one output row per RECORD_SOURCE. augmented satellite, automate_dv.sat; PK PARTY_HKEY; 1 RECORD_SOURCE group(s): OPUS_BJAZ_TRV_LOADER_DATA [1 col(s)].</w:t>
       </w:r>
     </w:p>
     <w:p>
@@ -14615,7 +14720,7 @@
               <w:br/>
               <w:t xml:space="preserve">  left join p on p.k = s.PARTY_HKEY</w:t>
               <w:br/>
-              <w:t xml:space="preserve"> where s.RECORD_SOURCE in ('OPUS_BJAZ_TRV_LOADER_DATA_MV')</w:t>
+              <w:t xml:space="preserve"> where s.RECORD_SOURCE in ('OPUS_BJAZ_TRV_LOADER_DATA')</w:t>
               <w:br/>
               <w:t xml:space="preserve">   and (s.PARTY_HKEY is null or s.PARTY_HKEY &lt;&gt; TO_BINARY(REPEAT('0', 32), 'HEX'))</w:t>
               <w:br/>
@@ -14682,6 +14787,9 @@
       <w:r>
         <w:t xml:space="preserve">36. OPUS — SAT_AUG_COVERAGE_DEFINITION</w:t>
       </w:r>
+      <w:r>
+        <w:t xml:space="preserve">  [M3]</w:t>
+      </w:r>
     </w:p>
     <w:tbl>
       <w:tblPr>
@@ -14872,7 +14980,7 @@
         <w:t xml:space="preserve">Note: </w:t>
       </w:r>
       <w:r>
-        <w:t xml:space="preserve">Parent hub HUB_COVERAGE (src_pk COVERAGE_HKEY); checked across all rows of the parent (shared vault: the key may have been loaded by the other project). Satellite rows scoped to OPUS; one output row per RECORD_SOURCE. augmented satellite, sat_multi_source; PK COVERAGE_HKEY; 1 RECORD_SOURCE group(s): OPUS_BJAZ_TRV_PLAN_MV [2 col(s)]. stg2_aug_coverage_definition_bjaz_trv_plan_mv_eff_date: column(s) COVERAGE_SEQUENCE could not be traced to RAW on at least one arm -- excluded (first-cut: walk columns from resolved_mt__ views or joined-in stitch columns are not yet inlined into the sampled queries).</w:t>
+        <w:t xml:space="preserve">Parent hub HUB_COVERAGE (src_pk COVERAGE_HKEY); checked across all rows of the parent (shared vault: the key may have been loaded by the other project). Satellite rows scoped to OPUS; one output row per RECORD_SOURCE. augmented satellite, sat_multi_source; PK COVERAGE_HKEY; 1 RECORD_SOURCE group(s): OPUS_BJAZ_TRV_PLAN [2 col(s)]. stg2_aug_coverage_definition_bjaz_trv_plan_eff_date: column(s) COVERAGE_SEQUENCE could not be traced to RAW on at least one arm -- excluded (first-cut: walk columns from resolved_mt__ views or joined-in stitch columns are not yet inlined into the sampled queries).</w:t>
       </w:r>
     </w:p>
     <w:p>
@@ -14929,7 +15037,7 @@
               <w:br/>
               <w:t xml:space="preserve">  left join p on p.k = s.COVERAGE_HKEY</w:t>
               <w:br/>
-              <w:t xml:space="preserve"> where s.RECORD_SOURCE in ('OPUS_BJAZ_TRV_PLAN_MV')</w:t>
+              <w:t xml:space="preserve"> where s.RECORD_SOURCE in ('OPUS_BJAZ_TRV_PLAN')</w:t>
               <w:br/>
               <w:t xml:space="preserve">   and (s.COVERAGE_HKEY is null or s.COVERAGE_HKEY &lt;&gt; TO_BINARY(REPEAT('0', 32), 'HEX'))</w:t>
               <w:br/>
@@ -14996,6 +15104,9 @@
       <w:r>
         <w:t xml:space="preserve">37. OPUS — SAT_AUG_COVERAGE_LIMITS</w:t>
       </w:r>
+      <w:r>
+        <w:t xml:space="preserve">  [M3]</w:t>
+      </w:r>
     </w:p>
     <w:tbl>
       <w:tblPr>
@@ -15186,7 +15297,7 @@
         <w:t xml:space="preserve">Note: </w:t>
       </w:r>
       <w:r>
-        <w:t xml:space="preserve">Parent hub HUB_COVERAGE (src_pk COVERAGE_HKEY); checked across all rows of the parent (shared vault: the key may have been loaded by the other project). Satellite rows scoped to OPUS; one output row per RECORD_SOURCE. augmented satellite, sat_multi_source; PK COVERAGE_HKEY; 1 RECORD_SOURCE group(s): OPUS_BJAZ_TRV_PLAN_MV [3 col(s)]. stg2_aug_coverage_limits_bjaz_trv_plan_mv_currency: column(s) DEDUCTIBLE_DESCRIPTION, LIMIT_DESCRIPTION could not be traced to RAW on at least one arm -- excluded (first-cut: walk columns from resolved_mt__ views or joined-in stitch columns are not yet inlined into the sampled queries). stg2_aug_coverage_limits_bjaz_trv_plan_mv_deductible_desc: column(s) LIMIT_DESCRIPTION could not be traced to RAW on at least one arm -- excluded (first-cut: walk columns from resolved_mt__ views or joined-in stitch columns are not yet inlined into the sampled queries).</w:t>
+        <w:t xml:space="preserve">Parent hub HUB_COVERAGE (src_pk COVERAGE_HKEY); checked across all rows of the parent (shared vault: the key may have been loaded by the other project). Satellite rows scoped to OPUS; one output row per RECORD_SOURCE. augmented satellite, sat_multi_source; PK COVERAGE_HKEY; 1 RECORD_SOURCE group(s): OPUS_BJAZ_TRV_PLAN [3 col(s)]. stg2_aug_coverage_limits_bjaz_trv_plan_currency: column(s) DEDUCTIBLE_DESCRIPTION, LIMIT_DESCRIPTION could not be traced to RAW on at least one arm -- excluded (first-cut: walk columns from resolved_mt__ views or joined-in stitch columns are not yet inlined into the sampled queries). stg2_aug_coverage_limits_bjaz_trv_plan_deductible_desc: column(s) LIMIT_DESCRIPTION could not be traced to RAW on at least one arm -- excluded (first-cut: walk columns from resolved_mt__ views or joined-in stitch columns are not yet inlined into the sampled queries).</w:t>
       </w:r>
     </w:p>
     <w:p>
@@ -15243,7 +15354,7 @@
               <w:br/>
               <w:t xml:space="preserve">  left join p on p.k = s.COVERAGE_HKEY</w:t>
               <w:br/>
-              <w:t xml:space="preserve"> where s.RECORD_SOURCE in ('OPUS_BJAZ_TRV_PLAN_MV')</w:t>
+              <w:t xml:space="preserve"> where s.RECORD_SOURCE in ('OPUS_BJAZ_TRV_PLAN')</w:t>
               <w:br/>
               <w:t xml:space="preserve">   and (s.COVERAGE_HKEY is null or s.COVERAGE_HKEY &lt;&gt; TO_BINARY(REPEAT('0', 32), 'HEX'))</w:t>
               <w:br/>
@@ -15310,6 +15421,9 @@
       <w:r>
         <w:t xml:space="preserve">38. OPUS — SAT_AUG_COVERAGE_RATING</w:t>
       </w:r>
+      <w:r>
+        <w:t xml:space="preserve">  [M3]</w:t>
+      </w:r>
     </w:p>
     <w:tbl>
       <w:tblPr>
@@ -15500,7 +15614,7 @@
         <w:t xml:space="preserve">Note: </w:t>
       </w:r>
       <w:r>
-        <w:t xml:space="preserve">Parent hub HUB_COVERAGE (src_pk COVERAGE_HKEY); checked across all rows of the parent (shared vault: the key may have been loaded by the other project). Satellite rows scoped to OPUS; one output row per RECORD_SOURCE. augmented satellite, sat_multi_source; PK COVERAGE_HKEY; 2 RECORD_SOURCE group(s): OPUS_BJAZ_TRV_RIDER_RATE_MAST_MV [4 col(s)], OPUS_BJAZ_TRV_RIDER_DTLS_MV [1 col(s)]. stg2_aug_coverage_rating_bjaz_trv_rider_rate_mast_mv_nb_prm_excluding_st: column(s) EXTENSION_PREMIUM_EXCLUDING_ST, MINIMUM_EXTENSION_PREMIUM, MINIMUM_NEW_BUSINESS_PREMIUM, RIDER_PREMIUM could not be traced to RAW on at least one arm -- excluded (first-cut: walk columns from resolved_mt__ views or joined-in stitch columns are not yet inlined into the sampled queries). stg2_aug_coverage_rating_bjaz_trv_rider_rate_mast_mv_extn_prm_excluding_st: column(s) MINIMUM_EXTENSION_PREMIUM, MINIMUM_NEW_BUSINESS_PREMIUM, RIDER_PREMIUM could not be traced to RAW on at least one arm -- excluded (first-cut: walk columns from resolved_mt__ views or joined-in stitch columns are not yet inlined into the sampled queries). stg2_aug_coverage_rating_bjaz_trv_rider_rate_mast_mv_min_extn_prm: column(s) MINIMUM_NEW_BUSINESS_PREMIUM, RIDER_PREMIUM could not be traced to RAW on at least one arm -- excluded (first-cut: walk columns from resolved_mt__ views or joined-in stitch columns are not yet inlined into the sampled queries). stg2_aug_coverage_rating_bjaz_trv_rider_rate_mast_mv_min_nb_prm: column(s) RIDER_PREMIUM could not be traced to RAW on at least one arm -- excluded (first-cut: walk columns from resolved_mt__ views or joined-in stitch columns are not yet inlined into the sampled queries). stg2_aug_coverage_rating_bjaz_trv_rider_dtls_mv_rider_premium: column(s) EXTENSION_PREMIUM_EXCLUDING_ST, MINIMUM_EXTENSION_PREMIUM, MINIMUM_NEW_BUSINESS_PREMIUM, NEW_BUSINESS_PREMIUM_EXCLUDING_ST could not be traced to RAW on at least one arm -- excluded (first-cut: walk columns from resolved_mt__ views or joined-in stitch columns are not yet inlined into the sampled queries).</w:t>
+        <w:t xml:space="preserve">Parent hub HUB_COVERAGE (src_pk COVERAGE_HKEY); checked across all rows of the parent (shared vault: the key may have been loaded by the other project). Satellite rows scoped to OPUS; one output row per RECORD_SOURCE. augmented satellite, sat_multi_source; PK COVERAGE_HKEY; 2 RECORD_SOURCE group(s): OPUS_BJAZ_TRV_RIDER_RATE_MAST [4 col(s)], OPUS_BJAZ_TRV_RIDER_DTLS [1 col(s)]. stg2_aug_coverage_rating_bjaz_trv_rider_rate_mast_nb_prm_excluding_st: column(s) EXTENSION_PREMIUM_EXCLUDING_ST, MINIMUM_EXTENSION_PREMIUM, MINIMUM_NEW_BUSINESS_PREMIUM, RIDER_PREMIUM could not be traced to RAW on at least one arm -- excluded (first-cut: walk columns from resolved_mt__ views or joined-in stitch columns are not yet inlined into the sampled queries). stg2_aug_coverage_rating_bjaz_trv_rider_rate_mast_extn_prm_excluding_st: column(s) MINIMUM_EXTENSION_PREMIUM, MINIMUM_NEW_BUSINESS_PREMIUM, RIDER_PREMIUM could not be traced to RAW on at least one arm -- excluded (first-cut: walk columns from resolved_mt__ views or joined-in stitch columns are not yet inlined into the sampled queries). stg2_aug_coverage_rating_bjaz_trv_rider_rate_mast_min_extn_prm: column(s) MINIMUM_NEW_BUSINESS_PREMIUM, RIDER_PREMIUM could not be traced to RAW on at least one arm -- excluded (first-cut: walk columns from resolved_mt__ views or joined-in stitch columns are not yet inlined into the sampled queries). stg2_aug_coverage_rating_bjaz_trv_rider_rate_mast_min_nb_prm: column(s) RIDER_PREMIUM could not be traced to RAW on at least one arm -- excluded (first-cut: walk columns from resolved_mt__ views or joined-in stitch columns are not yet inlined into the sampled queries). stg2_aug_coverage_rating_bjaz_trv_rider_dtls_rider_premium: column(s) EXTENSION_PREMIUM_EXCLUDING_ST, MINIMUM_EXTENSION_PREMIUM, MINIMUM_NEW_BUSINESS_PREMIUM, NEW_BUSINESS_PREMIUM_EXCLUDING_ST could not be traced to RAW on at least one arm -- excluded (first-cut: walk columns from resolved_mt__ views or joined-in stitch columns are not yet inlined into the sampled queries).</w:t>
       </w:r>
     </w:p>
     <w:p>
@@ -15557,7 +15671,7 @@
               <w:br/>
               <w:t xml:space="preserve">  left join p on p.k = s.COVERAGE_HKEY</w:t>
               <w:br/>
-              <w:t xml:space="preserve"> where s.RECORD_SOURCE in ('OPUS_BJAZ_TRV_RIDER_DTLS_MV', 'OPUS_BJAZ_TRV_RIDER_RATE_MAST_MV')</w:t>
+              <w:t xml:space="preserve"> where s.RECORD_SOURCE in ('OPUS_BJAZ_TRV_RIDER_DTLS', 'OPUS_BJAZ_TRV_RIDER_RATE_MAST')</w:t>
               <w:br/>
               <w:t xml:space="preserve">   and (s.COVERAGE_HKEY is null or s.COVERAGE_HKEY &lt;&gt; TO_BINARY(REPEAT('0', 32), 'HEX'))</w:t>
               <w:br/>
@@ -15624,6 +15738,9 @@
       <w:r>
         <w:t xml:space="preserve">39. OPUS — SAT_AUG_FINTXN_PREMIUM</w:t>
       </w:r>
+      <w:r>
+        <w:t xml:space="preserve">  [M3]</w:t>
+      </w:r>
     </w:p>
     <w:tbl>
       <w:tblPr>
@@ -15814,7 +15931,7 @@
         <w:t xml:space="preserve">Note: </w:t>
       </w:r>
       <w:r>
-        <w:t xml:space="preserve">Parent hub HUB_FINANCIAL_TRANSACTION (src_pk FINANCIAL_TRANSACTION_HKEY); checked across all rows of the parent (shared vault: the key may have been loaded by the other project). Satellite rows scoped to OPUS; one output row per RECORD_SOURCE. augmented satellite, sat_multi_source; PK FINANCIAL_TRANSACTION_HKEY; 3 RECORD_SOURCE group(s): OPUS_BA_TRV_DATA_POLICY_DTLS_MV [2 col(s)], OPUS_BJAZ_TRV_LOADER_DATA_MV [1 col(s)], OPUS_BJAZ_TRV_LOADER_LOG_TABLE_MV [1 col(s)]. stg2_aug_fintxn_premium_ba_trv_data_policy_dtls_mv_sp_discount_per: column(s) SPECIAL_DISCOUNT_AMOUNT could not be traced to RAW on at least one arm -- excluded (first-cut: walk columns from resolved_mt__ views or joined-in stitch columns are not yet inlined into the sampled queries). stg2_aug_fintxn_premium_bjaz_trv_loader_data_mv_spdiscount: column(s) SPECIAL_DISCOUNT_PERCENTAGE could not be traced to RAW on at least one arm -- excluded (first-cut: walk columns from resolved_mt__ views or joined-in stitch columns are not yet inlined into the sampled queries). stg2_aug_fintxn_premium_bjaz_trv_loader_log_table_mv_spdiscount: column(s) SPECIAL_DISCOUNT_PERCENTAGE could not be traced to RAW on at least one arm -- excluded (first-cut: walk columns from resolved_mt__ views or joined-in stitch columns are not yet inlined into the sampled queries).</w:t>
+        <w:t xml:space="preserve">Parent hub HUB_FINANCIAL_TRANSACTION (src_pk FINANCIAL_TRANSACTION_HKEY); checked across all rows of the parent (shared vault: the key may have been loaded by the other project). Satellite rows scoped to OPUS; one output row per RECORD_SOURCE. augmented satellite, sat_multi_source; PK FINANCIAL_TRANSACTION_HKEY; 3 RECORD_SOURCE group(s): OPUS_BA_TRV_DATA_POLICY_DTLS [2 col(s)], OPUS_BJAZ_TRV_LOADER_DATA [1 col(s)], OPUS_BJAZ_TRV_LOADER_LOG_TABLE [1 col(s)]. stg2_aug_fintxn_premium_ba_trv_data_policy_dtls_sp_discount_per: column(s) SPECIAL_DISCOUNT_AMOUNT could not be traced to RAW on at least one arm -- excluded (first-cut: walk columns from resolved_mt__ views or joined-in stitch columns are not yet inlined into the sampled queries). stg2_aug_fintxn_premium_bjaz_trv_loader_data_spdiscount: column(s) SPECIAL_DISCOUNT_PERCENTAGE could not be traced to RAW on at least one arm -- excluded (first-cut: walk columns from resolved_mt__ views or joined-in stitch columns are not yet inlined into the sampled queries). stg2_aug_fintxn_premium_bjaz_trv_loader_log_table_spdiscount: column(s) SPECIAL_DISCOUNT_PERCENTAGE could not be traced to RAW on at least one arm -- excluded (first-cut: walk columns from resolved_mt__ views or joined-in stitch columns are not yet inlined into the sampled queries).</w:t>
       </w:r>
     </w:p>
     <w:p>
@@ -15871,7 +15988,7 @@
               <w:br/>
               <w:t xml:space="preserve">  left join p on p.k = s.FINANCIAL_TRANSACTION_HKEY</w:t>
               <w:br/>
-              <w:t xml:space="preserve"> where s.RECORD_SOURCE in ('OPUS_BA_TRV_DATA_POLICY_DTLS_MV', 'OPUS_BJAZ_TRV_LOADER_DATA_MV', 'OPUS_BJAZ_TRV_LOADER_LOG_TABLE_MV')</w:t>
+              <w:t xml:space="preserve"> where s.RECORD_SOURCE in ('OPUS_BA_TRV_DATA_POLICY_DTLS', 'OPUS_BJAZ_TRV_LOADER_DATA', 'OPUS_BJAZ_TRV_LOADER_LOG_TABLE')</w:t>
               <w:br/>
               <w:t xml:space="preserve">   and (s.FINANCIAL_TRANSACTION_HKEY is null or s.FINANCIAL_TRANSACTION_HKEY &lt;&gt; TO_BINARY(REPEAT('0', 32), 'HEX'))</w:t>
               <w:br/>
@@ -15938,6 +16055,9 @@
       <w:r>
         <w:t xml:space="preserve">40. OPUS — SAT_AUG_LNK_PARTY_ROLE_CORE</w:t>
       </w:r>
+      <w:r>
+        <w:t xml:space="preserve">  [M3]</w:t>
+      </w:r>
     </w:p>
     <w:tbl>
       <w:tblPr>
@@ -16128,7 +16248,7 @@
         <w:t xml:space="preserve">Note: </w:t>
       </w:r>
       <w:r>
-        <w:t xml:space="preserve">Parent hub HUB_PARTY (src_pk PARTY_HKEY); checked across all rows of the parent (shared vault: the key may have been loaded by the other project). Satellite rows scoped to OPUS; one output row per RECORD_SOURCE. augmented satellite, automate_dv.sat; PK PARTY_HKEY; 1 RECORD_SOURCE group(s): OPUS_BJAZ_TRV_LOADER_LOG_TABLE_MV [1 col(s)].</w:t>
+        <w:t xml:space="preserve">Parent hub HUB_PARTY (src_pk PARTY_HKEY); checked across all rows of the parent (shared vault: the key may have been loaded by the other project). Satellite rows scoped to OPUS; one output row per RECORD_SOURCE. augmented satellite, automate_dv.sat; PK PARTY_HKEY; 1 RECORD_SOURCE group(s): OPUS_BJAZ_TRV_LOADER_LOG_TABLE [1 col(s)].</w:t>
       </w:r>
     </w:p>
     <w:p>
@@ -16185,7 +16305,7 @@
               <w:br/>
               <w:t xml:space="preserve">  left join p on p.k = s.PARTY_HKEY</w:t>
               <w:br/>
-              <w:t xml:space="preserve"> where s.RECORD_SOURCE in ('OPUS_BJAZ_TRV_LOADER_LOG_TABLE_MV')</w:t>
+              <w:t xml:space="preserve"> where s.RECORD_SOURCE in ('OPUS_BJAZ_TRV_LOADER_LOG_TABLE')</w:t>
               <w:br/>
               <w:t xml:space="preserve">   and (s.PARTY_HKEY is null or s.PARTY_HKEY &lt;&gt; TO_BINARY(REPEAT('0', 32), 'HEX'))</w:t>
               <w:br/>
@@ -16252,6 +16372,9 @@
       <w:r>
         <w:t xml:space="preserve">41. OPUS — SAT_AUG_LNK_ROLE_CUSTOMER</w:t>
       </w:r>
+      <w:r>
+        <w:t xml:space="preserve">  [M3]</w:t>
+      </w:r>
     </w:p>
     <w:tbl>
       <w:tblPr>
@@ -16442,7 +16565,7 @@
         <w:t xml:space="preserve">Note: </w:t>
       </w:r>
       <w:r>
-        <w:t xml:space="preserve">Parent hub HUB_PARTY (src_pk PARTY_HKEY); checked across all rows of the parent (shared vault: the key may have been loaded by the other project). Satellite rows scoped to OPUS; one output row per RECORD_SOURCE. augmented satellite, sat_multi_source; PK PARTY_HKEY; 2 RECORD_SOURCE group(s): OPUS_BA_TRV_DATA_POLICY_DTLS_MV [1 col(s)], OPUS_BJAZ_TRV_LOADER_DATA_MV [1 col(s)].</w:t>
+        <w:t xml:space="preserve">Parent hub HUB_PARTY (src_pk PARTY_HKEY); checked across all rows of the parent (shared vault: the key may have been loaded by the other project). Satellite rows scoped to OPUS; one output row per RECORD_SOURCE. augmented satellite, sat_multi_source; PK PARTY_HKEY; 2 RECORD_SOURCE group(s): OPUS_BA_TRV_DATA_POLICY_DTLS [1 col(s)], OPUS_BJAZ_TRV_LOADER_DATA [1 col(s)].</w:t>
       </w:r>
     </w:p>
     <w:p>
@@ -16499,7 +16622,7 @@
               <w:br/>
               <w:t xml:space="preserve">  left join p on p.k = s.PARTY_HKEY</w:t>
               <w:br/>
-              <w:t xml:space="preserve"> where s.RECORD_SOURCE in ('OPUS_BA_TRV_DATA_POLICY_DTLS_MV', 'OPUS_BJAZ_TRV_LOADER_DATA_MV')</w:t>
+              <w:t xml:space="preserve"> where s.RECORD_SOURCE in ('OPUS_BA_TRV_DATA_POLICY_DTLS', 'OPUS_BJAZ_TRV_LOADER_DATA')</w:t>
               <w:br/>
               <w:t xml:space="preserve">   and (s.PARTY_HKEY is null or s.PARTY_HKEY &lt;&gt; TO_BINARY(REPEAT('0', 32), 'HEX'))</w:t>
               <w:br/>
@@ -16566,6 +16689,9 @@
       <w:r>
         <w:t xml:space="preserve">42. OPUS — SAT_AUG_PARTY_BANKING</w:t>
       </w:r>
+      <w:r>
+        <w:t xml:space="preserve">  [M3]</w:t>
+      </w:r>
     </w:p>
     <w:tbl>
       <w:tblPr>
@@ -16756,7 +16882,7 @@
         <w:t xml:space="preserve">Note: </w:t>
       </w:r>
       <w:r>
-        <w:t xml:space="preserve">Parent hub HUB_PARTY (src_pk PARTY_HKEY); checked across all rows of the parent (shared vault: the key may have been loaded by the other project). Satellite rows scoped to OPUS; one output row per RECORD_SOURCE. augmented satellite, automate_dv.sat; PK PARTY_HKEY; 1 RECORD_SOURCE group(s): OPUS_BJAZ_TRV_LOADER_DATA_MV [1 col(s)].</w:t>
+        <w:t xml:space="preserve">Parent hub HUB_PARTY (src_pk PARTY_HKEY); checked across all rows of the parent (shared vault: the key may have been loaded by the other project). Satellite rows scoped to OPUS; one output row per RECORD_SOURCE. augmented satellite, automate_dv.sat; PK PARTY_HKEY; 1 RECORD_SOURCE group(s): OPUS_BJAZ_TRV_LOADER_DATA [1 col(s)].</w:t>
       </w:r>
     </w:p>
     <w:p>
@@ -16813,7 +16939,7 @@
               <w:br/>
               <w:t xml:space="preserve">  left join p on p.k = s.PARTY_HKEY</w:t>
               <w:br/>
-              <w:t xml:space="preserve"> where s.RECORD_SOURCE in ('OPUS_BJAZ_TRV_LOADER_DATA_MV')</w:t>
+              <w:t xml:space="preserve"> where s.RECORD_SOURCE in ('OPUS_BJAZ_TRV_LOADER_DATA')</w:t>
               <w:br/>
               <w:t xml:space="preserve">   and (s.PARTY_HKEY is null or s.PARTY_HKEY &lt;&gt; TO_BINARY(REPEAT('0', 32), 'HEX'))</w:t>
               <w:br/>
@@ -16880,6 +17006,9 @@
       <w:r>
         <w:t xml:space="preserve">43. OPUS — SAT_AUG_PARTY_EMPLOYMENT</w:t>
       </w:r>
+      <w:r>
+        <w:t xml:space="preserve">  [M3]</w:t>
+      </w:r>
     </w:p>
     <w:tbl>
       <w:tblPr>
@@ -17070,7 +17199,7 @@
         <w:t xml:space="preserve">Note: </w:t>
       </w:r>
       <w:r>
-        <w:t xml:space="preserve">Parent hub HUB_PARTY (src_pk PARTY_HKEY); checked across all rows of the parent (shared vault: the key may have been loaded by the other project). Satellite rows scoped to OPUS; one output row per RECORD_SOURCE. augmented satellite, sat_multi_source; PK PARTY_HKEY; 2 RECORD_SOURCE group(s): OPUS_BA_TRV_DATA_POLICY_DTLS_MV [1 col(s)], OPUS_BJAZ_TRV_LOADER_LOG_TABLE_MV [1 col(s)].</w:t>
+        <w:t xml:space="preserve">Parent hub HUB_PARTY (src_pk PARTY_HKEY); checked across all rows of the parent (shared vault: the key may have been loaded by the other project). Satellite rows scoped to OPUS; one output row per RECORD_SOURCE. augmented satellite, sat_multi_source; PK PARTY_HKEY; 2 RECORD_SOURCE group(s): OPUS_BA_TRV_DATA_POLICY_DTLS [1 col(s)], OPUS_BJAZ_TRV_LOADER_LOG_TABLE [1 col(s)].</w:t>
       </w:r>
     </w:p>
     <w:p>
@@ -17127,7 +17256,7 @@
               <w:br/>
               <w:t xml:space="preserve">  left join p on p.k = s.PARTY_HKEY</w:t>
               <w:br/>
-              <w:t xml:space="preserve"> where s.RECORD_SOURCE in ('OPUS_BA_TRV_DATA_POLICY_DTLS_MV', 'OPUS_BJAZ_TRV_LOADER_LOG_TABLE_MV')</w:t>
+              <w:t xml:space="preserve"> where s.RECORD_SOURCE in ('OPUS_BA_TRV_DATA_POLICY_DTLS', 'OPUS_BJAZ_TRV_LOADER_LOG_TABLE')</w:t>
               <w:br/>
               <w:t xml:space="preserve">   and (s.PARTY_HKEY is null or s.PARTY_HKEY &lt;&gt; TO_BINARY(REPEAT('0', 32), 'HEX'))</w:t>
               <w:br/>
@@ -17194,6 +17323,9 @@
       <w:r>
         <w:t xml:space="preserve">44. OPUS — SAT_AUG_PRODUCT_TERMS</w:t>
       </w:r>
+      <w:r>
+        <w:t xml:space="preserve">  [M3]</w:t>
+      </w:r>
     </w:p>
     <w:tbl>
       <w:tblPr>
@@ -17384,7 +17516,7 @@
         <w:t xml:space="preserve">Note: </w:t>
       </w:r>
       <w:r>
-        <w:t xml:space="preserve">Parent hub HUB_PRODUCT (src_pk PRODUCT_HKEY); checked across all rows of the parent (shared vault: the key may have been loaded by the other project). Satellite rows scoped to OPUS; one output row per RECORD_SOURCE. augmented satellite, sat_multi_source; PK PRODUCT_HKEY; 3 RECORD_SOURCE group(s): OPUS_BA_TRV_PLAN_MST_MV [3 col(s)], OPUS_BJAZ_TRV_RATE_MASTER_MV [2 col(s)], OPUS_BJAZ_TRV_PLAN_MV [1 col(s)]. stg2_aug_product_terms_ba_trv_plan_mst_mv_multi_year_yn: column(s) AGE_ELIGIBILITY_BYPASS_INDICATOR, CFT_ELIGIBLE_INDICATOR, PLAN_GEOGRAPHICAL_ZONE could not be traced to RAW on at least one arm -- excluded (first-cut: walk columns from resolved_mt__ views or joined-in stitch columns are not yet inlined into the sampled queries). stg2_aug_product_terms_ba_trv_plan_mst_mv_age_bypass_yn: column(s) CFT_ELIGIBLE_INDICATOR, PLAN_GEOGRAPHICAL_ZONE could not be traced to RAW on at least one arm -- excluded (first-cut: walk columns from resolved_mt__ views or joined-in stitch columns are not yet inlined into the sampled queries). stg2_aug_product_terms_ba_trv_plan_mst_mv_cft_yn: column(s) PLAN_GEOGRAPHICAL_ZONE could not be traced to RAW on at least one arm -- excluded (first-cut: walk columns from resolved_mt__ views or joined-in stitch columns are not yet inlined into the sampled queries). stg2_aug_product_terms_bjaz_trv_rate_master_mv_cft_yn: column(s) AGE_ELIGIBILITY_BYPASS_INDICATOR, MULTI_YEAR_INDICATOR, PLAN_GEOGRAPHICAL_ZONE could not be traced to RAW on at least one arm -- excluded (first-cut: walk columns from resolved_mt__ views or joined-in stitch columns are not yet inlined into the sampled queries). stg2_aug_product_terms_bjaz_trv_plan_mv_area: column(s) AGE_ELIGIBILITY_BYPASS_INDICATOR, CFT_ELIGIBLE_INDICATOR, MULTI_YEAR_INDICATOR could not be traced to RAW on at least one arm -- excluded (first-cut: walk columns from resolved_mt__ views or joined-in stitch columns are not yet inlined into the sampled queries). stg2_aug_product_terms_bjaz_trv_rate_master_mv_area: column(s) AGE_ELIGIBILITY_BYPASS_INDICATOR, MULTI_YEAR_INDICATOR could not be traced to RAW on at least one arm -- excluded (first-cut: walk columns from resolved_mt__ views or joined-in stitch columns are not yet inlined into the sampled queries).</w:t>
+        <w:t xml:space="preserve">Parent hub HUB_PRODUCT (src_pk PRODUCT_HKEY); checked across all rows of the parent (shared vault: the key may have been loaded by the other project). Satellite rows scoped to OPUS; one output row per RECORD_SOURCE. augmented satellite, sat_multi_source; PK PRODUCT_HKEY; 3 RECORD_SOURCE group(s): OPUS_BA_TRV_PLAN_MST [3 col(s)], OPUS_BJAZ_TRV_RATE_MASTER [2 col(s)], OPUS_BJAZ_TRV_PLAN [1 col(s)]. stg2_aug_product_terms_ba_trv_plan_mst_multi_year_yn: column(s) AGE_ELIGIBILITY_BYPASS_INDICATOR, CFT_ELIGIBLE_INDICATOR, PLAN_GEOGRAPHICAL_ZONE could not be traced to RAW on at least one arm -- excluded (first-cut: walk columns from resolved_mt__ views or joined-in stitch columns are not yet inlined into the sampled queries). stg2_aug_product_terms_ba_trv_plan_mst_age_bypass_yn: column(s) CFT_ELIGIBLE_INDICATOR, PLAN_GEOGRAPHICAL_ZONE could not be traced to RAW on at least one arm -- excluded (first-cut: walk columns from resolved_mt__ views or joined-in stitch columns are not yet inlined into the sampled queries). stg2_aug_product_terms_ba_trv_plan_mst_cft_yn: column(s) PLAN_GEOGRAPHICAL_ZONE could not be traced to RAW on at least one arm -- excluded (first-cut: walk columns from resolved_mt__ views or joined-in stitch columns are not yet inlined into the sampled queries). stg2_aug_product_terms_bjaz_trv_rate_master_cft_yn: column(s) AGE_ELIGIBILITY_BYPASS_INDICATOR, MULTI_YEAR_INDICATOR, PLAN_GEOGRAPHICAL_ZONE could not be traced to RAW on at least one arm -- excluded (first-cut: walk columns from resolved_mt__ views or joined-in stitch columns are not yet inlined into the sampled queries). stg2_aug_product_terms_bjaz_trv_plan_area: column(s) AGE_ELIGIBILITY_BYPASS_INDICATOR, CFT_ELIGIBLE_INDICATOR, MULTI_YEAR_INDICATOR could not be traced to RAW on at least one arm -- excluded (first-cut: walk columns from resolved_mt__ views or joined-in stitch columns are not yet inlined into the sampled queries). stg2_aug_product_terms_bjaz_trv_rate_master_area: column(s) AGE_ELIGIBILITY_BYPASS_INDICATOR, MULTI_YEAR_INDICATOR could not be traced to RAW on at least one arm -- excluded (first-cut: walk columns from resolved_mt__ views or joined-in stitch columns are not yet inlined into the sampled queries).</w:t>
       </w:r>
     </w:p>
     <w:p>
@@ -17441,7 +17573,7 @@
               <w:br/>
               <w:t xml:space="preserve">  left join p on p.k = s.PRODUCT_HKEY</w:t>
               <w:br/>
-              <w:t xml:space="preserve"> where s.RECORD_SOURCE in ('OPUS_BA_TRV_PLAN_MST_MV', 'OPUS_BJAZ_TRV_PLAN_MV', 'OPUS_BJAZ_TRV_RATE_MASTER_MV')</w:t>
+              <w:t xml:space="preserve"> where s.RECORD_SOURCE in ('OPUS_BA_TRV_PLAN_MST', 'OPUS_BJAZ_TRV_PLAN', 'OPUS_BJAZ_TRV_RATE_MASTER')</w:t>
               <w:br/>
               <w:t xml:space="preserve">   and (s.PRODUCT_HKEY is null or s.PRODUCT_HKEY &lt;&gt; TO_BINARY(REPEAT('0', 32), 'HEX'))</w:t>
               <w:br/>
@@ -17508,6 +17640,9 @@
       <w:r>
         <w:t xml:space="preserve">45. OPUS — SAT_AUG_RISK_PERSON_INSURED</w:t>
       </w:r>
+      <w:r>
+        <w:t xml:space="preserve">  [M3]</w:t>
+      </w:r>
     </w:p>
     <w:tbl>
       <w:tblPr>
@@ -17698,7 +17833,7 @@
         <w:t xml:space="preserve">Note: </w:t>
       </w:r>
       <w:r>
-        <w:t xml:space="preserve">Parent hub HUB_RISK_OBJECT (src_pk RISK_OBJECT_HKEY); checked across all rows of the parent (shared vault: the key may have been loaded by the other project). Satellite rows scoped to OPUS; one output row per RECORD_SOURCE. augmented satellite, sat_multi_source; PK RISK_OBJECT_HKEY; 1 RECORD_SOURCE group(s): OPUS_BJAZ_TRV_LOADER_DATA_MV [1 col(s)].</w:t>
+        <w:t xml:space="preserve">Parent hub HUB_RISK_OBJECT (src_pk RISK_OBJECT_HKEY); checked across all rows of the parent (shared vault: the key may have been loaded by the other project). Satellite rows scoped to OPUS; one output row per RECORD_SOURCE. augmented satellite, sat_multi_source; PK RISK_OBJECT_HKEY; 1 RECORD_SOURCE group(s): OPUS_BJAZ_TRV_LOADER_DATA [1 col(s)].</w:t>
       </w:r>
     </w:p>
     <w:p>
@@ -17755,7 +17890,7 @@
               <w:br/>
               <w:t xml:space="preserve">  left join p on p.k = s.RISK_OBJECT_HKEY</w:t>
               <w:br/>
-              <w:t xml:space="preserve"> where s.RECORD_SOURCE in ('OPUS_BJAZ_TRV_LOADER_DATA_MV')</w:t>
+              <w:t xml:space="preserve"> where s.RECORD_SOURCE in ('OPUS_BJAZ_TRV_LOADER_DATA')</w:t>
               <w:br/>
               <w:t xml:space="preserve">   and (s.RISK_OBJECT_HKEY is null or s.RISK_OBJECT_HKEY &lt;&gt; TO_BINARY(REPEAT('0', 32), 'HEX'))</w:t>
               <w:br/>
@@ -17822,6 +17957,9 @@
       <w:r>
         <w:t xml:space="preserve">46. OPUS — SAT_AUG_RISK_PERSON_TRAVEL</w:t>
       </w:r>
+      <w:r>
+        <w:t xml:space="preserve">  [M3]</w:t>
+      </w:r>
     </w:p>
     <w:tbl>
       <w:tblPr>
@@ -18012,7 +18150,7 @@
         <w:t xml:space="preserve">Note: </w:t>
       </w:r>
       <w:r>
-        <w:t xml:space="preserve">Parent hub HUB_RISK_OBJECT (src_pk RISK_OBJECT_HKEY); checked across all rows of the parent (shared vault: the key may have been loaded by the other project). Satellite rows scoped to OPUS; one output row per RECORD_SOURCE. augmented satellite, sat_multi_source; PK RISK_OBJECT_HKEY; 1 RECORD_SOURCE group(s): OPUS_BJAZ_TRV_LOADER_DATA_MV [2 col(s)].</w:t>
+        <w:t xml:space="preserve">Parent hub HUB_RISK_OBJECT (src_pk RISK_OBJECT_HKEY); checked across all rows of the parent (shared vault: the key may have been loaded by the other project). Satellite rows scoped to OPUS; one output row per RECORD_SOURCE. augmented satellite, sat_multi_source; PK RISK_OBJECT_HKEY; 1 RECORD_SOURCE group(s): OPUS_BJAZ_TRV_LOADER_DATA [2 col(s)].</w:t>
       </w:r>
     </w:p>
     <w:p>
@@ -18069,7 +18207,7 @@
               <w:br/>
               <w:t xml:space="preserve">  left join p on p.k = s.RISK_OBJECT_HKEY</w:t>
               <w:br/>
-              <w:t xml:space="preserve"> where s.RECORD_SOURCE in ('OPUS_BJAZ_TRV_LOADER_DATA_MV')</w:t>
+              <w:t xml:space="preserve"> where s.RECORD_SOURCE in ('OPUS_BJAZ_TRV_LOADER_DATA')</w:t>
               <w:br/>
               <w:t xml:space="preserve">   and (s.RISK_OBJECT_HKEY is null or s.RISK_OBJECT_HKEY &lt;&gt; TO_BINARY(REPEAT('0', 32), 'HEX'))</w:t>
               <w:br/>

--- a/BGIL_DBT/validation/travel/DM-R/DM-R1_OPUS.docx
+++ b/BGIL_DBT/validation/travel/DM-R/DM-R1_OPUS.docx
@@ -3178,9 +3178,6 @@
       <w:r>
         <w:t xml:space="preserve">1. OPUS — Summary: all OPUS satellites in one query</w:t>
       </w:r>
-      <w:r>
-        <w:t xml:space="preserve">  [M1]</w:t>
-      </w:r>
     </w:p>
     <w:tbl>
       <w:tblPr>
@@ -4009,9 +4006,6 @@
       <w:r>
         <w:t xml:space="preserve">2. OPUS — SAT_COMMON_ADDRESS</w:t>
       </w:r>
-      <w:r>
-        <w:t xml:space="preserve">  [M1]</w:t>
-      </w:r>
     </w:p>
     <w:tbl>
       <w:tblPr>
@@ -4326,9 +4320,6 @@
       <w:r>
         <w:t xml:space="preserve">3. OPUS — SAT_COMMON_CLASSIFICATION</w:t>
       </w:r>
-      <w:r>
-        <w:t xml:space="preserve">  [M1]</w:t>
-      </w:r>
     </w:p>
     <w:tbl>
       <w:tblPr>
@@ -4643,9 +4634,6 @@
       <w:r>
         <w:t xml:space="preserve">4. OPUS — SAT_COMMON_CONTACT</w:t>
       </w:r>
-      <w:r>
-        <w:t xml:space="preserve">  [M1]</w:t>
-      </w:r>
     </w:p>
     <w:tbl>
       <w:tblPr>
@@ -4960,9 +4948,6 @@
       <w:r>
         <w:t xml:space="preserve">5. OPUS — SAT_COVERAGE_CONDITIONS</w:t>
       </w:r>
-      <w:r>
-        <w:t xml:space="preserve">  [M1]</w:t>
-      </w:r>
     </w:p>
     <w:tbl>
       <w:tblPr>
@@ -5277,9 +5262,6 @@
       <w:r>
         <w:t xml:space="preserve">6. OPUS — SAT_COVERAGE_DEFINITION</w:t>
       </w:r>
-      <w:r>
-        <w:t xml:space="preserve">  [M1]</w:t>
-      </w:r>
     </w:p>
     <w:tbl>
       <w:tblPr>
@@ -5594,9 +5576,6 @@
       <w:r>
         <w:t xml:space="preserve">7. OPUS — SAT_COVERAGE_LIMITS</w:t>
       </w:r>
-      <w:r>
-        <w:t xml:space="preserve">  [M1]</w:t>
-      </w:r>
     </w:p>
     <w:tbl>
       <w:tblPr>
@@ -5911,9 +5890,6 @@
       <w:r>
         <w:t xml:space="preserve">8. OPUS — SAT_FINTXN_COMMISSION</w:t>
       </w:r>
-      <w:r>
-        <w:t xml:space="preserve">  [M1]</w:t>
-      </w:r>
     </w:p>
     <w:tbl>
       <w:tblPr>
@@ -6228,9 +6204,6 @@
       <w:r>
         <w:t xml:space="preserve">9. OPUS — SAT_FINTXN_HEADER</w:t>
       </w:r>
-      <w:r>
-        <w:t xml:space="preserve">  [M1]</w:t>
-      </w:r>
     </w:p>
     <w:tbl>
       <w:tblPr>
@@ -6545,9 +6518,6 @@
       <w:r>
         <w:t xml:space="preserve">10. OPUS — SAT_FINTXN_PREMIUM</w:t>
       </w:r>
-      <w:r>
-        <w:t xml:space="preserve">  [M1]</w:t>
-      </w:r>
     </w:p>
     <w:tbl>
       <w:tblPr>
@@ -6862,9 +6832,6 @@
       <w:r>
         <w:t xml:space="preserve">11. OPUS — SAT_FINTXN_TAX</w:t>
       </w:r>
-      <w:r>
-        <w:t xml:space="preserve">  [M1]</w:t>
-      </w:r>
     </w:p>
     <w:tbl>
       <w:tblPr>
@@ -7179,9 +7146,6 @@
       <w:r>
         <w:t xml:space="preserve">12. OPUS — SAT_FIN_CHARGE_RATE</w:t>
       </w:r>
-      <w:r>
-        <w:t xml:space="preserve">  [M1]</w:t>
-      </w:r>
     </w:p>
     <w:tbl>
       <w:tblPr>
@@ -7496,9 +7460,6 @@
       <w:r>
         <w:t xml:space="preserve">13. OPUS — SAT_FIN_RECEIPT</w:t>
       </w:r>
-      <w:r>
-        <w:t xml:space="preserve">  [M1]</w:t>
-      </w:r>
     </w:p>
     <w:tbl>
       <w:tblPr>
@@ -7813,9 +7774,6 @@
       <w:r>
         <w:t xml:space="preserve">14. OPUS — SAT_LNK_ROLE_NOMINEE_BENEFICIARY</w:t>
       </w:r>
-      <w:r>
-        <w:t xml:space="preserve">  [M1]</w:t>
-      </w:r>
     </w:p>
     <w:tbl>
       <w:tblPr>
@@ -8130,9 +8088,6 @@
       <w:r>
         <w:t xml:space="preserve">15. OPUS — SAT_ORG_UNIT_DEFINITION</w:t>
       </w:r>
-      <w:r>
-        <w:t xml:space="preserve">  [M1]</w:t>
-      </w:r>
     </w:p>
     <w:tbl>
       <w:tblPr>
@@ -8447,9 +8402,6 @@
       <w:r>
         <w:t xml:space="preserve">16. OPUS — SAT_PARTY_EMPLOYMENT</w:t>
       </w:r>
-      <w:r>
-        <w:t xml:space="preserve">  [M1]</w:t>
-      </w:r>
     </w:p>
     <w:tbl>
       <w:tblPr>
@@ -8764,9 +8716,6 @@
       <w:r>
         <w:t xml:space="preserve">17. OPUS — SAT_PARTY_HEALTH_PROFILE</w:t>
       </w:r>
-      <w:r>
-        <w:t xml:space="preserve">  [M2]</w:t>
-      </w:r>
     </w:p>
     <w:tbl>
       <w:tblPr>
@@ -9081,9 +9030,6 @@
       <w:r>
         <w:t xml:space="preserve">18. OPUS — SAT_PARTY_IDENTIFICATION</w:t>
       </w:r>
-      <w:r>
-        <w:t xml:space="preserve">  [M2]</w:t>
-      </w:r>
     </w:p>
     <w:tbl>
       <w:tblPr>
@@ -9398,9 +9344,6 @@
       <w:r>
         <w:t xml:space="preserve">19. OPUS — SAT_PARTY_IDENTITY</w:t>
       </w:r>
-      <w:r>
-        <w:t xml:space="preserve">  [M2]</w:t>
-      </w:r>
     </w:p>
     <w:tbl>
       <w:tblPr>
@@ -9715,9 +9658,6 @@
       <w:r>
         <w:t xml:space="preserve">20. OPUS — SAT_PARTY_INDIVIDUAL_DEMOGRAPHICS</w:t>
       </w:r>
-      <w:r>
-        <w:t xml:space="preserve">  [M2]</w:t>
-      </w:r>
     </w:p>
     <w:tbl>
       <w:tblPr>
@@ -10032,9 +9972,6 @@
       <w:r>
         <w:t xml:space="preserve">21. OPUS — SAT_POLICY_CLASSIFICATION</w:t>
       </w:r>
-      <w:r>
-        <w:t xml:space="preserve">  [M2]</w:t>
-      </w:r>
     </w:p>
     <w:tbl>
       <w:tblPr>
@@ -10349,9 +10286,6 @@
       <w:r>
         <w:t xml:space="preserve">22. OPUS — SAT_POLICY_HEADER</w:t>
       </w:r>
-      <w:r>
-        <w:t xml:space="preserve">  [M2]</w:t>
-      </w:r>
     </w:p>
     <w:tbl>
       <w:tblPr>
@@ -10666,9 +10600,6 @@
       <w:r>
         <w:t xml:space="preserve">23. OPUS — SAT_POLICY_TERMS</w:t>
       </w:r>
-      <w:r>
-        <w:t xml:space="preserve">  [M2]</w:t>
-      </w:r>
     </w:p>
     <w:tbl>
       <w:tblPr>
@@ -10983,9 +10914,6 @@
       <w:r>
         <w:t xml:space="preserve">24. OPUS — SAT_PRODUCT_DEFINITION</w:t>
       </w:r>
-      <w:r>
-        <w:t xml:space="preserve">  [M2]</w:t>
-      </w:r>
     </w:p>
     <w:tbl>
       <w:tblPr>
@@ -11300,9 +11228,6 @@
       <w:r>
         <w:t xml:space="preserve">25. OPUS — SAT_PRODUCT_RATING_FACTOR</w:t>
       </w:r>
-      <w:r>
-        <w:t xml:space="preserve">  [M2]</w:t>
-      </w:r>
     </w:p>
     <w:tbl>
       <w:tblPr>
@@ -11617,9 +11542,6 @@
       <w:r>
         <w:t xml:space="preserve">26. OPUS — SAT_PRODUCT_RATING_STRUCTURE</w:t>
       </w:r>
-      <w:r>
-        <w:t xml:space="preserve">  [M2]</w:t>
-      </w:r>
     </w:p>
     <w:tbl>
       <w:tblPr>
@@ -11934,9 +11856,6 @@
       <w:r>
         <w:t xml:space="preserve">27. OPUS — SAT_PRODUCT_TERMS</w:t>
       </w:r>
-      <w:r>
-        <w:t xml:space="preserve">  [M2]</w:t>
-      </w:r>
     </w:p>
     <w:tbl>
       <w:tblPr>
@@ -12251,9 +12170,6 @@
       <w:r>
         <w:t xml:space="preserve">28. OPUS — SAT_PROPOSAL_UNDERWRITING</w:t>
       </w:r>
-      <w:r>
-        <w:t xml:space="preserve">  [M2]</w:t>
-      </w:r>
     </w:p>
     <w:tbl>
       <w:tblPr>
@@ -12568,9 +12484,6 @@
       <w:r>
         <w:t xml:space="preserve">29. OPUS — SAT_QUOTE_HEADER</w:t>
       </w:r>
-      <w:r>
-        <w:t xml:space="preserve">  [M2]</w:t>
-      </w:r>
     </w:p>
     <w:tbl>
       <w:tblPr>
@@ -12885,9 +12798,6 @@
       <w:r>
         <w:t xml:space="preserve">30. OPUS — SAT_RISK_MOTOR_DRIVER</w:t>
       </w:r>
-      <w:r>
-        <w:t xml:space="preserve">  [M2]</w:t>
-      </w:r>
     </w:p>
     <w:tbl>
       <w:tblPr>
@@ -13202,9 +13112,6 @@
       <w:r>
         <w:t xml:space="preserve">31. OPUS — SAT_RISK_MOTOR_VEHICLE</w:t>
       </w:r>
-      <w:r>
-        <w:t xml:space="preserve">  [M2]</w:t>
-      </w:r>
     </w:p>
     <w:tbl>
       <w:tblPr>
@@ -13519,9 +13426,6 @@
       <w:r>
         <w:t xml:space="preserve">32. OPUS — SAT_RISK_OBJECT_CORE</w:t>
       </w:r>
-      <w:r>
-        <w:t xml:space="preserve">  [M3]</w:t>
-      </w:r>
     </w:p>
     <w:tbl>
       <w:tblPr>
@@ -13836,9 +13740,6 @@
       <w:r>
         <w:t xml:space="preserve">33. OPUS — SAT_RISK_PERSON_INSURED</w:t>
       </w:r>
-      <w:r>
-        <w:t xml:space="preserve">  [M3]</w:t>
-      </w:r>
     </w:p>
     <w:tbl>
       <w:tblPr>
@@ -14153,9 +14054,6 @@
       <w:r>
         <w:t xml:space="preserve">34. OPUS — SAT_RISK_PERSON_TRAVEL</w:t>
       </w:r>
-      <w:r>
-        <w:t xml:space="preserve">  [M3]</w:t>
-      </w:r>
     </w:p>
     <w:tbl>
       <w:tblPr>
@@ -14470,9 +14368,6 @@
       <w:r>
         <w:t xml:space="preserve">35. OPUS — SAT_AUG_COMMON_COMMUNICATION_PREFERENCE</w:t>
       </w:r>
-      <w:r>
-        <w:t xml:space="preserve">  [M3]</w:t>
-      </w:r>
     </w:p>
     <w:tbl>
       <w:tblPr>
@@ -14787,9 +14682,6 @@
       <w:r>
         <w:t xml:space="preserve">36. OPUS — SAT_AUG_COVERAGE_DEFINITION</w:t>
       </w:r>
-      <w:r>
-        <w:t xml:space="preserve">  [M3]</w:t>
-      </w:r>
     </w:p>
     <w:tbl>
       <w:tblPr>
@@ -15104,9 +14996,6 @@
       <w:r>
         <w:t xml:space="preserve">37. OPUS — SAT_AUG_COVERAGE_LIMITS</w:t>
       </w:r>
-      <w:r>
-        <w:t xml:space="preserve">  [M3]</w:t>
-      </w:r>
     </w:p>
     <w:tbl>
       <w:tblPr>
@@ -15421,9 +15310,6 @@
       <w:r>
         <w:t xml:space="preserve">38. OPUS — SAT_AUG_COVERAGE_RATING</w:t>
       </w:r>
-      <w:r>
-        <w:t xml:space="preserve">  [M3]</w:t>
-      </w:r>
     </w:p>
     <w:tbl>
       <w:tblPr>
@@ -15738,9 +15624,6 @@
       <w:r>
         <w:t xml:space="preserve">39. OPUS — SAT_AUG_FINTXN_PREMIUM</w:t>
       </w:r>
-      <w:r>
-        <w:t xml:space="preserve">  [M3]</w:t>
-      </w:r>
     </w:p>
     <w:tbl>
       <w:tblPr>
@@ -16055,9 +15938,6 @@
       <w:r>
         <w:t xml:space="preserve">40. OPUS — SAT_AUG_LNK_PARTY_ROLE_CORE</w:t>
       </w:r>
-      <w:r>
-        <w:t xml:space="preserve">  [M3]</w:t>
-      </w:r>
     </w:p>
     <w:tbl>
       <w:tblPr>
@@ -16372,9 +16252,6 @@
       <w:r>
         <w:t xml:space="preserve">41. OPUS — SAT_AUG_LNK_ROLE_CUSTOMER</w:t>
       </w:r>
-      <w:r>
-        <w:t xml:space="preserve">  [M3]</w:t>
-      </w:r>
     </w:p>
     <w:tbl>
       <w:tblPr>
@@ -16689,9 +16566,6 @@
       <w:r>
         <w:t xml:space="preserve">42. OPUS — SAT_AUG_PARTY_BANKING</w:t>
       </w:r>
-      <w:r>
-        <w:t xml:space="preserve">  [M3]</w:t>
-      </w:r>
     </w:p>
     <w:tbl>
       <w:tblPr>
@@ -17006,9 +16880,6 @@
       <w:r>
         <w:t xml:space="preserve">43. OPUS — SAT_AUG_PARTY_EMPLOYMENT</w:t>
       </w:r>
-      <w:r>
-        <w:t xml:space="preserve">  [M3]</w:t>
-      </w:r>
     </w:p>
     <w:tbl>
       <w:tblPr>
@@ -17323,9 +17194,6 @@
       <w:r>
         <w:t xml:space="preserve">44. OPUS — SAT_AUG_PRODUCT_TERMS</w:t>
       </w:r>
-      <w:r>
-        <w:t xml:space="preserve">  [M3]</w:t>
-      </w:r>
     </w:p>
     <w:tbl>
       <w:tblPr>
@@ -17640,9 +17508,6 @@
       <w:r>
         <w:t xml:space="preserve">45. OPUS — SAT_AUG_RISK_PERSON_INSURED</w:t>
       </w:r>
-      <w:r>
-        <w:t xml:space="preserve">  [M3]</w:t>
-      </w:r>
     </w:p>
     <w:tbl>
       <w:tblPr>
@@ -17956,9 +17821,6 @@
       </w:pPr>
       <w:r>
         <w:t xml:space="preserve">46. OPUS — SAT_AUG_RISK_PERSON_TRAVEL</w:t>
-      </w:r>
-      <w:r>
-        <w:t xml:space="preserve">  [M3]</w:t>
       </w:r>
     </w:p>
     <w:tbl>

--- a/BGIL_DBT/validation/travel/DM-R/DM-R1_OPUS.docx
+++ b/BGIL_DBT/validation/travel/DM-R/DM-R1_OPUS.docx
@@ -520,7 +520,7 @@
           </w:tcPr>
           <w:p>
             <w:r>
-              <w:t xml:space="preserve">Summary: all OPUS satellites in one query</w:t>
+              <w:t xml:space="preserve">Summary: all OPUS satellites in one query  [M1]</w:t>
             </w:r>
           </w:p>
         </w:tc>
@@ -578,7 +578,7 @@
           </w:tcPr>
           <w:p>
             <w:r>
-              <w:t xml:space="preserve">SAT_COMMON_ADDRESS</w:t>
+              <w:t xml:space="preserve">SAT_COMMON_ADDRESS  [M1]</w:t>
             </w:r>
           </w:p>
         </w:tc>
@@ -636,7 +636,7 @@
           </w:tcPr>
           <w:p>
             <w:r>
-              <w:t xml:space="preserve">SAT_COMMON_CLASSIFICATION</w:t>
+              <w:t xml:space="preserve">SAT_COMMON_CLASSIFICATION  [M1]</w:t>
             </w:r>
           </w:p>
         </w:tc>
@@ -694,7 +694,7 @@
           </w:tcPr>
           <w:p>
             <w:r>
-              <w:t xml:space="preserve">SAT_COMMON_CONTACT</w:t>
+              <w:t xml:space="preserve">SAT_COMMON_CONTACT  [M1]</w:t>
             </w:r>
           </w:p>
         </w:tc>
@@ -752,7 +752,7 @@
           </w:tcPr>
           <w:p>
             <w:r>
-              <w:t xml:space="preserve">SAT_COVERAGE_CONDITIONS</w:t>
+              <w:t xml:space="preserve">SAT_COVERAGE_CONDITIONS  [M1]</w:t>
             </w:r>
           </w:p>
         </w:tc>
@@ -810,7 +810,7 @@
           </w:tcPr>
           <w:p>
             <w:r>
-              <w:t xml:space="preserve">SAT_COVERAGE_DEFINITION</w:t>
+              <w:t xml:space="preserve">SAT_COVERAGE_DEFINITION  [M1]</w:t>
             </w:r>
           </w:p>
         </w:tc>
@@ -868,7 +868,7 @@
           </w:tcPr>
           <w:p>
             <w:r>
-              <w:t xml:space="preserve">SAT_COVERAGE_LIMITS</w:t>
+              <w:t xml:space="preserve">SAT_COVERAGE_LIMITS  [M1]</w:t>
             </w:r>
           </w:p>
         </w:tc>
@@ -926,7 +926,7 @@
           </w:tcPr>
           <w:p>
             <w:r>
-              <w:t xml:space="preserve">SAT_FINTXN_COMMISSION</w:t>
+              <w:t xml:space="preserve">SAT_FINTXN_COMMISSION  [M1]</w:t>
             </w:r>
           </w:p>
         </w:tc>
@@ -984,7 +984,7 @@
           </w:tcPr>
           <w:p>
             <w:r>
-              <w:t xml:space="preserve">SAT_FINTXN_HEADER</w:t>
+              <w:t xml:space="preserve">SAT_FINTXN_HEADER  [M1]</w:t>
             </w:r>
           </w:p>
         </w:tc>
@@ -1042,7 +1042,7 @@
           </w:tcPr>
           <w:p>
             <w:r>
-              <w:t xml:space="preserve">SAT_FINTXN_PREMIUM</w:t>
+              <w:t xml:space="preserve">SAT_FINTXN_PREMIUM  [M1]</w:t>
             </w:r>
           </w:p>
         </w:tc>
@@ -1100,7 +1100,7 @@
           </w:tcPr>
           <w:p>
             <w:r>
-              <w:t xml:space="preserve">SAT_FINTXN_TAX</w:t>
+              <w:t xml:space="preserve">SAT_FINTXN_TAX  [M1]</w:t>
             </w:r>
           </w:p>
         </w:tc>
@@ -1158,7 +1158,7 @@
           </w:tcPr>
           <w:p>
             <w:r>
-              <w:t xml:space="preserve">SAT_FIN_CHARGE_RATE</w:t>
+              <w:t xml:space="preserve">SAT_FIN_CHARGE_RATE  [M1]</w:t>
             </w:r>
           </w:p>
         </w:tc>
@@ -1216,7 +1216,7 @@
           </w:tcPr>
           <w:p>
             <w:r>
-              <w:t xml:space="preserve">SAT_FIN_RECEIPT</w:t>
+              <w:t xml:space="preserve">SAT_FIN_RECEIPT  [M1]</w:t>
             </w:r>
           </w:p>
         </w:tc>
@@ -1274,7 +1274,7 @@
           </w:tcPr>
           <w:p>
             <w:r>
-              <w:t xml:space="preserve">SAT_LNK_ROLE_NOMINEE_BENEFICIARY</w:t>
+              <w:t xml:space="preserve">SAT_LNK_ROLE_NOMINEE_BENEFICIARY  [M1]</w:t>
             </w:r>
           </w:p>
         </w:tc>
@@ -1332,7 +1332,7 @@
           </w:tcPr>
           <w:p>
             <w:r>
-              <w:t xml:space="preserve">SAT_ORG_UNIT_DEFINITION</w:t>
+              <w:t xml:space="preserve">SAT_ORG_UNIT_DEFINITION  [M1]</w:t>
             </w:r>
           </w:p>
         </w:tc>
@@ -1390,7 +1390,7 @@
           </w:tcPr>
           <w:p>
             <w:r>
-              <w:t xml:space="preserve">SAT_PARTY_EMPLOYMENT</w:t>
+              <w:t xml:space="preserve">SAT_PARTY_EMPLOYMENT  [M1]</w:t>
             </w:r>
           </w:p>
         </w:tc>
@@ -1448,7 +1448,7 @@
           </w:tcPr>
           <w:p>
             <w:r>
-              <w:t xml:space="preserve">SAT_PARTY_HEALTH_PROFILE</w:t>
+              <w:t xml:space="preserve">SAT_PARTY_HEALTH_PROFILE  [M2]</w:t>
             </w:r>
           </w:p>
         </w:tc>
@@ -1506,7 +1506,7 @@
           </w:tcPr>
           <w:p>
             <w:r>
-              <w:t xml:space="preserve">SAT_PARTY_IDENTIFICATION</w:t>
+              <w:t xml:space="preserve">SAT_PARTY_IDENTIFICATION  [M2]</w:t>
             </w:r>
           </w:p>
         </w:tc>
@@ -1564,7 +1564,7 @@
           </w:tcPr>
           <w:p>
             <w:r>
-              <w:t xml:space="preserve">SAT_PARTY_IDENTITY</w:t>
+              <w:t xml:space="preserve">SAT_PARTY_IDENTITY  [M2]</w:t>
             </w:r>
           </w:p>
         </w:tc>
@@ -1622,7 +1622,7 @@
           </w:tcPr>
           <w:p>
             <w:r>
-              <w:t xml:space="preserve">SAT_PARTY_INDIVIDUAL_DEMOGRAPHICS</w:t>
+              <w:t xml:space="preserve">SAT_PARTY_INDIVIDUAL_DEMOGRAPHICS  [M2]</w:t>
             </w:r>
           </w:p>
         </w:tc>
@@ -1680,7 +1680,7 @@
           </w:tcPr>
           <w:p>
             <w:r>
-              <w:t xml:space="preserve">SAT_POLICY_CLASSIFICATION</w:t>
+              <w:t xml:space="preserve">SAT_POLICY_CLASSIFICATION  [M2]</w:t>
             </w:r>
           </w:p>
         </w:tc>
@@ -1738,7 +1738,7 @@
           </w:tcPr>
           <w:p>
             <w:r>
-              <w:t xml:space="preserve">SAT_POLICY_HEADER</w:t>
+              <w:t xml:space="preserve">SAT_POLICY_HEADER  [M2]</w:t>
             </w:r>
           </w:p>
         </w:tc>
@@ -1796,7 +1796,7 @@
           </w:tcPr>
           <w:p>
             <w:r>
-              <w:t xml:space="preserve">SAT_POLICY_TERMS</w:t>
+              <w:t xml:space="preserve">SAT_POLICY_TERMS  [M2]</w:t>
             </w:r>
           </w:p>
         </w:tc>
@@ -1854,7 +1854,7 @@
           </w:tcPr>
           <w:p>
             <w:r>
-              <w:t xml:space="preserve">SAT_PRODUCT_DEFINITION</w:t>
+              <w:t xml:space="preserve">SAT_PRODUCT_DEFINITION  [M2]</w:t>
             </w:r>
           </w:p>
         </w:tc>
@@ -1912,7 +1912,7 @@
           </w:tcPr>
           <w:p>
             <w:r>
-              <w:t xml:space="preserve">SAT_PRODUCT_RATING_FACTOR</w:t>
+              <w:t xml:space="preserve">SAT_PRODUCT_RATING_FACTOR  [M2]</w:t>
             </w:r>
           </w:p>
         </w:tc>
@@ -1970,7 +1970,7 @@
           </w:tcPr>
           <w:p>
             <w:r>
-              <w:t xml:space="preserve">SAT_PRODUCT_RATING_STRUCTURE</w:t>
+              <w:t xml:space="preserve">SAT_PRODUCT_RATING_STRUCTURE  [M2]</w:t>
             </w:r>
           </w:p>
         </w:tc>
@@ -2028,7 +2028,7 @@
           </w:tcPr>
           <w:p>
             <w:r>
-              <w:t xml:space="preserve">SAT_PRODUCT_TERMS</w:t>
+              <w:t xml:space="preserve">SAT_PRODUCT_TERMS  [M2]</w:t>
             </w:r>
           </w:p>
         </w:tc>
@@ -2086,7 +2086,7 @@
           </w:tcPr>
           <w:p>
             <w:r>
-              <w:t xml:space="preserve">SAT_PROPOSAL_UNDERWRITING</w:t>
+              <w:t xml:space="preserve">SAT_PROPOSAL_UNDERWRITING  [M2]</w:t>
             </w:r>
           </w:p>
         </w:tc>
@@ -2144,7 +2144,7 @@
           </w:tcPr>
           <w:p>
             <w:r>
-              <w:t xml:space="preserve">SAT_QUOTE_HEADER</w:t>
+              <w:t xml:space="preserve">SAT_QUOTE_HEADER  [M2]</w:t>
             </w:r>
           </w:p>
         </w:tc>
@@ -2202,7 +2202,7 @@
           </w:tcPr>
           <w:p>
             <w:r>
-              <w:t xml:space="preserve">SAT_RISK_MOTOR_DRIVER</w:t>
+              <w:t xml:space="preserve">SAT_RISK_MOTOR_DRIVER  [M2]</w:t>
             </w:r>
           </w:p>
         </w:tc>
@@ -2260,7 +2260,7 @@
           </w:tcPr>
           <w:p>
             <w:r>
-              <w:t xml:space="preserve">SAT_RISK_MOTOR_VEHICLE</w:t>
+              <w:t xml:space="preserve">SAT_RISK_MOTOR_VEHICLE  [M2]</w:t>
             </w:r>
           </w:p>
         </w:tc>
@@ -2318,7 +2318,7 @@
           </w:tcPr>
           <w:p>
             <w:r>
-              <w:t xml:space="preserve">SAT_RISK_OBJECT_CORE</w:t>
+              <w:t xml:space="preserve">SAT_RISK_OBJECT_CORE  [M3]</w:t>
             </w:r>
           </w:p>
         </w:tc>
@@ -2376,7 +2376,7 @@
           </w:tcPr>
           <w:p>
             <w:r>
-              <w:t xml:space="preserve">SAT_RISK_PERSON_INSURED</w:t>
+              <w:t xml:space="preserve">SAT_RISK_PERSON_INSURED  [M3]</w:t>
             </w:r>
           </w:p>
         </w:tc>
@@ -2434,7 +2434,7 @@
           </w:tcPr>
           <w:p>
             <w:r>
-              <w:t xml:space="preserve">SAT_RISK_PERSON_TRAVEL</w:t>
+              <w:t xml:space="preserve">SAT_RISK_PERSON_TRAVEL  [M3]</w:t>
             </w:r>
           </w:p>
         </w:tc>
@@ -2492,7 +2492,7 @@
           </w:tcPr>
           <w:p>
             <w:r>
-              <w:t xml:space="preserve">SAT_AUG_COMMON_COMMUNICATION_PREFERENCE</w:t>
+              <w:t xml:space="preserve">SAT_AUG_COMMON_COMMUNICATION_PREFERENCE  [M3]</w:t>
             </w:r>
           </w:p>
         </w:tc>
@@ -2550,7 +2550,7 @@
           </w:tcPr>
           <w:p>
             <w:r>
-              <w:t xml:space="preserve">SAT_AUG_COVERAGE_DEFINITION</w:t>
+              <w:t xml:space="preserve">SAT_AUG_COVERAGE_DEFINITION  [M3]</w:t>
             </w:r>
           </w:p>
         </w:tc>
@@ -2608,7 +2608,7 @@
           </w:tcPr>
           <w:p>
             <w:r>
-              <w:t xml:space="preserve">SAT_AUG_COVERAGE_LIMITS</w:t>
+              <w:t xml:space="preserve">SAT_AUG_COVERAGE_LIMITS  [M3]</w:t>
             </w:r>
           </w:p>
         </w:tc>
@@ -2666,7 +2666,7 @@
           </w:tcPr>
           <w:p>
             <w:r>
-              <w:t xml:space="preserve">SAT_AUG_COVERAGE_RATING</w:t>
+              <w:t xml:space="preserve">SAT_AUG_COVERAGE_RATING  [M3]</w:t>
             </w:r>
           </w:p>
         </w:tc>
@@ -2724,7 +2724,7 @@
           </w:tcPr>
           <w:p>
             <w:r>
-              <w:t xml:space="preserve">SAT_AUG_FINTXN_PREMIUM</w:t>
+              <w:t xml:space="preserve">SAT_AUG_FINTXN_PREMIUM  [M3]</w:t>
             </w:r>
           </w:p>
         </w:tc>
@@ -2782,7 +2782,7 @@
           </w:tcPr>
           <w:p>
             <w:r>
-              <w:t xml:space="preserve">SAT_AUG_LNK_PARTY_ROLE_CORE</w:t>
+              <w:t xml:space="preserve">SAT_AUG_LNK_PARTY_ROLE_CORE  [M3]</w:t>
             </w:r>
           </w:p>
         </w:tc>
@@ -2840,7 +2840,7 @@
           </w:tcPr>
           <w:p>
             <w:r>
-              <w:t xml:space="preserve">SAT_AUG_LNK_ROLE_CUSTOMER</w:t>
+              <w:t xml:space="preserve">SAT_AUG_LNK_ROLE_CUSTOMER  [M3]</w:t>
             </w:r>
           </w:p>
         </w:tc>
@@ -2898,7 +2898,7 @@
           </w:tcPr>
           <w:p>
             <w:r>
-              <w:t xml:space="preserve">SAT_AUG_PARTY_BANKING</w:t>
+              <w:t xml:space="preserve">SAT_AUG_PARTY_BANKING  [M3]</w:t>
             </w:r>
           </w:p>
         </w:tc>
@@ -2956,7 +2956,7 @@
           </w:tcPr>
           <w:p>
             <w:r>
-              <w:t xml:space="preserve">SAT_AUG_PARTY_EMPLOYMENT</w:t>
+              <w:t xml:space="preserve">SAT_AUG_PARTY_EMPLOYMENT  [M3]</w:t>
             </w:r>
           </w:p>
         </w:tc>
@@ -3014,7 +3014,7 @@
           </w:tcPr>
           <w:p>
             <w:r>
-              <w:t xml:space="preserve">SAT_AUG_PRODUCT_TERMS</w:t>
+              <w:t xml:space="preserve">SAT_AUG_PRODUCT_TERMS  [M3]</w:t>
             </w:r>
           </w:p>
         </w:tc>
@@ -3072,7 +3072,7 @@
           </w:tcPr>
           <w:p>
             <w:r>
-              <w:t xml:space="preserve">SAT_AUG_RISK_PERSON_INSURED</w:t>
+              <w:t xml:space="preserve">SAT_AUG_RISK_PERSON_INSURED  [M3]</w:t>
             </w:r>
           </w:p>
         </w:tc>
@@ -3130,7 +3130,7 @@
           </w:tcPr>
           <w:p>
             <w:r>
-              <w:t xml:space="preserve">SAT_AUG_RISK_PERSON_TRAVEL</w:t>
+              <w:t xml:space="preserve">SAT_AUG_RISK_PERSON_TRAVEL  [M3]</w:t>
             </w:r>
           </w:p>
         </w:tc>
@@ -3177,6 +3177,12 @@
       </w:pPr>
       <w:r>
         <w:t xml:space="preserve">1. OPUS — Summary: all OPUS satellites in one query</w:t>
+      </w:r>
+      <w:r>
+        <w:t xml:space="preserve">  [M1]</w:t>
+      </w:r>
+      <w:r>
+        <w:t xml:space="preserve">  [M1]</w:t>
       </w:r>
     </w:p>
     <w:tbl>
@@ -4006,6 +4012,12 @@
       <w:r>
         <w:t xml:space="preserve">2. OPUS — SAT_COMMON_ADDRESS</w:t>
       </w:r>
+      <w:r>
+        <w:t xml:space="preserve">  [M1]</w:t>
+      </w:r>
+      <w:r>
+        <w:t xml:space="preserve">  [M1]</w:t>
+      </w:r>
     </w:p>
     <w:tbl>
       <w:tblPr>
@@ -4320,6 +4332,12 @@
       <w:r>
         <w:t xml:space="preserve">3. OPUS — SAT_COMMON_CLASSIFICATION</w:t>
       </w:r>
+      <w:r>
+        <w:t xml:space="preserve">  [M1]</w:t>
+      </w:r>
+      <w:r>
+        <w:t xml:space="preserve">  [M1]</w:t>
+      </w:r>
     </w:p>
     <w:tbl>
       <w:tblPr>
@@ -4634,6 +4652,12 @@
       <w:r>
         <w:t xml:space="preserve">4. OPUS — SAT_COMMON_CONTACT</w:t>
       </w:r>
+      <w:r>
+        <w:t xml:space="preserve">  [M1]</w:t>
+      </w:r>
+      <w:r>
+        <w:t xml:space="preserve">  [M1]</w:t>
+      </w:r>
     </w:p>
     <w:tbl>
       <w:tblPr>
@@ -4948,6 +4972,12 @@
       <w:r>
         <w:t xml:space="preserve">5. OPUS — SAT_COVERAGE_CONDITIONS</w:t>
       </w:r>
+      <w:r>
+        <w:t xml:space="preserve">  [M1]</w:t>
+      </w:r>
+      <w:r>
+        <w:t xml:space="preserve">  [M1]</w:t>
+      </w:r>
     </w:p>
     <w:tbl>
       <w:tblPr>
@@ -5262,6 +5292,12 @@
       <w:r>
         <w:t xml:space="preserve">6. OPUS — SAT_COVERAGE_DEFINITION</w:t>
       </w:r>
+      <w:r>
+        <w:t xml:space="preserve">  [M1]</w:t>
+      </w:r>
+      <w:r>
+        <w:t xml:space="preserve">  [M1]</w:t>
+      </w:r>
     </w:p>
     <w:tbl>
       <w:tblPr>
@@ -5576,6 +5612,12 @@
       <w:r>
         <w:t xml:space="preserve">7. OPUS — SAT_COVERAGE_LIMITS</w:t>
       </w:r>
+      <w:r>
+        <w:t xml:space="preserve">  [M1]</w:t>
+      </w:r>
+      <w:r>
+        <w:t xml:space="preserve">  [M1]</w:t>
+      </w:r>
     </w:p>
     <w:tbl>
       <w:tblPr>
@@ -5890,6 +5932,12 @@
       <w:r>
         <w:t xml:space="preserve">8. OPUS — SAT_FINTXN_COMMISSION</w:t>
       </w:r>
+      <w:r>
+        <w:t xml:space="preserve">  [M1]</w:t>
+      </w:r>
+      <w:r>
+        <w:t xml:space="preserve">  [M1]</w:t>
+      </w:r>
     </w:p>
     <w:tbl>
       <w:tblPr>
@@ -6204,6 +6252,12 @@
       <w:r>
         <w:t xml:space="preserve">9. OPUS — SAT_FINTXN_HEADER</w:t>
       </w:r>
+      <w:r>
+        <w:t xml:space="preserve">  [M1]</w:t>
+      </w:r>
+      <w:r>
+        <w:t xml:space="preserve">  [M1]</w:t>
+      </w:r>
     </w:p>
     <w:tbl>
       <w:tblPr>
@@ -6518,6 +6572,12 @@
       <w:r>
         <w:t xml:space="preserve">10. OPUS — SAT_FINTXN_PREMIUM</w:t>
       </w:r>
+      <w:r>
+        <w:t xml:space="preserve">  [M1]</w:t>
+      </w:r>
+      <w:r>
+        <w:t xml:space="preserve">  [M1]</w:t>
+      </w:r>
     </w:p>
     <w:tbl>
       <w:tblPr>
@@ -6832,6 +6892,12 @@
       <w:r>
         <w:t xml:space="preserve">11. OPUS — SAT_FINTXN_TAX</w:t>
       </w:r>
+      <w:r>
+        <w:t xml:space="preserve">  [M1]</w:t>
+      </w:r>
+      <w:r>
+        <w:t xml:space="preserve">  [M1]</w:t>
+      </w:r>
     </w:p>
     <w:tbl>
       <w:tblPr>
@@ -7146,6 +7212,12 @@
       <w:r>
         <w:t xml:space="preserve">12. OPUS — SAT_FIN_CHARGE_RATE</w:t>
       </w:r>
+      <w:r>
+        <w:t xml:space="preserve">  [M1]</w:t>
+      </w:r>
+      <w:r>
+        <w:t xml:space="preserve">  [M1]</w:t>
+      </w:r>
     </w:p>
     <w:tbl>
       <w:tblPr>
@@ -7460,6 +7532,12 @@
       <w:r>
         <w:t xml:space="preserve">13. OPUS — SAT_FIN_RECEIPT</w:t>
       </w:r>
+      <w:r>
+        <w:t xml:space="preserve">  [M1]</w:t>
+      </w:r>
+      <w:r>
+        <w:t xml:space="preserve">  [M1]</w:t>
+      </w:r>
     </w:p>
     <w:tbl>
       <w:tblPr>
@@ -7774,6 +7852,12 @@
       <w:r>
         <w:t xml:space="preserve">14. OPUS — SAT_LNK_ROLE_NOMINEE_BENEFICIARY</w:t>
       </w:r>
+      <w:r>
+        <w:t xml:space="preserve">  [M1]</w:t>
+      </w:r>
+      <w:r>
+        <w:t xml:space="preserve">  [M1]</w:t>
+      </w:r>
     </w:p>
     <w:tbl>
       <w:tblPr>
@@ -8088,6 +8172,12 @@
       <w:r>
         <w:t xml:space="preserve">15. OPUS — SAT_ORG_UNIT_DEFINITION</w:t>
       </w:r>
+      <w:r>
+        <w:t xml:space="preserve">  [M1]</w:t>
+      </w:r>
+      <w:r>
+        <w:t xml:space="preserve">  [M1]</w:t>
+      </w:r>
     </w:p>
     <w:tbl>
       <w:tblPr>
@@ -8402,6 +8492,12 @@
       <w:r>
         <w:t xml:space="preserve">16. OPUS — SAT_PARTY_EMPLOYMENT</w:t>
       </w:r>
+      <w:r>
+        <w:t xml:space="preserve">  [M1]</w:t>
+      </w:r>
+      <w:r>
+        <w:t xml:space="preserve">  [M1]</w:t>
+      </w:r>
     </w:p>
     <w:tbl>
       <w:tblPr>
@@ -8716,6 +8812,12 @@
       <w:r>
         <w:t xml:space="preserve">17. OPUS — SAT_PARTY_HEALTH_PROFILE</w:t>
       </w:r>
+      <w:r>
+        <w:t xml:space="preserve">  [M2]</w:t>
+      </w:r>
+      <w:r>
+        <w:t xml:space="preserve">  [M2]</w:t>
+      </w:r>
     </w:p>
     <w:tbl>
       <w:tblPr>
@@ -9030,6 +9132,12 @@
       <w:r>
         <w:t xml:space="preserve">18. OPUS — SAT_PARTY_IDENTIFICATION</w:t>
       </w:r>
+      <w:r>
+        <w:t xml:space="preserve">  [M2]</w:t>
+      </w:r>
+      <w:r>
+        <w:t xml:space="preserve">  [M2]</w:t>
+      </w:r>
     </w:p>
     <w:tbl>
       <w:tblPr>
@@ -9344,6 +9452,12 @@
       <w:r>
         <w:t xml:space="preserve">19. OPUS — SAT_PARTY_IDENTITY</w:t>
       </w:r>
+      <w:r>
+        <w:t xml:space="preserve">  [M2]</w:t>
+      </w:r>
+      <w:r>
+        <w:t xml:space="preserve">  [M2]</w:t>
+      </w:r>
     </w:p>
     <w:tbl>
       <w:tblPr>
@@ -9658,6 +9772,12 @@
       <w:r>
         <w:t xml:space="preserve">20. OPUS — SAT_PARTY_INDIVIDUAL_DEMOGRAPHICS</w:t>
       </w:r>
+      <w:r>
+        <w:t xml:space="preserve">  [M2]</w:t>
+      </w:r>
+      <w:r>
+        <w:t xml:space="preserve">  [M2]</w:t>
+      </w:r>
     </w:p>
     <w:tbl>
       <w:tblPr>
@@ -9972,6 +10092,12 @@
       <w:r>
         <w:t xml:space="preserve">21. OPUS — SAT_POLICY_CLASSIFICATION</w:t>
       </w:r>
+      <w:r>
+        <w:t xml:space="preserve">  [M2]</w:t>
+      </w:r>
+      <w:r>
+        <w:t xml:space="preserve">  [M2]</w:t>
+      </w:r>
     </w:p>
     <w:tbl>
       <w:tblPr>
@@ -10286,6 +10412,12 @@
       <w:r>
         <w:t xml:space="preserve">22. OPUS — SAT_POLICY_HEADER</w:t>
       </w:r>
+      <w:r>
+        <w:t xml:space="preserve">  [M2]</w:t>
+      </w:r>
+      <w:r>
+        <w:t xml:space="preserve">  [M2]</w:t>
+      </w:r>
     </w:p>
     <w:tbl>
       <w:tblPr>
@@ -10600,6 +10732,12 @@
       <w:r>
         <w:t xml:space="preserve">23. OPUS — SAT_POLICY_TERMS</w:t>
       </w:r>
+      <w:r>
+        <w:t xml:space="preserve">  [M2]</w:t>
+      </w:r>
+      <w:r>
+        <w:t xml:space="preserve">  [M2]</w:t>
+      </w:r>
     </w:p>
     <w:tbl>
       <w:tblPr>
@@ -10914,6 +11052,12 @@
       <w:r>
         <w:t xml:space="preserve">24. OPUS — SAT_PRODUCT_DEFINITION</w:t>
       </w:r>
+      <w:r>
+        <w:t xml:space="preserve">  [M2]</w:t>
+      </w:r>
+      <w:r>
+        <w:t xml:space="preserve">  [M2]</w:t>
+      </w:r>
     </w:p>
     <w:tbl>
       <w:tblPr>
@@ -11228,6 +11372,12 @@
       <w:r>
         <w:t xml:space="preserve">25. OPUS — SAT_PRODUCT_RATING_FACTOR</w:t>
       </w:r>
+      <w:r>
+        <w:t xml:space="preserve">  [M2]</w:t>
+      </w:r>
+      <w:r>
+        <w:t xml:space="preserve">  [M2]</w:t>
+      </w:r>
     </w:p>
     <w:tbl>
       <w:tblPr>
@@ -11542,6 +11692,12 @@
       <w:r>
         <w:t xml:space="preserve">26. OPUS — SAT_PRODUCT_RATING_STRUCTURE</w:t>
       </w:r>
+      <w:r>
+        <w:t xml:space="preserve">  [M2]</w:t>
+      </w:r>
+      <w:r>
+        <w:t xml:space="preserve">  [M2]</w:t>
+      </w:r>
     </w:p>
     <w:tbl>
       <w:tblPr>
@@ -11856,6 +12012,12 @@
       <w:r>
         <w:t xml:space="preserve">27. OPUS — SAT_PRODUCT_TERMS</w:t>
       </w:r>
+      <w:r>
+        <w:t xml:space="preserve">  [M2]</w:t>
+      </w:r>
+      <w:r>
+        <w:t xml:space="preserve">  [M2]</w:t>
+      </w:r>
     </w:p>
     <w:tbl>
       <w:tblPr>
@@ -12170,6 +12332,12 @@
       <w:r>
         <w:t xml:space="preserve">28. OPUS — SAT_PROPOSAL_UNDERWRITING</w:t>
       </w:r>
+      <w:r>
+        <w:t xml:space="preserve">  [M2]</w:t>
+      </w:r>
+      <w:r>
+        <w:t xml:space="preserve">  [M2]</w:t>
+      </w:r>
     </w:p>
     <w:tbl>
       <w:tblPr>
@@ -12484,6 +12652,12 @@
       <w:r>
         <w:t xml:space="preserve">29. OPUS — SAT_QUOTE_HEADER</w:t>
       </w:r>
+      <w:r>
+        <w:t xml:space="preserve">  [M2]</w:t>
+      </w:r>
+      <w:r>
+        <w:t xml:space="preserve">  [M2]</w:t>
+      </w:r>
     </w:p>
     <w:tbl>
       <w:tblPr>
@@ -12798,6 +12972,12 @@
       <w:r>
         <w:t xml:space="preserve">30. OPUS — SAT_RISK_MOTOR_DRIVER</w:t>
       </w:r>
+      <w:r>
+        <w:t xml:space="preserve">  [M2]</w:t>
+      </w:r>
+      <w:r>
+        <w:t xml:space="preserve">  [M2]</w:t>
+      </w:r>
     </w:p>
     <w:tbl>
       <w:tblPr>
@@ -13112,6 +13292,12 @@
       <w:r>
         <w:t xml:space="preserve">31. OPUS — SAT_RISK_MOTOR_VEHICLE</w:t>
       </w:r>
+      <w:r>
+        <w:t xml:space="preserve">  [M2]</w:t>
+      </w:r>
+      <w:r>
+        <w:t xml:space="preserve">  [M2]</w:t>
+      </w:r>
     </w:p>
     <w:tbl>
       <w:tblPr>
@@ -13426,6 +13612,12 @@
       <w:r>
         <w:t xml:space="preserve">32. OPUS — SAT_RISK_OBJECT_CORE</w:t>
       </w:r>
+      <w:r>
+        <w:t xml:space="preserve">  [M3]</w:t>
+      </w:r>
+      <w:r>
+        <w:t xml:space="preserve">  [M3]</w:t>
+      </w:r>
     </w:p>
     <w:tbl>
       <w:tblPr>
@@ -13740,6 +13932,12 @@
       <w:r>
         <w:t xml:space="preserve">33. OPUS — SAT_RISK_PERSON_INSURED</w:t>
       </w:r>
+      <w:r>
+        <w:t xml:space="preserve">  [M3]</w:t>
+      </w:r>
+      <w:r>
+        <w:t xml:space="preserve">  [M3]</w:t>
+      </w:r>
     </w:p>
     <w:tbl>
       <w:tblPr>
@@ -14054,6 +14252,12 @@
       <w:r>
         <w:t xml:space="preserve">34. OPUS — SAT_RISK_PERSON_TRAVEL</w:t>
       </w:r>
+      <w:r>
+        <w:t xml:space="preserve">  [M3]</w:t>
+      </w:r>
+      <w:r>
+        <w:t xml:space="preserve">  [M3]</w:t>
+      </w:r>
     </w:p>
     <w:tbl>
       <w:tblPr>
@@ -14368,6 +14572,12 @@
       <w:r>
         <w:t xml:space="preserve">35. OPUS — SAT_AUG_COMMON_COMMUNICATION_PREFERENCE</w:t>
       </w:r>
+      <w:r>
+        <w:t xml:space="preserve">  [M3]</w:t>
+      </w:r>
+      <w:r>
+        <w:t xml:space="preserve">  [M3]</w:t>
+      </w:r>
     </w:p>
     <w:tbl>
       <w:tblPr>
@@ -14682,6 +14892,12 @@
       <w:r>
         <w:t xml:space="preserve">36. OPUS — SAT_AUG_COVERAGE_DEFINITION</w:t>
       </w:r>
+      <w:r>
+        <w:t xml:space="preserve">  [M3]</w:t>
+      </w:r>
+      <w:r>
+        <w:t xml:space="preserve">  [M3]</w:t>
+      </w:r>
     </w:p>
     <w:tbl>
       <w:tblPr>
@@ -14996,6 +15212,12 @@
       <w:r>
         <w:t xml:space="preserve">37. OPUS — SAT_AUG_COVERAGE_LIMITS</w:t>
       </w:r>
+      <w:r>
+        <w:t xml:space="preserve">  [M3]</w:t>
+      </w:r>
+      <w:r>
+        <w:t xml:space="preserve">  [M3]</w:t>
+      </w:r>
     </w:p>
     <w:tbl>
       <w:tblPr>
@@ -15310,6 +15532,12 @@
       <w:r>
         <w:t xml:space="preserve">38. OPUS — SAT_AUG_COVERAGE_RATING</w:t>
       </w:r>
+      <w:r>
+        <w:t xml:space="preserve">  [M3]</w:t>
+      </w:r>
+      <w:r>
+        <w:t xml:space="preserve">  [M3]</w:t>
+      </w:r>
     </w:p>
     <w:tbl>
       <w:tblPr>
@@ -15624,6 +15852,12 @@
       <w:r>
         <w:t xml:space="preserve">39. OPUS — SAT_AUG_FINTXN_PREMIUM</w:t>
       </w:r>
+      <w:r>
+        <w:t xml:space="preserve">  [M3]</w:t>
+      </w:r>
+      <w:r>
+        <w:t xml:space="preserve">  [M3]</w:t>
+      </w:r>
     </w:p>
     <w:tbl>
       <w:tblPr>
@@ -15938,6 +16172,12 @@
       <w:r>
         <w:t xml:space="preserve">40. OPUS — SAT_AUG_LNK_PARTY_ROLE_CORE</w:t>
       </w:r>
+      <w:r>
+        <w:t xml:space="preserve">  [M3]</w:t>
+      </w:r>
+      <w:r>
+        <w:t xml:space="preserve">  [M3]</w:t>
+      </w:r>
     </w:p>
     <w:tbl>
       <w:tblPr>
@@ -16252,6 +16492,12 @@
       <w:r>
         <w:t xml:space="preserve">41. OPUS — SAT_AUG_LNK_ROLE_CUSTOMER</w:t>
       </w:r>
+      <w:r>
+        <w:t xml:space="preserve">  [M3]</w:t>
+      </w:r>
+      <w:r>
+        <w:t xml:space="preserve">  [M3]</w:t>
+      </w:r>
     </w:p>
     <w:tbl>
       <w:tblPr>
@@ -16566,6 +16812,12 @@
       <w:r>
         <w:t xml:space="preserve">42. OPUS — SAT_AUG_PARTY_BANKING</w:t>
       </w:r>
+      <w:r>
+        <w:t xml:space="preserve">  [M3]</w:t>
+      </w:r>
+      <w:r>
+        <w:t xml:space="preserve">  [M3]</w:t>
+      </w:r>
     </w:p>
     <w:tbl>
       <w:tblPr>
@@ -16880,6 +17132,12 @@
       <w:r>
         <w:t xml:space="preserve">43. OPUS — SAT_AUG_PARTY_EMPLOYMENT</w:t>
       </w:r>
+      <w:r>
+        <w:t xml:space="preserve">  [M3]</w:t>
+      </w:r>
+      <w:r>
+        <w:t xml:space="preserve">  [M3]</w:t>
+      </w:r>
     </w:p>
     <w:tbl>
       <w:tblPr>
@@ -17194,6 +17452,12 @@
       <w:r>
         <w:t xml:space="preserve">44. OPUS — SAT_AUG_PRODUCT_TERMS</w:t>
       </w:r>
+      <w:r>
+        <w:t xml:space="preserve">  [M3]</w:t>
+      </w:r>
+      <w:r>
+        <w:t xml:space="preserve">  [M3]</w:t>
+      </w:r>
     </w:p>
     <w:tbl>
       <w:tblPr>
@@ -17508,6 +17772,12 @@
       <w:r>
         <w:t xml:space="preserve">45. OPUS — SAT_AUG_RISK_PERSON_INSURED</w:t>
       </w:r>
+      <w:r>
+        <w:t xml:space="preserve">  [M3]</w:t>
+      </w:r>
+      <w:r>
+        <w:t xml:space="preserve">  [M3]</w:t>
+      </w:r>
     </w:p>
     <w:tbl>
       <w:tblPr>
@@ -17821,6 +18091,12 @@
       </w:pPr>
       <w:r>
         <w:t xml:space="preserve">46. OPUS — SAT_AUG_RISK_PERSON_TRAVEL</w:t>
+      </w:r>
+      <w:r>
+        <w:t xml:space="preserve">  [M3]</w:t>
+      </w:r>
+      <w:r>
+        <w:t xml:space="preserve">  [M3]</w:t>
       </w:r>
     </w:p>
     <w:tbl>
